--- a/phrase-report/Phrase-1/Phase_1_Progress_Report.docx
+++ b/phrase-report/Phrase-1/Phase_1_Progress_Report.docx
@@ -4,7 +4,7 @@
   <w:body>
     <w:p>
       <w:pPr>
-        <w:spacing w:before="480" w:after="80"/>
+        <w:spacing w:before="240" w:after="80"/>
         <w:jc w:val="center"/>
         <w:pBdr>
           <w:bottom w:val="single" w:sz="24" w:space="4" w:color="000000"/>
@@ -14,32 +14,30 @@
         <w:rPr>
           <w:rFonts w:ascii="Times New Roman" w:hAnsi="Times New Roman"/>
           <w:b/>
-          <w:color w:val="000000"/>
           <w:sz w:val="40"/>
         </w:rPr>
-        <w:t>MedVision AI: Phase 1 Progress &amp; Technical Report</w:t>
+        <w:t>PROGRESS REPORT 1: MEDVISION AI — INTELLIGENT RADIOLOGY CLINICAL DECISION SUPPORT PLATFORM</w:t>
       </w:r>
     </w:p>
     <w:p>
       <w:pPr>
-        <w:spacing w:before="80" w:after="360"/>
+        <w:spacing w:after="280"/>
         <w:jc w:val="center"/>
       </w:pPr>
       <w:r>
         <w:rPr>
           <w:rFonts w:ascii="Times New Roman" w:hAnsi="Times New Roman"/>
           <w:i/>
-          <w:color w:val="595959"/>
+          <w:color w:val="646464"/>
           <w:sz w:val="22"/>
         </w:rPr>
-        <w:t>An Explainable Deep Learning Clinical Decision Support Platform for Chest X-Ray Screening</w:t>
+        <w:t>An Explainable Deep Learning System for Chest X-Ray Pathology Screening, Zero-Leakage Benchmarking, and Out-of-Distribution External Validation</w:t>
       </w:r>
     </w:p>
     <w:tbl>
       <w:tblPr>
         <w:tblW w:type="auto" w:w="0"/>
         <w:jc w:val="left"/>
-        <w:tblLayout w:type="fixed"/>
         <w:tblLook w:firstColumn="1" w:firstRow="1" w:lastColumn="0" w:lastRow="0" w:noHBand="0" w:noVBand="1" w:val="04A0"/>
       </w:tblPr>
       <w:tblGrid>
@@ -54,15 +52,14 @@
             <w:tcW w:type="dxa" w:w="2340"/>
             <w:shd w:fill="F0F4F8"/>
             <w:tcMar>
-              <w:top w:w="120" w:type="dxa"/>
-              <w:bottom w:w="120" w:type="dxa"/>
-              <w:left w:w="160" w:type="dxa"/>
-              <w:right w:w="160" w:type="dxa"/>
+              <w:top w:w="100" w:type="dxa"/>
+              <w:bottom w:w="100" w:type="dxa"/>
+              <w:left w:w="100" w:type="dxa"/>
+              <w:right w:w="100" w:type="dxa"/>
             </w:tcMar>
           </w:tcPr>
           <w:p>
             <w:pPr>
-              <w:spacing w:after="0"/>
               <w:jc w:val="center"/>
             </w:pPr>
             <w:r>
@@ -72,17 +69,16 @@
                 <w:color w:val="646464"/>
                 <w:sz w:val="17"/>
               </w:rPr>
-              <w:t>PROJECT DOMAIN</w:t>
+              <w:t>PROJECT TITLE</w:t>
               <w:br/>
             </w:r>
             <w:r>
               <w:rPr>
                 <w:rFonts w:ascii="Times New Roman" w:hAnsi="Times New Roman"/>
                 <w:b/>
-                <w:color w:val="000000"/>
                 <w:sz w:val="20"/>
               </w:rPr>
-              <w:t>Medical AI &amp; Computer Vision</w:t>
+              <w:t>MedVision CDSS Platform</w:t>
             </w:r>
           </w:p>
         </w:tc>
@@ -91,15 +87,14 @@
             <w:tcW w:type="dxa" w:w="2340"/>
             <w:shd w:fill="F0F4F8"/>
             <w:tcMar>
-              <w:top w:w="120" w:type="dxa"/>
-              <w:bottom w:w="120" w:type="dxa"/>
-              <w:left w:w="160" w:type="dxa"/>
-              <w:right w:w="160" w:type="dxa"/>
+              <w:top w:w="100" w:type="dxa"/>
+              <w:bottom w:w="100" w:type="dxa"/>
+              <w:left w:w="100" w:type="dxa"/>
+              <w:right w:w="100" w:type="dxa"/>
             </w:tcMar>
           </w:tcPr>
           <w:p>
             <w:pPr>
-              <w:spacing w:after="0"/>
               <w:jc w:val="center"/>
             </w:pPr>
             <w:r>
@@ -109,17 +104,16 @@
                 <w:color w:val="646464"/>
                 <w:sz w:val="17"/>
               </w:rPr>
-              <w:t>HARDWARE PLATFORM</w:t>
+              <w:t>AUTHOR / INSTITUTION</w:t>
               <w:br/>
             </w:r>
             <w:r>
               <w:rPr>
                 <w:rFonts w:ascii="Times New Roman" w:hAnsi="Times New Roman"/>
                 <w:b/>
-                <w:color w:val="000000"/>
                 <w:sz w:val="20"/>
               </w:rPr>
-              <w:t>NVIDIA RTX 5050 Laptop GPU (CUDA 12.8)</w:t>
+              <w:t>Graduation Thesis Candidate</w:t>
             </w:r>
           </w:p>
         </w:tc>
@@ -128,15 +122,14 @@
             <w:tcW w:type="dxa" w:w="2340"/>
             <w:shd w:fill="F0F4F8"/>
             <w:tcMar>
-              <w:top w:w="120" w:type="dxa"/>
-              <w:bottom w:w="120" w:type="dxa"/>
-              <w:left w:w="160" w:type="dxa"/>
-              <w:right w:w="160" w:type="dxa"/>
+              <w:top w:w="100" w:type="dxa"/>
+              <w:bottom w:w="100" w:type="dxa"/>
+              <w:left w:w="100" w:type="dxa"/>
+              <w:right w:w="100" w:type="dxa"/>
             </w:tcMar>
           </w:tcPr>
           <w:p>
             <w:pPr>
-              <w:spacing w:after="0"/>
               <w:jc w:val="center"/>
             </w:pPr>
             <w:r>
@@ -146,17 +139,16 @@
                 <w:color w:val="646464"/>
                 <w:sz w:val="17"/>
               </w:rPr>
-              <w:t>AUDIT STATUS</w:t>
+              <w:t>EXECUTION ENVIRONMENT</w:t>
               <w:br/>
             </w:r>
             <w:r>
               <w:rPr>
                 <w:rFonts w:ascii="Times New Roman" w:hAnsi="Times New Roman"/>
                 <w:b/>
-                <w:color w:val="000000"/>
                 <w:sz w:val="20"/>
               </w:rPr>
-              <w:t>100% Zero Patient Leakage (PASS)</w:t>
+              <w:t>PyTorch 2.12 + RTX 5050 GPU</w:t>
             </w:r>
           </w:p>
         </w:tc>
@@ -165,15 +157,14 @@
             <w:tcW w:type="dxa" w:w="2340"/>
             <w:shd w:fill="F0F4F8"/>
             <w:tcMar>
-              <w:top w:w="120" w:type="dxa"/>
-              <w:bottom w:w="120" w:type="dxa"/>
-              <w:left w:w="160" w:type="dxa"/>
-              <w:right w:w="160" w:type="dxa"/>
+              <w:top w:w="100" w:type="dxa"/>
+              <w:bottom w:w="100" w:type="dxa"/>
+              <w:left w:w="100" w:type="dxa"/>
+              <w:right w:w="100" w:type="dxa"/>
             </w:tcMar>
           </w:tcPr>
           <w:p>
             <w:pPr>
-              <w:spacing w:after="0"/>
               <w:jc w:val="center"/>
             </w:pPr>
             <w:r>
@@ -183,9 +174,58 @@
                 <w:color w:val="646464"/>
                 <w:sz w:val="17"/>
               </w:rPr>
-              <w:t>PHASE TARGET</w:t>
+              <w:t>REPORT PHASE</w:t>
               <w:br/>
             </w:r>
+            <w:r>
+              <w:rPr>
+                <w:rFonts w:ascii="Times New Roman" w:hAnsi="Times New Roman"/>
+                <w:b/>
+                <w:sz w:val="20"/>
+              </w:rPr>
+              <w:t>Phase 1 Progress Report</w:t>
+            </w:r>
+          </w:p>
+        </w:tc>
+      </w:tr>
+    </w:tbl>
+    <w:p>
+      <w:pPr>
+        <w:spacing w:after="240"/>
+      </w:pPr>
+    </w:p>
+    <w:tbl>
+      <w:tblPr>
+        <w:tblW w:type="auto" w:w="0"/>
+        <w:jc w:val="left"/>
+        <w:tblLook w:firstColumn="1" w:firstRow="1" w:lastColumn="0" w:lastRow="0" w:noHBand="0" w:noVBand="1" w:val="04A0"/>
+      </w:tblPr>
+      <w:tblGrid>
+        <w:gridCol w:w="9360"/>
+      </w:tblGrid>
+      <w:tr>
+        <w:tc>
+          <w:tcPr>
+            <w:tcW w:type="dxa" w:w="9360"/>
+            <w:shd w:fill="F9F9F9"/>
+            <w:tcMar>
+              <w:top w:w="140" w:type="dxa"/>
+              <w:bottom w:w="140" w:type="dxa"/>
+              <w:left w:w="200" w:type="dxa"/>
+              <w:right w:w="200" w:type="dxa"/>
+            </w:tcMar>
+            <w:tcBorders>
+              <w:left w:val="single" w:sz="28" w:space="0" w:color="000000"/>
+              <w:top w:val="none"/>
+              <w:right w:val="none"/>
+              <w:bottom w:val="none"/>
+            </w:tcBorders>
+          </w:tcPr>
+          <w:p>
+            <w:pPr>
+              <w:spacing w:line="276" w:lineRule="auto" w:after="40"/>
+              <w:jc w:val="both"/>
+            </w:pPr>
             <w:r>
               <w:rPr>
                 <w:rFonts w:ascii="Times New Roman" w:hAnsi="Times New Roman"/>
@@ -193,20 +233,33 @@
                 <w:color w:val="000000"/>
                 <w:sz w:val="20"/>
               </w:rPr>
-              <w:t>Phase 1 Execution &amp; Benchmarking</w:t>
+              <w:t xml:space="preserve">★ EXECUTIVE PROGRESS SUMMARY: </w:t>
+            </w:r>
+            <w:r>
+              <w:rPr>
+                <w:rFonts w:ascii="Times New Roman" w:hAnsi="Times New Roman"/>
+                <w:i/>
+                <w:color w:val="000000"/>
+                <w:sz w:val="20"/>
+              </w:rPr>
+              <w:t>This Progress Report 1 documents the complete theoretical design, data pipeline hygiene, zero-leakage patient-level partitioning, multi-backbone benchmarking, classical machine learning baseline, Grad-CAM explainability module, interactive 4-tab Streamlit web application, and empirical verification audit for MedVision AI. Across 6,900 deduplicated medical X-ray scans, our deep transfer learning models (ResNet-18, DenseNet-121, EfficientNet-B0) achieved superior internal test performance (Macro AUC &gt; 0.95, Macro F1 &gt; 84%). On a 100% held-out out-of-distribution external test set (Montgomery County, USA), DenseNet-121 demonstrated robust feature retention with an External AUC of 0.8296 ± 0.0613, vastly outperforming traditional handcrafted HOG+SVM features (External AUC 0.6052). All data partitions and evaluation code have passed a 100% automated scientific integrity audit.</w:t>
             </w:r>
           </w:p>
         </w:tc>
       </w:tr>
     </w:tbl>
-    <w:p/>
+    <w:p>
+      <w:pPr>
+        <w:spacing w:after="80"/>
+      </w:pPr>
+    </w:p>
     <w:p>
       <w:pPr>
         <w:pStyle w:val="Heading1"/>
         <w:keepNext/>
         <w:spacing w:before="360" w:after="160"/>
         <w:pBdr>
-          <w:bottom w:val="single" w:sz="12" w:space="4" w:color="000000"/>
+          <w:bottom w:val="single" w:sz="16" w:space="4" w:color="000000"/>
         </w:pBdr>
       </w:pPr>
       <w:r>
@@ -216,16 +269,38 @@
           <w:color w:val="000000"/>
           <w:sz w:val="32"/>
         </w:rPr>
-        <w:t>1. Executive Summary &amp; Project Objectives</w:t>
+        <w:t>1. Introduction and Clinical Problem Formulation</w:t>
       </w:r>
     </w:p>
     <w:p>
+      <w:pPr>
+        <w:pStyle w:val="Heading2"/>
+        <w:keepNext/>
+        <w:spacing w:before="280" w:after="120"/>
+      </w:pPr>
       <w:r>
         <w:rPr>
           <w:rFonts w:ascii="Times New Roman" w:hAnsi="Times New Roman"/>
+          <w:b/>
+          <w:color w:val="000000"/>
+          <w:sz w:val="26"/>
+        </w:rPr>
+        <w:t>1.1 Clinical Background and Healthcare Need</w:t>
+      </w:r>
+    </w:p>
+    <w:p>
+      <w:pPr>
+        <w:spacing w:line="276" w:lineRule="auto" w:after="120"/>
+        <w:jc w:val="both"/>
+      </w:pPr>
+      <w:r>
+        <w:rPr>
+          <w:rFonts w:ascii="Times New Roman" w:hAnsi="Times New Roman"/>
+          <w:b w:val="0"/>
+          <w:i w:val="0"/>
           <w:sz w:val="22"/>
         </w:rPr>
-        <w:t xml:space="preserve">Chest radiography (X-ray) remains the primary diagnostic imaging modality worldwide for diagnosing acute pulmonary pathologies such as bacterial pneumonia, viral pneumonia, and pulmonary tuberculosis (TB). In primary-care facilities across developing regions, the shortage of certified radiologists creates significant diagnostic backlogs, delaying critical therapeutic interventions </w:t>
+        <w:t>Chest radiography (X-ray) represents the single most frequently requested diagnostic imaging modality worldwide. In primary care clinics, emergency departments, and rural medical centers, rapid interpretation of chest X-rays is critical for detecting life-threatening thoracic diseases, including bacterial pneumonia, viral pneumonia, and pulmonary tuberculosis (TB). However, in many developing regions and underserved community hospitals, the severe shortage of certified radiologists results in delayed diagnoses, treatment bottlenecks, and increased patient mortality (</w:t>
       </w:r>
       <w:r>
         <w:rPr>
@@ -233,116 +308,250 @@
           <w:sz w:val="22"/>
           <w:u w:val="single"/>
         </w:rPr>
-        <w:t>(Kermany et al., 2018; Jaeger et al., 2014)</w:t>
+        <w:t>Wang et al., 2022</w:t>
       </w:r>
       <w:r>
         <w:rPr>
           <w:rFonts w:ascii="Times New Roman" w:hAnsi="Times New Roman"/>
           <w:sz w:val="22"/>
         </w:rPr>
-        <w:t>. Artificial intelligence (AI) systems powered by deep convolutional neural networks offer automated screening capabilities; however, clinical deployment is severely constrained by three pervasive pitfalls: data leakage across train-test splits, over-reliance on single-center public datasets without out-of-distribution external validation, and uninterpretable black-box decision models.</w:t>
+        <w:t>).</w:t>
       </w:r>
     </w:p>
     <w:p>
+      <w:pPr>
+        <w:spacing w:line="276" w:lineRule="auto" w:after="120"/>
+        <w:jc w:val="both"/>
+      </w:pPr>
+      <w:r>
+        <w:rPr>
+          <w:rFonts w:ascii="Times New Roman" w:hAnsi="Times New Roman"/>
+          <w:b w:val="0"/>
+          <w:i w:val="0"/>
+          <w:sz w:val="22"/>
+        </w:rPr>
+        <w:t>Automated Clinical Decision Support Systems (CDSS) powered by deep learning offer a promising solution by triaging chest radiographies, providing rapid preliminary predictions, and alerting attending physicians to urgent abnormal opacities. However, despite high reported nominal accuracies in literature, clinical adoption of medical AI models remains severely constrained by significant methodological flaws.</w:t>
+      </w:r>
+    </w:p>
+    <w:p>
+      <w:pPr>
+        <w:pStyle w:val="Heading2"/>
+        <w:keepNext/>
+        <w:spacing w:before="280" w:after="120"/>
+      </w:pPr>
+      <w:r>
+        <w:rPr>
+          <w:rFonts w:ascii="Times New Roman" w:hAnsi="Times New Roman"/>
+          <w:b/>
+          <w:color w:val="000000"/>
+          <w:sz w:val="26"/>
+        </w:rPr>
+        <w:t>1.2 Methodological Gaps in Medical AI Literature</w:t>
+      </w:r>
+    </w:p>
+    <w:p>
+      <w:pPr>
+        <w:spacing w:line="276" w:lineRule="auto" w:after="120"/>
+        <w:jc w:val="both"/>
+      </w:pPr>
+      <w:r>
+        <w:rPr>
+          <w:rFonts w:ascii="Times New Roman" w:hAnsi="Times New Roman"/>
+          <w:b w:val="0"/>
+          <w:i w:val="0"/>
+          <w:sz w:val="22"/>
+        </w:rPr>
+        <w:t>A rigorous survey of recent medical imaging publications reveals three primary flaws that invalidate many published benchmarks:</w:t>
+      </w:r>
+    </w:p>
+    <w:p>
+      <w:pPr>
+        <w:spacing w:line="276" w:lineRule="auto" w:after="120"/>
+        <w:jc w:val="both"/>
+      </w:pPr>
+      <w:r>
+        <w:rPr>
+          <w:rFonts w:ascii="Times New Roman" w:hAnsi="Times New Roman"/>
+          <w:b w:val="0"/>
+          <w:i w:val="0"/>
+          <w:sz w:val="22"/>
+        </w:rPr>
+        <w:t>1. Data Leakage across Splits: Many studies execute random image-level splitting instead of patient-level partitioning. When multiple radiographies from the same patient appear in both training and test sets, deep neural networks memorize patient-specific anatomical signatures rather than pathological features, resulting in artificially inflated test metrics (</w:t>
+      </w:r>
       <w:r>
         <w:rPr>
           <w:rFonts w:ascii="Times New Roman" w:hAnsi="Times New Roman"/>
           <w:sz w:val="22"/>
+          <w:u w:val="single"/>
         </w:rPr>
-        <w:t xml:space="preserve">To address these fundamental limitations, the </w:t>
+        <w:t>Kermany et al., 2018</w:t>
       </w:r>
       <w:r>
         <w:rPr>
           <w:rFonts w:ascii="Times New Roman" w:hAnsi="Times New Roman"/>
           <w:sz w:val="22"/>
         </w:rPr>
-        <w:t>MedVision AI Platform</w:t>
+        <w:t>).</w:t>
+      </w:r>
+    </w:p>
+    <w:p>
+      <w:pPr>
+        <w:spacing w:line="276" w:lineRule="auto" w:after="120"/>
+        <w:jc w:val="both"/>
+      </w:pPr>
+      <w:r>
+        <w:rPr>
+          <w:rFonts w:ascii="Times New Roman" w:hAnsi="Times New Roman"/>
+          <w:b w:val="0"/>
+          <w:i w:val="0"/>
+          <w:sz w:val="22"/>
+        </w:rPr>
+        <w:t>2. Lack of Out-of-Distribution External Validation: Medical AI models are rarely evaluated on independent, unseen datasets acquired from different hospital sites, scanner manufacturers, or geographic populations. Models trained on single-center data suffer catastrophic performance drops when deployed in real-world clinical environments (</w:t>
+      </w:r>
+      <w:r>
+        <w:rPr>
+          <w:rFonts w:ascii="Times New Roman" w:hAnsi="Times New Roman"/>
+          <w:sz w:val="22"/>
+          <w:u w:val="single"/>
+        </w:rPr>
+        <w:t>Jaeger et al., 2014</w:t>
       </w:r>
       <w:r>
         <w:rPr>
           <w:rFonts w:ascii="Times New Roman" w:hAnsi="Times New Roman"/>
           <w:sz w:val="22"/>
         </w:rPr>
-        <w:t xml:space="preserve"> has been designed as an end-to-end Explainable Clinical AI Decision Support System (CDSS). Rather than operating as a simple monolithic image classifier, MedVision AI integrates medical image ingestion (DICOM </w:t>
+        <w:t>).</w:t>
       </w:r>
+    </w:p>
+    <w:p>
+      <w:pPr>
+        <w:spacing w:line="276" w:lineRule="auto" w:after="120"/>
+        <w:jc w:val="both"/>
+      </w:pPr>
       <w:r>
         <w:rPr>
           <w:rFonts w:ascii="Times New Roman" w:hAnsi="Times New Roman"/>
+          <w:b w:val="0"/>
+          <w:i w:val="0"/>
           <w:sz w:val="22"/>
         </w:rPr>
-        <w:t>.dcm</w:t>
+        <w:t>3. Black-Box Decision Making: Traditional classifiers provide isolated probability scores without visual spatial explanations, preventing clinicians from verifying whether the model is attending to actual lung pathologies or confounding background artifacts.</w:t>
       </w:r>
+    </w:p>
+    <w:p>
+      <w:pPr>
+        <w:pStyle w:val="Heading2"/>
+        <w:keepNext/>
+        <w:spacing w:before="280" w:after="120"/>
+      </w:pPr>
       <w:r>
         <w:rPr>
           <w:rFonts w:ascii="Times New Roman" w:hAnsi="Times New Roman"/>
+          <w:b/>
+          <w:color w:val="000000"/>
+          <w:sz w:val="26"/>
+        </w:rPr>
+        <w:t>1.3 Objectives and Core Scope of MedVision AI</w:t>
+      </w:r>
+    </w:p>
+    <w:p>
+      <w:pPr>
+        <w:spacing w:line="276" w:lineRule="auto" w:after="120"/>
+        <w:jc w:val="both"/>
+      </w:pPr>
+      <w:r>
+        <w:rPr>
+          <w:rFonts w:ascii="Times New Roman" w:hAnsi="Times New Roman"/>
+          <w:b w:val="0"/>
+          <w:i w:val="0"/>
           <w:sz w:val="22"/>
         </w:rPr>
-        <w:t>, JPEG, PNG), contrast enhancement (CLAHE), multi-backbone deep transfer learning (DenseNet-121, ResNet-18, EfficientNet-B0), visual explainability via Gradient-weighted Class Activation Mapping (Grad-CAM), clinical triage priority scoring (Red/Yellow/Green alerts), interactive hospital analytics dashboards (Plotly), and automated 1-click PDF diagnostic report generation.</w:t>
+        <w:t>To resolve these critical gaps, the MedVision AI platform is built around five core research and engineering objectives:</w:t>
       </w:r>
     </w:p>
-    <w:tbl>
-      <w:tblPr>
-        <w:tblW w:type="auto" w:w="0"/>
-        <w:jc w:val="left"/>
-        <w:tblLayout w:type="fixed"/>
-        <w:tblLook w:firstColumn="1" w:firstRow="1" w:lastColumn="0" w:lastRow="0" w:noHBand="0" w:noVBand="1" w:val="04A0"/>
-      </w:tblPr>
-      <w:tblGrid>
-        <w:gridCol w:w="9360"/>
-      </w:tblGrid>
-      <w:tr>
-        <w:tc>
-          <w:tcPr>
-            <w:tcW w:type="dxa" w:w="9360"/>
-            <w:tcMar>
-              <w:top w:w="140" w:type="dxa"/>
-              <w:bottom w:w="140" w:type="dxa"/>
-              <w:left w:w="240" w:type="dxa"/>
-              <w:right w:w="240" w:type="dxa"/>
-            </w:tcMar>
-            <w:shd w:fill="F9F9F9"/>
-            <w:tcBorders>
-              <w:top w:val="none"/>
-              <w:left w:val="single" w:sz="28" w:space="0" w:color="000000"/>
-              <w:bottom w:val="none"/>
-              <w:right w:val="none"/>
-            </w:tcBorders>
-          </w:tcPr>
-          <w:p>
-            <w:pPr>
-              <w:spacing w:after="0"/>
-            </w:pPr>
-            <w:r>
-              <w:rPr>
-                <w:rFonts w:ascii="Times New Roman" w:hAnsi="Times New Roman"/>
-                <w:b/>
-                <w:color w:val="000000"/>
-                <w:sz w:val="20"/>
-              </w:rPr>
-              <w:t>★ CORE RESEARCH CONTRIBUTION:</w:t>
-              <w:br/>
-            </w:r>
-            <w:r>
-              <w:rPr>
-                <w:rFonts w:ascii="Times New Roman" w:hAnsi="Times New Roman"/>
-                <w:i/>
-                <w:color w:val="1E1E1E"/>
-                <w:sz w:val="20"/>
-              </w:rPr>
-              <w:t>The primary contribution of this research is a reproducible, zero-leakage, and externally validated benchmark for multi-class chest X-ray screening. Data partitioning is strictly executed at the patient level (GroupShuffleSplit on patient_id), completely isolating out-of-distribution external datasets (Montgomery County, USA) to evaluate true cross-institutional generalization capacity.</w:t>
-            </w:r>
-          </w:p>
-        </w:tc>
-      </w:tr>
-    </w:tbl>
-    <w:p/>
+    <w:p>
+      <w:pPr>
+        <w:spacing w:line="276" w:lineRule="auto" w:after="120"/>
+        <w:jc w:val="both"/>
+      </w:pPr>
+      <w:r>
+        <w:rPr>
+          <w:rFonts w:ascii="Times New Roman" w:hAnsi="Times New Roman"/>
+          <w:b w:val="0"/>
+          <w:i w:val="0"/>
+          <w:sz w:val="22"/>
+        </w:rPr>
+        <w:t>• Reproducible Multi-Class Pathology Benchmark: Multi-seed evaluation of 4 classes (Normal, Bacterial Pneumonia, Viral Pneumonia, Tuberculosis) across three pre-trained convolutional backbones (ResNet-18, DenseNet-121, EfficientNet-B0).</w:t>
+      </w:r>
+    </w:p>
+    <w:p>
+      <w:pPr>
+        <w:spacing w:line="276" w:lineRule="auto" w:after="120"/>
+        <w:jc w:val="both"/>
+      </w:pPr>
+      <w:r>
+        <w:rPr>
+          <w:rFonts w:ascii="Times New Roman" w:hAnsi="Times New Roman"/>
+          <w:b w:val="0"/>
+          <w:i w:val="0"/>
+          <w:sz w:val="22"/>
+        </w:rPr>
+        <w:t>• Strict Zero-Leakage Patient Partitioning: Executing GroupShuffleSplit on patient IDs with MD5 hash checksum deduplication and automated assertion verification.</w:t>
+      </w:r>
+    </w:p>
+    <w:p>
+      <w:pPr>
+        <w:spacing w:line="276" w:lineRule="auto" w:after="120"/>
+        <w:jc w:val="both"/>
+      </w:pPr>
+      <w:r>
+        <w:rPr>
+          <w:rFonts w:ascii="Times New Roman" w:hAnsi="Times New Roman"/>
+          <w:b w:val="0"/>
+          <w:i w:val="0"/>
+          <w:sz w:val="22"/>
+        </w:rPr>
+        <w:t>• Classical Machine Learning Baseline: Implementing handcrafted HOG feature extraction coupled with Support Vector Machines (SVM) to satisfy theoretical thesis requirements.</w:t>
+      </w:r>
+    </w:p>
+    <w:p>
+      <w:pPr>
+        <w:spacing w:line="276" w:lineRule="auto" w:after="120"/>
+        <w:jc w:val="both"/>
+      </w:pPr>
+      <w:r>
+        <w:rPr>
+          <w:rFonts w:ascii="Times New Roman" w:hAnsi="Times New Roman"/>
+          <w:b w:val="0"/>
+          <w:i w:val="0"/>
+          <w:sz w:val="22"/>
+        </w:rPr>
+        <w:t>• Explainable AI (Grad-CAM): Visualizing spatial attention heatmaps overlaid on target convolutional layers (denseblock4) for pathological verification.</w:t>
+      </w:r>
+    </w:p>
+    <w:p>
+      <w:pPr>
+        <w:spacing w:line="276" w:lineRule="auto" w:after="120"/>
+        <w:jc w:val="both"/>
+      </w:pPr>
+      <w:r>
+        <w:rPr>
+          <w:rFonts w:ascii="Times New Roman" w:hAnsi="Times New Roman"/>
+          <w:b w:val="0"/>
+          <w:i w:val="0"/>
+          <w:sz w:val="22"/>
+        </w:rPr>
+        <w:t>• Production-Grade Interactive Platform: Building a 4-tab Streamlit web application supporting DICOM (.dcm) files, CLAHE contrast filters, Plotly hospital analytics, priority triage banners, and 1-click PDF diagnostic report exports.</w:t>
+      </w:r>
+    </w:p>
     <w:p>
       <w:pPr>
         <w:pStyle w:val="Heading1"/>
         <w:keepNext/>
         <w:spacing w:before="360" w:after="160"/>
         <w:pBdr>
-          <w:bottom w:val="single" w:sz="12" w:space="4" w:color="000000"/>
+          <w:bottom w:val="single" w:sz="16" w:space="4" w:color="000000"/>
         </w:pBdr>
       </w:pPr>
       <w:r>
@@ -352,14 +561,14 @@
           <w:color w:val="000000"/>
           <w:sz w:val="32"/>
         </w:rPr>
-        <w:t>2. System Architecture &amp; Medical Data Pipeline</w:t>
+        <w:t>2. Theoretical and Algorithmic Foundation</w:t>
       </w:r>
     </w:p>
     <w:p>
       <w:pPr>
         <w:pStyle w:val="Heading2"/>
         <w:keepNext/>
-        <w:spacing w:before="240" w:after="120"/>
+        <w:spacing w:before="280" w:after="120"/>
       </w:pPr>
       <w:r>
         <w:rPr>
@@ -368,61 +577,22 @@
           <w:color w:val="000000"/>
           <w:sz w:val="26"/>
         </w:rPr>
-        <w:t>2.1 Data Acquisition and MD5 Hash Deduplication</w:t>
+        <w:t>2.1 Convolutional Neural Networks and Transfer Learning</w:t>
       </w:r>
     </w:p>
     <w:p>
+      <w:pPr>
+        <w:spacing w:line="276" w:lineRule="auto" w:after="120"/>
+        <w:jc w:val="both"/>
+      </w:pPr>
       <w:r>
         <w:rPr>
           <w:rFonts w:ascii="Times New Roman" w:hAnsi="Times New Roman"/>
+          <w:b w:val="0"/>
+          <w:i w:val="0"/>
           <w:sz w:val="22"/>
         </w:rPr>
-        <w:t xml:space="preserve">The data pipeline incorporates images from multiple public medical repositories representing diverse patient demographics: Kermany Pediatric Pneumonia Dataset </w:t>
-      </w:r>
-      <w:r>
-        <w:rPr>
-          <w:rFonts w:ascii="Times New Roman" w:hAnsi="Times New Roman"/>
-          <w:sz w:val="22"/>
-          <w:u w:val="single"/>
-        </w:rPr>
-        <w:t>(Kermany et al., 2018)</w:t>
-      </w:r>
-      <w:r>
-        <w:rPr>
-          <w:rFonts w:ascii="Times New Roman" w:hAnsi="Times New Roman"/>
-          <w:sz w:val="22"/>
-        </w:rPr>
-        <w:t xml:space="preserve">, Shenzhen Hospital Chest X-ray Dataset </w:t>
-      </w:r>
-      <w:r>
-        <w:rPr>
-          <w:rFonts w:ascii="Times New Roman" w:hAnsi="Times New Roman"/>
-          <w:sz w:val="22"/>
-          <w:u w:val="single"/>
-        </w:rPr>
-        <w:t>(Jaeger et al., 2014)</w:t>
-      </w:r>
-      <w:r>
-        <w:rPr>
-          <w:rFonts w:ascii="Times New Roman" w:hAnsi="Times New Roman"/>
-          <w:sz w:val="22"/>
-        </w:rPr>
-        <w:t xml:space="preserve">, and Montgomery County Chest X-ray Set </w:t>
-      </w:r>
-      <w:r>
-        <w:rPr>
-          <w:rFonts w:ascii="Times New Roman" w:hAnsi="Times New Roman"/>
-          <w:sz w:val="22"/>
-          <w:u w:val="single"/>
-        </w:rPr>
-        <w:t>(Candemir et al., 2014)</w:t>
-      </w:r>
-      <w:r>
-        <w:rPr>
-          <w:rFonts w:ascii="Times New Roman" w:hAnsi="Times New Roman"/>
-          <w:sz w:val="22"/>
-        </w:rPr>
-        <w:t>. Before dataset splitting, all 12,788 raw image files were audited using MD5 content checksum hashing. A total of 5,888 exact duplicate scans were identified and removed, yielding a deduplicated manifest of 6,900 unique images.</w:t>
+        <w:t>Deep Convolutional Neural Networks (CNNs) construct hierarchical spatial feature representations directly from raw pixel intensity matrices. Given an input radiography tensor X in R^(C x H x W), a spatial convolution operation with kernel K in R^(C x k_h x k_w) is defined mathematically as:</w:t>
       </w:r>
     </w:p>
     <w:tbl>
@@ -432,17 +602,25 @@
         <w:tblLook w:firstColumn="1" w:firstRow="1" w:lastColumn="0" w:lastRow="0" w:noHBand="0" w:noVBand="1" w:val="04A0"/>
       </w:tblPr>
       <w:tblGrid>
-        <w:gridCol w:w="1872"/>
-        <w:gridCol w:w="1872"/>
-        <w:gridCol w:w="1872"/>
-        <w:gridCol w:w="1872"/>
-        <w:gridCol w:w="1872"/>
+        <w:gridCol w:w="4680"/>
+        <w:gridCol w:w="4680"/>
       </w:tblGrid>
       <w:tr>
         <w:tc>
           <w:tcPr>
-            <w:tcW w:type="dxa" w:w="2592"/>
-            <w:shd w:fill="E6E6E6"/>
+            <w:tcW w:type="dxa" w:w="8208"/>
+            <w:tcBorders>
+              <w:left w:val="none"/>
+              <w:top w:val="none"/>
+              <w:right w:val="none"/>
+              <w:bottom w:val="none"/>
+            </w:tcBorders>
+            <w:tcMar>
+              <w:top w:w="40" w:type="dxa"/>
+              <w:bottom w:w="40" w:type="dxa"/>
+              <w:left w:w="40" w:type="dxa"/>
+              <w:right w:w="40" w:type="dxa"/>
+            </w:tcMar>
           </w:tcPr>
           <w:p>
             <w:pPr>
@@ -452,18 +630,154 @@
             <w:r>
               <w:rPr>
                 <w:rFonts w:ascii="Times New Roman" w:hAnsi="Times New Roman"/>
-                <w:b/>
-                <w:color w:val="000000"/>
-                <w:sz w:val="19"/>
+                <w:i/>
+                <w:sz w:val="22"/>
               </w:rPr>
-              <w:t>Raw Source Repository</w:t>
+              <w:t>Y(i, j) = sum_c sum_m sum_n X(c, i+m, j+n) . K(c, m, n) + b</w:t>
             </w:r>
           </w:p>
         </w:tc>
         <w:tc>
           <w:tcPr>
-            <w:tcW w:type="dxa" w:w="1728"/>
-            <w:shd w:fill="E6E6E6"/>
+            <w:tcW w:type="dxa" w:w="1152"/>
+            <w:tcBorders>
+              <w:left w:val="none"/>
+              <w:top w:val="none"/>
+              <w:right w:val="none"/>
+              <w:bottom w:val="none"/>
+            </w:tcBorders>
+            <w:tcMar>
+              <w:top w:w="40" w:type="dxa"/>
+              <w:bottom w:w="40" w:type="dxa"/>
+              <w:left w:w="40" w:type="dxa"/>
+              <w:right w:w="40" w:type="dxa"/>
+            </w:tcMar>
+          </w:tcPr>
+          <w:p>
+            <w:pPr>
+              <w:spacing w:after="40"/>
+              <w:jc w:val="right"/>
+            </w:pPr>
+            <w:r>
+              <w:rPr>
+                <w:rFonts w:ascii="Times New Roman" w:hAnsi="Times New Roman"/>
+                <w:sz w:val="20"/>
+              </w:rPr>
+              <w:t>(2.1)</w:t>
+            </w:r>
+          </w:p>
+        </w:tc>
+      </w:tr>
+    </w:tbl>
+    <w:p>
+      <w:pPr>
+        <w:spacing w:after="80"/>
+      </w:pPr>
+    </w:p>
+    <w:p>
+      <w:pPr>
+        <w:spacing w:line="276" w:lineRule="auto" w:after="120"/>
+        <w:jc w:val="both"/>
+      </w:pPr>
+      <w:r>
+        <w:rPr>
+          <w:rFonts w:ascii="Times New Roman" w:hAnsi="Times New Roman"/>
+          <w:b w:val="0"/>
+          <w:i w:val="0"/>
+          <w:sz w:val="22"/>
+        </w:rPr>
+        <w:t>In medical imaging tasks with limited annotated scans, training deep networks from scratch causes severe overfitting. Transfer learning leverages pre-trained ImageNet representations, fine-tuning feature extraction backbones to recognize subtle pulmonary consolidations and reticular opacities (</w:t>
+      </w:r>
+      <w:r>
+        <w:rPr>
+          <w:rFonts w:ascii="Times New Roman" w:hAnsi="Times New Roman"/>
+          <w:sz w:val="22"/>
+          <w:u w:val="single"/>
+        </w:rPr>
+        <w:t>He et al., 2016</w:t>
+      </w:r>
+      <w:r>
+        <w:rPr>
+          <w:rFonts w:ascii="Times New Roman" w:hAnsi="Times New Roman"/>
+          <w:sz w:val="22"/>
+        </w:rPr>
+        <w:t>).</w:t>
+      </w:r>
+    </w:p>
+    <w:p>
+      <w:pPr>
+        <w:pStyle w:val="Heading2"/>
+        <w:keepNext/>
+        <w:spacing w:before="280" w:after="120"/>
+      </w:pPr>
+      <w:r>
+        <w:rPr>
+          <w:rFonts w:ascii="Times New Roman" w:hAnsi="Times New Roman"/>
+          <w:b/>
+          <w:color w:val="000000"/>
+          <w:sz w:val="26"/>
+        </w:rPr>
+        <w:t>2.2 Deep Feature Backbones Formulation</w:t>
+      </w:r>
+    </w:p>
+    <w:p>
+      <w:pPr>
+        <w:pStyle w:val="Heading3"/>
+        <w:keepNext/>
+        <w:spacing w:before="200" w:after="80"/>
+      </w:pPr>
+      <w:r>
+        <w:rPr>
+          <w:rFonts w:ascii="Times New Roman" w:hAnsi="Times New Roman"/>
+          <w:b/>
+          <w:i/>
+          <w:color w:val="000000"/>
+          <w:sz w:val="22"/>
+        </w:rPr>
+        <w:t>2.2.1 ResNet-18 (Residual Learning)</w:t>
+      </w:r>
+    </w:p>
+    <w:p>
+      <w:pPr>
+        <w:spacing w:line="276" w:lineRule="auto" w:after="120"/>
+        <w:jc w:val="both"/>
+      </w:pPr>
+      <w:r>
+        <w:rPr>
+          <w:rFonts w:ascii="Times New Roman" w:hAnsi="Times New Roman"/>
+          <w:b w:val="0"/>
+          <w:i w:val="0"/>
+          <w:sz w:val="22"/>
+        </w:rPr>
+        <w:t>Residual Networks introduce shortcut skip connections to solve the vanishing gradient problem in deep architectures. The residual block transformation is expressed as:</w:t>
+      </w:r>
+    </w:p>
+    <w:tbl>
+      <w:tblPr>
+        <w:tblW w:type="auto" w:w="0"/>
+        <w:jc w:val="left"/>
+        <w:tblLook w:firstColumn="1" w:firstRow="1" w:lastColumn="0" w:lastRow="0" w:noHBand="0" w:noVBand="1" w:val="04A0"/>
+      </w:tblPr>
+      <w:tblGrid>
+        <w:gridCol w:w="4680"/>
+        <w:gridCol w:w="4680"/>
+      </w:tblGrid>
+      <w:tr>
+        <w:tc>
+          <w:tcPr>
+            <w:tcW w:type="dxa" w:w="8208"/>
+            <w:tcBorders>
+              <w:left w:val="none"/>
+              <w:top w:val="none"/>
+              <w:right w:val="none"/>
+              <w:bottom w:val="none"/>
+            </w:tcBorders>
+            <w:tcMar>
+              <w:top w:w="40" w:type="dxa"/>
+              <w:bottom w:w="40" w:type="dxa"/>
+              <w:left w:w="40" w:type="dxa"/>
+              <w:right w:w="40" w:type="dxa"/>
+            </w:tcMar>
           </w:tcPr>
           <w:p>
             <w:pPr>
@@ -473,18 +787,123 @@
             <w:r>
               <w:rPr>
                 <w:rFonts w:ascii="Times New Roman" w:hAnsi="Times New Roman"/>
-                <w:b/>
-                <w:color w:val="000000"/>
-                <w:sz w:val="19"/>
+                <w:i/>
+                <w:sz w:val="22"/>
               </w:rPr>
-              <w:t>Demographic Cohort</w:t>
+              <w:t>x_{l+1} = x_l + F(x_l, W_l)</w:t>
             </w:r>
           </w:p>
         </w:tc>
         <w:tc>
           <w:tcPr>
-            <w:tcW w:type="dxa" w:w="2304"/>
-            <w:shd w:fill="E6E6E6"/>
+            <w:tcW w:type="dxa" w:w="1152"/>
+            <w:tcBorders>
+              <w:left w:val="none"/>
+              <w:top w:val="none"/>
+              <w:right w:val="none"/>
+              <w:bottom w:val="none"/>
+            </w:tcBorders>
+            <w:tcMar>
+              <w:top w:w="40" w:type="dxa"/>
+              <w:bottom w:w="40" w:type="dxa"/>
+              <w:left w:w="40" w:type="dxa"/>
+              <w:right w:w="40" w:type="dxa"/>
+            </w:tcMar>
+          </w:tcPr>
+          <w:p>
+            <w:pPr>
+              <w:spacing w:after="40"/>
+              <w:jc w:val="right"/>
+            </w:pPr>
+            <w:r>
+              <w:rPr>
+                <w:rFonts w:ascii="Times New Roman" w:hAnsi="Times New Roman"/>
+                <w:sz w:val="20"/>
+              </w:rPr>
+              <w:t>(2.2)</w:t>
+            </w:r>
+          </w:p>
+        </w:tc>
+      </w:tr>
+    </w:tbl>
+    <w:p>
+      <w:pPr>
+        <w:spacing w:after="80"/>
+      </w:pPr>
+    </w:p>
+    <w:p>
+      <w:pPr>
+        <w:spacing w:line="276" w:lineRule="auto" w:after="120"/>
+        <w:jc w:val="both"/>
+      </w:pPr>
+      <w:r>
+        <w:rPr>
+          <w:rFonts w:ascii="Times New Roman" w:hAnsi="Times New Roman"/>
+          <w:b w:val="0"/>
+          <w:i w:val="0"/>
+          <w:sz w:val="22"/>
+        </w:rPr>
+        <w:t>where F represents stacked convolutional transformations. Skip connections allow gradients to flow unimpeded during backpropagation.</w:t>
+      </w:r>
+    </w:p>
+    <w:p>
+      <w:pPr>
+        <w:pStyle w:val="Heading3"/>
+        <w:keepNext/>
+        <w:spacing w:before="200" w:after="80"/>
+      </w:pPr>
+      <w:r>
+        <w:rPr>
+          <w:rFonts w:ascii="Times New Roman" w:hAnsi="Times New Roman"/>
+          <w:b/>
+          <w:i/>
+          <w:color w:val="000000"/>
+          <w:sz w:val="22"/>
+        </w:rPr>
+        <w:t>2.2.2 DenseNet-121 (Dense Connectivity)</w:t>
+      </w:r>
+    </w:p>
+    <w:p>
+      <w:pPr>
+        <w:spacing w:line="276" w:lineRule="auto" w:after="120"/>
+        <w:jc w:val="both"/>
+      </w:pPr>
+      <w:r>
+        <w:rPr>
+          <w:rFonts w:ascii="Times New Roman" w:hAnsi="Times New Roman"/>
+          <w:b w:val="0"/>
+          <w:i w:val="0"/>
+          <w:sz w:val="22"/>
+        </w:rPr>
+        <w:t>Dense Convolutional Networks establish direct connections from every layer to all subsequent layers within a dense block. The l-th layer receives the concatenated feature maps of all preceding layers:</w:t>
+      </w:r>
+    </w:p>
+    <w:tbl>
+      <w:tblPr>
+        <w:tblW w:type="auto" w:w="0"/>
+        <w:jc w:val="left"/>
+        <w:tblLook w:firstColumn="1" w:firstRow="1" w:lastColumn="0" w:lastRow="0" w:noHBand="0" w:noVBand="1" w:val="04A0"/>
+      </w:tblPr>
+      <w:tblGrid>
+        <w:gridCol w:w="4680"/>
+        <w:gridCol w:w="4680"/>
+      </w:tblGrid>
+      <w:tr>
+        <w:tc>
+          <w:tcPr>
+            <w:tcW w:type="dxa" w:w="8208"/>
+            <w:tcBorders>
+              <w:left w:val="none"/>
+              <w:top w:val="none"/>
+              <w:right w:val="none"/>
+              <w:bottom w:val="none"/>
+            </w:tcBorders>
+            <w:tcMar>
+              <w:top w:w="40" w:type="dxa"/>
+              <w:bottom w:w="40" w:type="dxa"/>
+              <w:left w:w="40" w:type="dxa"/>
+              <w:right w:w="40" w:type="dxa"/>
+            </w:tcMar>
           </w:tcPr>
           <w:p>
             <w:pPr>
@@ -494,18 +913,138 @@
             <w:r>
               <w:rPr>
                 <w:rFonts w:ascii="Times New Roman" w:hAnsi="Times New Roman"/>
-                <w:b/>
-                <w:color w:val="000000"/>
-                <w:sz w:val="19"/>
+                <w:i/>
+                <w:sz w:val="22"/>
               </w:rPr>
-              <w:t>Pathology Classes</w:t>
+              <w:t>x_l = H_l ( [x_0, x_1, x_2, ..., x_{l-1}] )</w:t>
             </w:r>
           </w:p>
         </w:tc>
         <w:tc>
           <w:tcPr>
-            <w:tcW w:type="dxa" w:w="1440"/>
-            <w:shd w:fill="E6E6E6"/>
+            <w:tcW w:type="dxa" w:w="1152"/>
+            <w:tcBorders>
+              <w:left w:val="none"/>
+              <w:top w:val="none"/>
+              <w:right w:val="none"/>
+              <w:bottom w:val="none"/>
+            </w:tcBorders>
+            <w:tcMar>
+              <w:top w:w="40" w:type="dxa"/>
+              <w:bottom w:w="40" w:type="dxa"/>
+              <w:left w:w="40" w:type="dxa"/>
+              <w:right w:w="40" w:type="dxa"/>
+            </w:tcMar>
+          </w:tcPr>
+          <w:p>
+            <w:pPr>
+              <w:spacing w:after="40"/>
+              <w:jc w:val="right"/>
+            </w:pPr>
+            <w:r>
+              <w:rPr>
+                <w:rFonts w:ascii="Times New Roman" w:hAnsi="Times New Roman"/>
+                <w:sz w:val="20"/>
+              </w:rPr>
+              <w:t>(2.3)</w:t>
+            </w:r>
+          </w:p>
+        </w:tc>
+      </w:tr>
+    </w:tbl>
+    <w:p>
+      <w:pPr>
+        <w:spacing w:after="80"/>
+      </w:pPr>
+    </w:p>
+    <w:p>
+      <w:pPr>
+        <w:spacing w:line="276" w:lineRule="auto" w:after="120"/>
+        <w:jc w:val="both"/>
+      </w:pPr>
+      <w:r>
+        <w:rPr>
+          <w:rFonts w:ascii="Times New Roman" w:hAnsi="Times New Roman"/>
+          <w:b w:val="0"/>
+          <w:i w:val="0"/>
+          <w:sz w:val="22"/>
+        </w:rPr>
+        <w:t>Dense feature reuse facilitates gradient propagation, substantially reduces parameter count (7.0M parameters for DenseNet-121 vs 25.6M for ResNet-50), and preserves low-level spatial detail critical for chest radiography interpretation (</w:t>
+      </w:r>
+      <w:r>
+        <w:rPr>
+          <w:rFonts w:ascii="Times New Roman" w:hAnsi="Times New Roman"/>
+          <w:sz w:val="22"/>
+          <w:u w:val="single"/>
+        </w:rPr>
+        <w:t>Huang et al., 2017</w:t>
+      </w:r>
+      <w:r>
+        <w:rPr>
+          <w:rFonts w:ascii="Times New Roman" w:hAnsi="Times New Roman"/>
+          <w:sz w:val="22"/>
+        </w:rPr>
+        <w:t>).</w:t>
+      </w:r>
+    </w:p>
+    <w:p>
+      <w:pPr>
+        <w:pStyle w:val="Heading3"/>
+        <w:keepNext/>
+        <w:spacing w:before="200" w:after="80"/>
+      </w:pPr>
+      <w:r>
+        <w:rPr>
+          <w:rFonts w:ascii="Times New Roman" w:hAnsi="Times New Roman"/>
+          <w:b/>
+          <w:i/>
+          <w:color w:val="000000"/>
+          <w:sz w:val="22"/>
+        </w:rPr>
+        <w:t>2.2.3 EfficientNet-B0 (Compound Scaling)</w:t>
+      </w:r>
+    </w:p>
+    <w:p>
+      <w:pPr>
+        <w:spacing w:line="276" w:lineRule="auto" w:after="120"/>
+        <w:jc w:val="both"/>
+      </w:pPr>
+      <w:r>
+        <w:rPr>
+          <w:rFonts w:ascii="Times New Roman" w:hAnsi="Times New Roman"/>
+          <w:b w:val="0"/>
+          <w:i w:val="0"/>
+          <w:sz w:val="22"/>
+        </w:rPr>
+        <w:t>EfficientNet scales network depth d, width w, and image resolution r uniformly using a fixed compound coefficient phi:</w:t>
+      </w:r>
+    </w:p>
+    <w:tbl>
+      <w:tblPr>
+        <w:tblW w:type="auto" w:w="0"/>
+        <w:jc w:val="left"/>
+        <w:tblLook w:firstColumn="1" w:firstRow="1" w:lastColumn="0" w:lastRow="0" w:noHBand="0" w:noVBand="1" w:val="04A0"/>
+      </w:tblPr>
+      <w:tblGrid>
+        <w:gridCol w:w="4680"/>
+        <w:gridCol w:w="4680"/>
+      </w:tblGrid>
+      <w:tr>
+        <w:tc>
+          <w:tcPr>
+            <w:tcW w:type="dxa" w:w="8208"/>
+            <w:tcBorders>
+              <w:left w:val="none"/>
+              <w:top w:val="none"/>
+              <w:right w:val="none"/>
+              <w:bottom w:val="none"/>
+            </w:tcBorders>
+            <w:tcMar>
+              <w:top w:w="40" w:type="dxa"/>
+              <w:bottom w:w="40" w:type="dxa"/>
+              <w:left w:w="40" w:type="dxa"/>
+              <w:right w:w="40" w:type="dxa"/>
+            </w:tcMar>
           </w:tcPr>
           <w:p>
             <w:pPr>
@@ -515,18 +1054,107 @@
             <w:r>
               <w:rPr>
                 <w:rFonts w:ascii="Times New Roman" w:hAnsi="Times New Roman"/>
-                <w:b/>
-                <w:color w:val="000000"/>
-                <w:sz w:val="19"/>
+                <w:i/>
+                <w:sz w:val="22"/>
               </w:rPr>
-              <w:t>Original Image Count</w:t>
+              <w:t>d = alpha^phi,   w = beta^phi,   r = gamma^phi   s.t.  alpha . beta^2 . gamma^2 approx 2</w:t>
             </w:r>
           </w:p>
         </w:tc>
         <w:tc>
           <w:tcPr>
-            <w:tcW w:type="dxa" w:w="1296"/>
-            <w:shd w:fill="E6E6E6"/>
+            <w:tcW w:type="dxa" w:w="1152"/>
+            <w:tcBorders>
+              <w:left w:val="none"/>
+              <w:top w:val="none"/>
+              <w:right w:val="none"/>
+              <w:bottom w:val="none"/>
+            </w:tcBorders>
+            <w:tcMar>
+              <w:top w:w="40" w:type="dxa"/>
+              <w:bottom w:w="40" w:type="dxa"/>
+              <w:left w:w="40" w:type="dxa"/>
+              <w:right w:w="40" w:type="dxa"/>
+            </w:tcMar>
+          </w:tcPr>
+          <w:p>
+            <w:pPr>
+              <w:spacing w:after="40"/>
+              <w:jc w:val="right"/>
+            </w:pPr>
+            <w:r>
+              <w:rPr>
+                <w:rFonts w:ascii="Times New Roman" w:hAnsi="Times New Roman"/>
+                <w:sz w:val="20"/>
+              </w:rPr>
+              <w:t>(2.4)</w:t>
+            </w:r>
+          </w:p>
+        </w:tc>
+      </w:tr>
+    </w:tbl>
+    <w:p>
+      <w:pPr>
+        <w:spacing w:after="80"/>
+      </w:pPr>
+    </w:p>
+    <w:p>
+      <w:pPr>
+        <w:pStyle w:val="Heading2"/>
+        <w:keepNext/>
+        <w:spacing w:before="280" w:after="120"/>
+      </w:pPr>
+      <w:r>
+        <w:rPr>
+          <w:rFonts w:ascii="Times New Roman" w:hAnsi="Times New Roman"/>
+          <w:b/>
+          <w:color w:val="000000"/>
+          <w:sz w:val="26"/>
+        </w:rPr>
+        <w:t>2.3 Explainable AI: Grad-CAM Mathematical Formulation</w:t>
+      </w:r>
+    </w:p>
+    <w:p>
+      <w:pPr>
+        <w:spacing w:line="276" w:lineRule="auto" w:after="120"/>
+        <w:jc w:val="both"/>
+      </w:pPr>
+      <w:r>
+        <w:rPr>
+          <w:rFonts w:ascii="Times New Roman" w:hAnsi="Times New Roman"/>
+          <w:b w:val="0"/>
+          <w:i w:val="0"/>
+          <w:sz w:val="22"/>
+        </w:rPr>
+        <w:t>Gradient-weighted Class Activation Mapping (Grad-CAM) calculates spatial attention weights alpha_k^c for feature map A^k in the final convolutional layer with respect to class score Y^c:</w:t>
+      </w:r>
+    </w:p>
+    <w:tbl>
+      <w:tblPr>
+        <w:tblW w:type="auto" w:w="0"/>
+        <w:jc w:val="left"/>
+        <w:tblLook w:firstColumn="1" w:firstRow="1" w:lastColumn="0" w:lastRow="0" w:noHBand="0" w:noVBand="1" w:val="04A0"/>
+      </w:tblPr>
+      <w:tblGrid>
+        <w:gridCol w:w="4680"/>
+        <w:gridCol w:w="4680"/>
+      </w:tblGrid>
+      <w:tr>
+        <w:tc>
+          <w:tcPr>
+            <w:tcW w:type="dxa" w:w="8208"/>
+            <w:tcBorders>
+              <w:left w:val="none"/>
+              <w:top w:val="none"/>
+              <w:right w:val="none"/>
+              <w:bottom w:val="none"/>
+            </w:tcBorders>
+            <w:tcMar>
+              <w:top w:w="40" w:type="dxa"/>
+              <w:bottom w:w="40" w:type="dxa"/>
+              <w:left w:w="40" w:type="dxa"/>
+              <w:right w:w="40" w:type="dxa"/>
+            </w:tcMar>
           </w:tcPr>
           <w:p>
             <w:pPr>
@@ -536,50 +1164,91 @@
             <w:r>
               <w:rPr>
                 <w:rFonts w:ascii="Times New Roman" w:hAnsi="Times New Roman"/>
-                <w:b/>
-                <w:color w:val="000000"/>
-                <w:sz w:val="19"/>
+                <w:i/>
+                <w:sz w:val="22"/>
               </w:rPr>
-              <w:t>Clean Manifest Count</w:t>
-            </w:r>
-          </w:p>
-        </w:tc>
-      </w:tr>
-      <w:tr>
-        <w:tc>
-          <w:tcPr>
-            <w:tcW w:type="dxa" w:w="2592"/>
-            <w:tcBorders>
-              <w:top w:val="single" w:sz="4" w:space="0" w:color="E0E0E0"/>
-              <w:left w:val="none"/>
-              <w:bottom w:val="single" w:sz="4" w:space="0" w:color="E0E0E0"/>
-              <w:right w:val="none"/>
-            </w:tcBorders>
-          </w:tcPr>
-          <w:p>
-            <w:pPr>
-              <w:spacing w:after="40"/>
-              <w:jc w:val="left"/>
-            </w:pPr>
-            <w:r>
-              <w:rPr>
-                <w:rFonts w:ascii="Times New Roman" w:hAnsi="Times New Roman"/>
-                <w:color w:val="000000"/>
-                <w:sz w:val="19"/>
-              </w:rPr>
-              <w:t>Kermany Guangzhou Center</w:t>
+              <w:t>alpha_k^c = (1 / Z) * sum_i sum_j ( d Y^c / d A_{i,j}^k )</w:t>
             </w:r>
           </w:p>
         </w:tc>
         <w:tc>
           <w:tcPr>
-            <w:tcW w:type="dxa" w:w="1728"/>
+            <w:tcW w:type="dxa" w:w="1152"/>
             <w:tcBorders>
-              <w:top w:val="single" w:sz="4" w:space="0" w:color="E0E0E0"/>
               <w:left w:val="none"/>
-              <w:bottom w:val="single" w:sz="4" w:space="0" w:color="E0E0E0"/>
+              <w:top w:val="none"/>
               <w:right w:val="none"/>
+              <w:bottom w:val="none"/>
             </w:tcBorders>
+            <w:tcMar>
+              <w:top w:w="40" w:type="dxa"/>
+              <w:bottom w:w="40" w:type="dxa"/>
+              <w:left w:w="40" w:type="dxa"/>
+              <w:right w:w="40" w:type="dxa"/>
+            </w:tcMar>
+          </w:tcPr>
+          <w:p>
+            <w:pPr>
+              <w:spacing w:after="40"/>
+              <w:jc w:val="right"/>
+            </w:pPr>
+            <w:r>
+              <w:rPr>
+                <w:rFonts w:ascii="Times New Roman" w:hAnsi="Times New Roman"/>
+                <w:sz w:val="20"/>
+              </w:rPr>
+              <w:t>(2.5)</w:t>
+            </w:r>
+          </w:p>
+        </w:tc>
+      </w:tr>
+    </w:tbl>
+    <w:p>
+      <w:pPr>
+        <w:spacing w:after="80"/>
+      </w:pPr>
+    </w:p>
+    <w:p>
+      <w:pPr>
+        <w:spacing w:line="276" w:lineRule="auto" w:after="120"/>
+        <w:jc w:val="both"/>
+      </w:pPr>
+      <w:r>
+        <w:rPr>
+          <w:rFonts w:ascii="Times New Roman" w:hAnsi="Times New Roman"/>
+          <w:b w:val="0"/>
+          <w:i w:val="0"/>
+          <w:sz w:val="22"/>
+        </w:rPr>
+        <w:t>The final Grad-CAM spatial heatmap is generated by taking a rectified linear combination of feature activation maps:</w:t>
+      </w:r>
+    </w:p>
+    <w:tbl>
+      <w:tblPr>
+        <w:tblW w:type="auto" w:w="0"/>
+        <w:jc w:val="left"/>
+        <w:tblLook w:firstColumn="1" w:firstRow="1" w:lastColumn="0" w:lastRow="0" w:noHBand="0" w:noVBand="1" w:val="04A0"/>
+      </w:tblPr>
+      <w:tblGrid>
+        <w:gridCol w:w="4680"/>
+        <w:gridCol w:w="4680"/>
+      </w:tblGrid>
+      <w:tr>
+        <w:tc>
+          <w:tcPr>
+            <w:tcW w:type="dxa" w:w="8208"/>
+            <w:tcBorders>
+              <w:left w:val="none"/>
+              <w:top w:val="none"/>
+              <w:right w:val="none"/>
+              <w:bottom w:val="none"/>
+            </w:tcBorders>
+            <w:tcMar>
+              <w:top w:w="40" w:type="dxa"/>
+              <w:bottom w:w="40" w:type="dxa"/>
+              <w:left w:w="40" w:type="dxa"/>
+              <w:right w:w="40" w:type="dxa"/>
+            </w:tcMar>
           </w:tcPr>
           <w:p>
             <w:pPr>
@@ -589,22 +1258,137 @@
             <w:r>
               <w:rPr>
                 <w:rFonts w:ascii="Times New Roman" w:hAnsi="Times New Roman"/>
-                <w:color w:val="000000"/>
-                <w:sz w:val="19"/>
+                <w:i/>
+                <w:sz w:val="22"/>
               </w:rPr>
-              <w:t>Pediatric (Age 1-5)</w:t>
+              <w:t>L_{Grad-CAM}^c = ReLU ( sum_k alpha_k^c A^k )</w:t>
             </w:r>
           </w:p>
         </w:tc>
         <w:tc>
           <w:tcPr>
-            <w:tcW w:type="dxa" w:w="2304"/>
+            <w:tcW w:type="dxa" w:w="1152"/>
             <w:tcBorders>
-              <w:top w:val="single" w:sz="4" w:space="0" w:color="E0E0E0"/>
               <w:left w:val="none"/>
-              <w:bottom w:val="single" w:sz="4" w:space="0" w:color="E0E0E0"/>
+              <w:top w:val="none"/>
               <w:right w:val="none"/>
+              <w:bottom w:val="none"/>
             </w:tcBorders>
+            <w:tcMar>
+              <w:top w:w="40" w:type="dxa"/>
+              <w:bottom w:w="40" w:type="dxa"/>
+              <w:left w:w="40" w:type="dxa"/>
+              <w:right w:w="40" w:type="dxa"/>
+            </w:tcMar>
+          </w:tcPr>
+          <w:p>
+            <w:pPr>
+              <w:spacing w:after="40"/>
+              <w:jc w:val="right"/>
+            </w:pPr>
+            <w:r>
+              <w:rPr>
+                <w:rFonts w:ascii="Times New Roman" w:hAnsi="Times New Roman"/>
+                <w:sz w:val="20"/>
+              </w:rPr>
+              <w:t>(2.6)</w:t>
+            </w:r>
+          </w:p>
+        </w:tc>
+      </w:tr>
+    </w:tbl>
+    <w:p>
+      <w:pPr>
+        <w:spacing w:after="80"/>
+      </w:pPr>
+    </w:p>
+    <w:p>
+      <w:pPr>
+        <w:spacing w:line="276" w:lineRule="auto" w:after="120"/>
+        <w:jc w:val="both"/>
+      </w:pPr>
+      <w:r>
+        <w:rPr>
+          <w:rFonts w:ascii="Times New Roman" w:hAnsi="Times New Roman"/>
+          <w:b w:val="0"/>
+          <w:i w:val="0"/>
+          <w:sz w:val="22"/>
+        </w:rPr>
+        <w:t>The ReLU activation isolates features that positively correlate with the target pathology while filtering out irrelevant background structures (</w:t>
+      </w:r>
+      <w:r>
+        <w:rPr>
+          <w:rFonts w:ascii="Times New Roman" w:hAnsi="Times New Roman"/>
+          <w:sz w:val="22"/>
+          <w:u w:val="single"/>
+        </w:rPr>
+        <w:t>Selvaraju et al., 2017</w:t>
+      </w:r>
+      <w:r>
+        <w:rPr>
+          <w:rFonts w:ascii="Times New Roman" w:hAnsi="Times New Roman"/>
+          <w:sz w:val="22"/>
+        </w:rPr>
+        <w:t>).</w:t>
+      </w:r>
+    </w:p>
+    <w:p>
+      <w:pPr>
+        <w:pStyle w:val="Heading2"/>
+        <w:keepNext/>
+        <w:spacing w:before="280" w:after="120"/>
+      </w:pPr>
+      <w:r>
+        <w:rPr>
+          <w:rFonts w:ascii="Times New Roman" w:hAnsi="Times New Roman"/>
+          <w:b/>
+          <w:color w:val="000000"/>
+          <w:sz w:val="26"/>
+        </w:rPr>
+        <w:t>2.4 Classical Machine Learning Baseline: HOG + SVM</w:t>
+      </w:r>
+    </w:p>
+    <w:p>
+      <w:pPr>
+        <w:spacing w:line="276" w:lineRule="auto" w:after="120"/>
+        <w:jc w:val="both"/>
+      </w:pPr>
+      <w:r>
+        <w:rPr>
+          <w:rFonts w:ascii="Times New Roman" w:hAnsi="Times New Roman"/>
+          <w:b w:val="0"/>
+          <w:i w:val="0"/>
+          <w:sz w:val="22"/>
+        </w:rPr>
+        <w:t>To benchmark deep learning against traditional handcrafted features, we compute Histogram of Oriented Gradients (HOG). Local gradient magnitudes m(x,y) and orientations theta(x,y) are calculated via image Sobel derivatives:</w:t>
+      </w:r>
+    </w:p>
+    <w:tbl>
+      <w:tblPr>
+        <w:tblW w:type="auto" w:w="0"/>
+        <w:jc w:val="left"/>
+        <w:tblLook w:firstColumn="1" w:firstRow="1" w:lastColumn="0" w:lastRow="0" w:noHBand="0" w:noVBand="1" w:val="04A0"/>
+      </w:tblPr>
+      <w:tblGrid>
+        <w:gridCol w:w="4680"/>
+        <w:gridCol w:w="4680"/>
+      </w:tblGrid>
+      <w:tr>
+        <w:tc>
+          <w:tcPr>
+            <w:tcW w:type="dxa" w:w="8208"/>
+            <w:tcBorders>
+              <w:left w:val="none"/>
+              <w:top w:val="none"/>
+              <w:right w:val="none"/>
+              <w:bottom w:val="none"/>
+            </w:tcBorders>
+            <w:tcMar>
+              <w:top w:w="40" w:type="dxa"/>
+              <w:bottom w:w="40" w:type="dxa"/>
+              <w:left w:w="40" w:type="dxa"/>
+              <w:right w:w="40" w:type="dxa"/>
+            </w:tcMar>
           </w:tcPr>
           <w:p>
             <w:pPr>
@@ -614,22 +1398,91 @@
             <w:r>
               <w:rPr>
                 <w:rFonts w:ascii="Times New Roman" w:hAnsi="Times New Roman"/>
-                <w:color w:val="000000"/>
-                <w:sz w:val="19"/>
+                <w:i/>
+                <w:sz w:val="22"/>
               </w:rPr>
-              <w:t>Normal, Bacterial Pneu, Viral Pneu</w:t>
+              <w:t>m(x,y) = sqrt( G_x^2 + G_y^2 ),   theta(x,y) = arctan ( G_y / G_x )</w:t>
             </w:r>
           </w:p>
         </w:tc>
         <w:tc>
           <w:tcPr>
-            <w:tcW w:type="dxa" w:w="1440"/>
+            <w:tcW w:type="dxa" w:w="1152"/>
             <w:tcBorders>
-              <w:top w:val="single" w:sz="4" w:space="0" w:color="E0E0E0"/>
               <w:left w:val="none"/>
-              <w:bottom w:val="single" w:sz="4" w:space="0" w:color="E0E0E0"/>
+              <w:top w:val="none"/>
               <w:right w:val="none"/>
+              <w:bottom w:val="none"/>
             </w:tcBorders>
+            <w:tcMar>
+              <w:top w:w="40" w:type="dxa"/>
+              <w:bottom w:w="40" w:type="dxa"/>
+              <w:left w:w="40" w:type="dxa"/>
+              <w:right w:w="40" w:type="dxa"/>
+            </w:tcMar>
+          </w:tcPr>
+          <w:p>
+            <w:pPr>
+              <w:spacing w:after="40"/>
+              <w:jc w:val="right"/>
+            </w:pPr>
+            <w:r>
+              <w:rPr>
+                <w:rFonts w:ascii="Times New Roman" w:hAnsi="Times New Roman"/>
+                <w:sz w:val="20"/>
+              </w:rPr>
+              <w:t>(2.7)</w:t>
+            </w:r>
+          </w:p>
+        </w:tc>
+      </w:tr>
+    </w:tbl>
+    <w:p>
+      <w:pPr>
+        <w:spacing w:after="80"/>
+      </w:pPr>
+    </w:p>
+    <w:p>
+      <w:pPr>
+        <w:spacing w:line="276" w:lineRule="auto" w:after="120"/>
+        <w:jc w:val="both"/>
+      </w:pPr>
+      <w:r>
+        <w:rPr>
+          <w:rFonts w:ascii="Times New Roman" w:hAnsi="Times New Roman"/>
+          <w:b w:val="0"/>
+          <w:i w:val="0"/>
+          <w:sz w:val="22"/>
+        </w:rPr>
+        <w:t>Extracted HOG vectors and 32-bin intensity histograms are normalized using StandardScaler and classified via a Radial Basis Function (RBF) Support Vector Machine:</w:t>
+      </w:r>
+    </w:p>
+    <w:tbl>
+      <w:tblPr>
+        <w:tblW w:type="auto" w:w="0"/>
+        <w:jc w:val="left"/>
+        <w:tblLook w:firstColumn="1" w:firstRow="1" w:lastColumn="0" w:lastRow="0" w:noHBand="0" w:noVBand="1" w:val="04A0"/>
+      </w:tblPr>
+      <w:tblGrid>
+        <w:gridCol w:w="4680"/>
+        <w:gridCol w:w="4680"/>
+      </w:tblGrid>
+      <w:tr>
+        <w:tc>
+          <w:tcPr>
+            <w:tcW w:type="dxa" w:w="8208"/>
+            <w:tcBorders>
+              <w:left w:val="none"/>
+              <w:top w:val="none"/>
+              <w:right w:val="none"/>
+              <w:bottom w:val="none"/>
+            </w:tcBorders>
+            <w:tcMar>
+              <w:top w:w="40" w:type="dxa"/>
+              <w:bottom w:w="40" w:type="dxa"/>
+              <w:left w:w="40" w:type="dxa"/>
+              <w:right w:w="40" w:type="dxa"/>
+            </w:tcMar>
           </w:tcPr>
           <w:p>
             <w:pPr>
@@ -639,22 +1492,107 @@
             <w:r>
               <w:rPr>
                 <w:rFonts w:ascii="Times New Roman" w:hAnsi="Times New Roman"/>
-                <w:color w:val="000000"/>
-                <w:sz w:val="19"/>
+                <w:i/>
+                <w:sz w:val="22"/>
               </w:rPr>
-              <w:t>5,856</w:t>
+              <w:t>K(x, x') = exp ( - gamma || x - x' ||^2 )</w:t>
             </w:r>
           </w:p>
         </w:tc>
         <w:tc>
           <w:tcPr>
-            <w:tcW w:type="dxa" w:w="1296"/>
+            <w:tcW w:type="dxa" w:w="1152"/>
             <w:tcBorders>
-              <w:top w:val="single" w:sz="4" w:space="0" w:color="E0E0E0"/>
               <w:left w:val="none"/>
-              <w:bottom w:val="single" w:sz="4" w:space="0" w:color="E0E0E0"/>
+              <w:top w:val="none"/>
               <w:right w:val="none"/>
+              <w:bottom w:val="none"/>
             </w:tcBorders>
+            <w:tcMar>
+              <w:top w:w="40" w:type="dxa"/>
+              <w:bottom w:w="40" w:type="dxa"/>
+              <w:left w:w="40" w:type="dxa"/>
+              <w:right w:w="40" w:type="dxa"/>
+            </w:tcMar>
+          </w:tcPr>
+          <w:p>
+            <w:pPr>
+              <w:spacing w:after="40"/>
+              <w:jc w:val="right"/>
+            </w:pPr>
+            <w:r>
+              <w:rPr>
+                <w:rFonts w:ascii="Times New Roman" w:hAnsi="Times New Roman"/>
+                <w:sz w:val="20"/>
+              </w:rPr>
+              <w:t>(2.8)</w:t>
+            </w:r>
+          </w:p>
+        </w:tc>
+      </w:tr>
+    </w:tbl>
+    <w:p>
+      <w:pPr>
+        <w:spacing w:after="80"/>
+      </w:pPr>
+    </w:p>
+    <w:p>
+      <w:pPr>
+        <w:pStyle w:val="Heading2"/>
+        <w:keepNext/>
+        <w:spacing w:before="280" w:after="120"/>
+      </w:pPr>
+      <w:r>
+        <w:rPr>
+          <w:rFonts w:ascii="Times New Roman" w:hAnsi="Times New Roman"/>
+          <w:b/>
+          <w:color w:val="000000"/>
+          <w:sz w:val="26"/>
+        </w:rPr>
+        <w:t>2.5 Multi-Class Evaluation Metrics</w:t>
+      </w:r>
+    </w:p>
+    <w:p>
+      <w:pPr>
+        <w:spacing w:line="276" w:lineRule="auto" w:after="120"/>
+        <w:jc w:val="both"/>
+      </w:pPr>
+      <w:r>
+        <w:rPr>
+          <w:rFonts w:ascii="Times New Roman" w:hAnsi="Times New Roman"/>
+          <w:b w:val="0"/>
+          <w:i w:val="0"/>
+          <w:sz w:val="22"/>
+        </w:rPr>
+        <w:t>Model performance is evaluated across five standard metrics. Macro-averaged F1 Score and Macro AUC handle class imbalance transparently:</w:t>
+      </w:r>
+    </w:p>
+    <w:tbl>
+      <w:tblPr>
+        <w:tblW w:type="auto" w:w="0"/>
+        <w:jc w:val="left"/>
+        <w:tblLook w:firstColumn="1" w:firstRow="1" w:lastColumn="0" w:lastRow="0" w:noHBand="0" w:noVBand="1" w:val="04A0"/>
+      </w:tblPr>
+      <w:tblGrid>
+        <w:gridCol w:w="4680"/>
+        <w:gridCol w:w="4680"/>
+      </w:tblGrid>
+      <w:tr>
+        <w:tc>
+          <w:tcPr>
+            <w:tcW w:type="dxa" w:w="8208"/>
+            <w:tcBorders>
+              <w:left w:val="none"/>
+              <w:top w:val="none"/>
+              <w:right w:val="none"/>
+              <w:bottom w:val="none"/>
+            </w:tcBorders>
+            <w:tcMar>
+              <w:top w:w="40" w:type="dxa"/>
+              <w:bottom w:w="40" w:type="dxa"/>
+              <w:left w:w="40" w:type="dxa"/>
+              <w:right w:w="40" w:type="dxa"/>
+            </w:tcMar>
           </w:tcPr>
           <w:p>
             <w:pPr>
@@ -664,402 +1602,74 @@
             <w:r>
               <w:rPr>
                 <w:rFonts w:ascii="Times New Roman" w:hAnsi="Times New Roman"/>
-                <w:color w:val="000000"/>
-                <w:sz w:val="19"/>
+                <w:i/>
+                <w:sz w:val="22"/>
               </w:rPr>
-              <w:t>5,824</w:t>
-            </w:r>
-          </w:p>
-        </w:tc>
-      </w:tr>
-      <w:tr>
-        <w:tc>
-          <w:tcPr>
-            <w:tcW w:type="dxa" w:w="2592"/>
-            <w:tcBorders>
-              <w:top w:val="single" w:sz="4" w:space="0" w:color="E0E0E0"/>
-              <w:left w:val="none"/>
-              <w:bottom w:val="single" w:sz="4" w:space="0" w:color="E0E0E0"/>
-              <w:right w:val="none"/>
-            </w:tcBorders>
-          </w:tcPr>
-          <w:p>
-            <w:pPr>
-              <w:spacing w:after="40"/>
-              <w:jc w:val="left"/>
-            </w:pPr>
-            <w:r>
-              <w:rPr>
-                <w:rFonts w:ascii="Times New Roman" w:hAnsi="Times New Roman"/>
-                <w:color w:val="000000"/>
-                <w:sz w:val="19"/>
-              </w:rPr>
-              <w:t>Shenzhen No. 3 Hospital</w:t>
+              <w:t>F1_{macro} = (1 / K) * sum_{k=1}^K [ 2 * ( P_k * R_k ) / ( P_k + R_k ) ]</w:t>
             </w:r>
           </w:p>
         </w:tc>
         <w:tc>
           <w:tcPr>
-            <w:tcW w:type="dxa" w:w="1728"/>
+            <w:tcW w:type="dxa" w:w="1152"/>
             <w:tcBorders>
-              <w:top w:val="single" w:sz="4" w:space="0" w:color="E0E0E0"/>
               <w:left w:val="none"/>
-              <w:bottom w:val="single" w:sz="4" w:space="0" w:color="E0E0E0"/>
+              <w:top w:val="none"/>
               <w:right w:val="none"/>
+              <w:bottom w:val="none"/>
             </w:tcBorders>
+            <w:tcMar>
+              <w:top w:w="40" w:type="dxa"/>
+              <w:bottom w:w="40" w:type="dxa"/>
+              <w:left w:w="40" w:type="dxa"/>
+              <w:right w:w="40" w:type="dxa"/>
+            </w:tcMar>
           </w:tcPr>
           <w:p>
             <w:pPr>
               <w:spacing w:after="40"/>
-              <w:jc w:val="center"/>
+              <w:jc w:val="right"/>
             </w:pPr>
             <w:r>
               <w:rPr>
                 <w:rFonts w:ascii="Times New Roman" w:hAnsi="Times New Roman"/>
-                <w:color w:val="000000"/>
-                <w:sz w:val="19"/>
+                <w:sz w:val="20"/>
               </w:rPr>
-              <w:t>Adult (China)</w:t>
-            </w:r>
-          </w:p>
-        </w:tc>
-        <w:tc>
-          <w:tcPr>
-            <w:tcW w:type="dxa" w:w="2304"/>
-            <w:tcBorders>
-              <w:top w:val="single" w:sz="4" w:space="0" w:color="E0E0E0"/>
-              <w:left w:val="none"/>
-              <w:bottom w:val="single" w:sz="4" w:space="0" w:color="E0E0E0"/>
-              <w:right w:val="none"/>
-            </w:tcBorders>
-          </w:tcPr>
-          <w:p>
-            <w:pPr>
-              <w:spacing w:after="40"/>
-              <w:jc w:val="center"/>
-            </w:pPr>
-            <w:r>
-              <w:rPr>
-                <w:rFonts w:ascii="Times New Roman" w:hAnsi="Times New Roman"/>
-                <w:color w:val="000000"/>
-                <w:sz w:val="19"/>
-              </w:rPr>
-              <w:t>Normal, Tuberculosis</w:t>
-            </w:r>
-          </w:p>
-        </w:tc>
-        <w:tc>
-          <w:tcPr>
-            <w:tcW w:type="dxa" w:w="1440"/>
-            <w:tcBorders>
-              <w:top w:val="single" w:sz="4" w:space="0" w:color="E0E0E0"/>
-              <w:left w:val="none"/>
-              <w:bottom w:val="single" w:sz="4" w:space="0" w:color="E0E0E0"/>
-              <w:right w:val="none"/>
-            </w:tcBorders>
-          </w:tcPr>
-          <w:p>
-            <w:pPr>
-              <w:spacing w:after="40"/>
-              <w:jc w:val="center"/>
-            </w:pPr>
-            <w:r>
-              <w:rPr>
-                <w:rFonts w:ascii="Times New Roman" w:hAnsi="Times New Roman"/>
-                <w:color w:val="000000"/>
-                <w:sz w:val="19"/>
-              </w:rPr>
-              <w:t>662</w:t>
-            </w:r>
-          </w:p>
-        </w:tc>
-        <w:tc>
-          <w:tcPr>
-            <w:tcW w:type="dxa" w:w="1296"/>
-            <w:tcBorders>
-              <w:top w:val="single" w:sz="4" w:space="0" w:color="E0E0E0"/>
-              <w:left w:val="none"/>
-              <w:bottom w:val="single" w:sz="4" w:space="0" w:color="E0E0E0"/>
-              <w:right w:val="none"/>
-            </w:tcBorders>
-          </w:tcPr>
-          <w:p>
-            <w:pPr>
-              <w:spacing w:after="40"/>
-              <w:jc w:val="center"/>
-            </w:pPr>
-            <w:r>
-              <w:rPr>
-                <w:rFonts w:ascii="Times New Roman" w:hAnsi="Times New Roman"/>
-                <w:color w:val="000000"/>
-                <w:sz w:val="19"/>
-              </w:rPr>
-              <w:t>662</w:t>
-            </w:r>
-          </w:p>
-        </w:tc>
-      </w:tr>
-      <w:tr>
-        <w:tc>
-          <w:tcPr>
-            <w:tcW w:type="dxa" w:w="2592"/>
-            <w:tcBorders>
-              <w:top w:val="single" w:sz="4" w:space="0" w:color="E0E0E0"/>
-              <w:left w:val="none"/>
-              <w:bottom w:val="single" w:sz="4" w:space="0" w:color="E0E0E0"/>
-              <w:right w:val="none"/>
-            </w:tcBorders>
-          </w:tcPr>
-          <w:p>
-            <w:pPr>
-              <w:spacing w:after="40"/>
-              <w:jc w:val="left"/>
-            </w:pPr>
-            <w:r>
-              <w:rPr>
-                <w:rFonts w:ascii="Times New Roman" w:hAnsi="Times New Roman"/>
-                <w:color w:val="000000"/>
-                <w:sz w:val="19"/>
-              </w:rPr>
-              <w:t>Montgomery County Health Dept</w:t>
-            </w:r>
-          </w:p>
-        </w:tc>
-        <w:tc>
-          <w:tcPr>
-            <w:tcW w:type="dxa" w:w="1728"/>
-            <w:tcBorders>
-              <w:top w:val="single" w:sz="4" w:space="0" w:color="E0E0E0"/>
-              <w:left w:val="none"/>
-              <w:bottom w:val="single" w:sz="4" w:space="0" w:color="E0E0E0"/>
-              <w:right w:val="none"/>
-            </w:tcBorders>
-          </w:tcPr>
-          <w:p>
-            <w:pPr>
-              <w:spacing w:after="40"/>
-              <w:jc w:val="center"/>
-            </w:pPr>
-            <w:r>
-              <w:rPr>
-                <w:rFonts w:ascii="Times New Roman" w:hAnsi="Times New Roman"/>
-                <w:color w:val="000000"/>
-                <w:sz w:val="19"/>
-              </w:rPr>
-              <w:t>Adult (Maryland, USA)</w:t>
-            </w:r>
-          </w:p>
-        </w:tc>
-        <w:tc>
-          <w:tcPr>
-            <w:tcW w:type="dxa" w:w="2304"/>
-            <w:tcBorders>
-              <w:top w:val="single" w:sz="4" w:space="0" w:color="E0E0E0"/>
-              <w:left w:val="none"/>
-              <w:bottom w:val="single" w:sz="4" w:space="0" w:color="E0E0E0"/>
-              <w:right w:val="none"/>
-            </w:tcBorders>
-          </w:tcPr>
-          <w:p>
-            <w:pPr>
-              <w:spacing w:after="40"/>
-              <w:jc w:val="center"/>
-            </w:pPr>
-            <w:r>
-              <w:rPr>
-                <w:rFonts w:ascii="Times New Roman" w:hAnsi="Times New Roman"/>
-                <w:color w:val="000000"/>
-                <w:sz w:val="19"/>
-              </w:rPr>
-              <w:t>Normal, Tuberculosis (Held-Out External)</w:t>
-            </w:r>
-          </w:p>
-        </w:tc>
-        <w:tc>
-          <w:tcPr>
-            <w:tcW w:type="dxa" w:w="1440"/>
-            <w:tcBorders>
-              <w:top w:val="single" w:sz="4" w:space="0" w:color="E0E0E0"/>
-              <w:left w:val="none"/>
-              <w:bottom w:val="single" w:sz="4" w:space="0" w:color="E0E0E0"/>
-              <w:right w:val="none"/>
-            </w:tcBorders>
-          </w:tcPr>
-          <w:p>
-            <w:pPr>
-              <w:spacing w:after="40"/>
-              <w:jc w:val="center"/>
-            </w:pPr>
-            <w:r>
-              <w:rPr>
-                <w:rFonts w:ascii="Times New Roman" w:hAnsi="Times New Roman"/>
-                <w:color w:val="000000"/>
-                <w:sz w:val="19"/>
-              </w:rPr>
-              <w:t>138</w:t>
-            </w:r>
-          </w:p>
-        </w:tc>
-        <w:tc>
-          <w:tcPr>
-            <w:tcW w:type="dxa" w:w="1296"/>
-            <w:tcBorders>
-              <w:top w:val="single" w:sz="4" w:space="0" w:color="E0E0E0"/>
-              <w:left w:val="none"/>
-              <w:bottom w:val="single" w:sz="4" w:space="0" w:color="E0E0E0"/>
-              <w:right w:val="none"/>
-            </w:tcBorders>
-          </w:tcPr>
-          <w:p>
-            <w:pPr>
-              <w:spacing w:after="40"/>
-              <w:jc w:val="center"/>
-            </w:pPr>
-            <w:r>
-              <w:rPr>
-                <w:rFonts w:ascii="Times New Roman" w:hAnsi="Times New Roman"/>
-                <w:color w:val="000000"/>
-                <w:sz w:val="19"/>
-              </w:rPr>
-              <w:t>414 (Expanded)</w:t>
-            </w:r>
-          </w:p>
-        </w:tc>
-      </w:tr>
-      <w:tr>
-        <w:tc>
-          <w:tcPr>
-            <w:tcW w:type="dxa" w:w="2592"/>
-            <w:tcBorders>
-              <w:top w:val="single" w:sz="4" w:space="0" w:color="E0E0E0"/>
-              <w:left w:val="none"/>
-              <w:bottom w:val="single" w:sz="4" w:space="0" w:color="E0E0E0"/>
-              <w:right w:val="none"/>
-            </w:tcBorders>
-          </w:tcPr>
-          <w:p>
-            <w:pPr>
-              <w:spacing w:after="40"/>
-              <w:jc w:val="left"/>
-            </w:pPr>
-            <w:r>
-              <w:rPr>
-                <w:rFonts w:ascii="Times New Roman" w:hAnsi="Times New Roman"/>
-                <w:color w:val="000000"/>
-                <w:sz w:val="19"/>
-              </w:rPr>
-              <w:t>Total Unified Manifest</w:t>
-            </w:r>
-          </w:p>
-        </w:tc>
-        <w:tc>
-          <w:tcPr>
-            <w:tcW w:type="dxa" w:w="1728"/>
-            <w:tcBorders>
-              <w:top w:val="single" w:sz="4" w:space="0" w:color="E0E0E0"/>
-              <w:left w:val="none"/>
-              <w:bottom w:val="single" w:sz="4" w:space="0" w:color="E0E0E0"/>
-              <w:right w:val="none"/>
-            </w:tcBorders>
-          </w:tcPr>
-          <w:p>
-            <w:pPr>
-              <w:spacing w:after="40"/>
-              <w:jc w:val="center"/>
-            </w:pPr>
-            <w:r>
-              <w:rPr>
-                <w:rFonts w:ascii="Times New Roman" w:hAnsi="Times New Roman"/>
-                <w:color w:val="000000"/>
-                <w:sz w:val="19"/>
-              </w:rPr>
-              <w:t>Multi-Center Cohort</w:t>
-            </w:r>
-          </w:p>
-        </w:tc>
-        <w:tc>
-          <w:tcPr>
-            <w:tcW w:type="dxa" w:w="2304"/>
-            <w:tcBorders>
-              <w:top w:val="single" w:sz="4" w:space="0" w:color="E0E0E0"/>
-              <w:left w:val="none"/>
-              <w:bottom w:val="single" w:sz="4" w:space="0" w:color="E0E0E0"/>
-              <w:right w:val="none"/>
-            </w:tcBorders>
-          </w:tcPr>
-          <w:p>
-            <w:pPr>
-              <w:spacing w:after="40"/>
-              <w:jc w:val="center"/>
-            </w:pPr>
-            <w:r>
-              <w:rPr>
-                <w:rFonts w:ascii="Times New Roman" w:hAnsi="Times New Roman"/>
-                <w:color w:val="000000"/>
-                <w:sz w:val="19"/>
-              </w:rPr>
-              <w:t>4-Class Classification</w:t>
-            </w:r>
-          </w:p>
-        </w:tc>
-        <w:tc>
-          <w:tcPr>
-            <w:tcW w:type="dxa" w:w="1440"/>
-            <w:tcBorders>
-              <w:top w:val="single" w:sz="4" w:space="0" w:color="E0E0E0"/>
-              <w:left w:val="none"/>
-              <w:bottom w:val="single" w:sz="4" w:space="0" w:color="E0E0E0"/>
-              <w:right w:val="none"/>
-            </w:tcBorders>
-          </w:tcPr>
-          <w:p>
-            <w:pPr>
-              <w:spacing w:after="40"/>
-              <w:jc w:val="center"/>
-            </w:pPr>
-            <w:r>
-              <w:rPr>
-                <w:rFonts w:ascii="Times New Roman" w:hAnsi="Times New Roman"/>
-                <w:color w:val="000000"/>
-                <w:sz w:val="19"/>
-              </w:rPr>
-              <w:t>12,788</w:t>
-            </w:r>
-          </w:p>
-        </w:tc>
-        <w:tc>
-          <w:tcPr>
-            <w:tcW w:type="dxa" w:w="1296"/>
-            <w:tcBorders>
-              <w:top w:val="single" w:sz="4" w:space="0" w:color="E0E0E0"/>
-              <w:left w:val="none"/>
-              <w:bottom w:val="single" w:sz="4" w:space="0" w:color="E0E0E0"/>
-              <w:right w:val="none"/>
-            </w:tcBorders>
-          </w:tcPr>
-          <w:p>
-            <w:pPr>
-              <w:spacing w:after="40"/>
-              <w:jc w:val="center"/>
-            </w:pPr>
-            <w:r>
-              <w:rPr>
-                <w:rFonts w:ascii="Times New Roman" w:hAnsi="Times New Roman"/>
-                <w:color w:val="000000"/>
-                <w:sz w:val="19"/>
-              </w:rPr>
-              <w:t>6,900</w:t>
+              <w:t>(2.9)</w:t>
             </w:r>
           </w:p>
         </w:tc>
       </w:tr>
     </w:tbl>
-    <w:p/>
+    <w:p>
+      <w:pPr>
+        <w:spacing w:after="80"/>
+      </w:pPr>
+    </w:p>
+    <w:p>
+      <w:pPr>
+        <w:pStyle w:val="Heading1"/>
+        <w:keepNext/>
+        <w:spacing w:before="360" w:after="160"/>
+        <w:pBdr>
+          <w:bottom w:val="single" w:sz="16" w:space="4" w:color="000000"/>
+        </w:pBdr>
+      </w:pPr>
+      <w:r>
+        <w:rPr>
+          <w:rFonts w:ascii="Times New Roman" w:hAnsi="Times New Roman"/>
+          <w:b/>
+          <w:color w:val="000000"/>
+          <w:sz w:val="32"/>
+        </w:rPr>
+        <w:t>3. Data Hygiene, Deduplication, and Zero-Leakage Partitioning</w:t>
+      </w:r>
+    </w:p>
     <w:p>
       <w:pPr>
         <w:pStyle w:val="Heading2"/>
         <w:keepNext/>
-        <w:spacing w:before="240" w:after="120"/>
+        <w:spacing w:before="280" w:after="120"/>
       </w:pPr>
       <w:r>
         <w:rPr>
@@ -1068,16 +1678,37 @@
           <w:color w:val="000000"/>
           <w:sz w:val="26"/>
         </w:rPr>
-        <w:t>2.2 Zero-Leakage Patient-Level Partitioning Protocol</w:t>
+        <w:t>3.1 Raw Dataset Acquisition</w:t>
       </w:r>
     </w:p>
     <w:p>
+      <w:pPr>
+        <w:spacing w:line="276" w:lineRule="auto" w:after="120"/>
+        <w:jc w:val="both"/>
+      </w:pPr>
       <w:r>
         <w:rPr>
           <w:rFonts w:ascii="Times New Roman" w:hAnsi="Times New Roman"/>
+          <w:b w:val="0"/>
+          <w:i w:val="0"/>
           <w:sz w:val="22"/>
         </w:rPr>
-        <w:t xml:space="preserve">The single most critical vulnerability in published medical AI literature is image-level data leakage, where scans from the same individual patient appear in both training and evaluation splits </w:t>
+        <w:t>We aggregate public medical radiographies from three distinct sources:</w:t>
+      </w:r>
+    </w:p>
+    <w:p>
+      <w:pPr>
+        <w:spacing w:line="276" w:lineRule="auto" w:after="120"/>
+        <w:jc w:val="both"/>
+      </w:pPr>
+      <w:r>
+        <w:rPr>
+          <w:rFonts w:ascii="Times New Roman" w:hAnsi="Times New Roman"/>
+          <w:b w:val="0"/>
+          <w:i w:val="0"/>
+          <w:sz w:val="22"/>
+        </w:rPr>
+        <w:t>1. Kermany Chest X-Ray Dataset: 5,863 pediatric chest radiographies from Guangzhou Women and Children's Medical Center (CC BY 4.0). Includes Normal, Bacterial Pneumonia, and Viral Pneumonia (</w:t>
       </w:r>
       <w:r>
         <w:rPr>
@@ -1085,14 +1716,204 @@
           <w:sz w:val="22"/>
           <w:u w:val="single"/>
         </w:rPr>
-        <w:t>(Rajpurkar et al., 2017)</w:t>
+        <w:t>Kermany et al., 2018</w:t>
       </w:r>
       <w:r>
         <w:rPr>
           <w:rFonts w:ascii="Times New Roman" w:hAnsi="Times New Roman"/>
           <w:sz w:val="22"/>
         </w:rPr>
-        <w:t>. To enforce absolute scientific hygiene, MedVision AI executes patient-level partitioning using GroupShuffleSplit based on parsed patient identifiers (person{N} regex for Kermany, CHN_{id} for Shenzhen, MCU_{id} for Montgomery). Furthermore, 100% of the Montgomery County dataset (414 images) is held out as an unseen External Test Set.</w:t>
+        <w:t>).</w:t>
+      </w:r>
+    </w:p>
+    <w:p>
+      <w:pPr>
+        <w:spacing w:line="276" w:lineRule="auto" w:after="120"/>
+        <w:jc w:val="both"/>
+      </w:pPr>
+      <w:r>
+        <w:rPr>
+          <w:rFonts w:ascii="Times New Roman" w:hAnsi="Times New Roman"/>
+          <w:b w:val="0"/>
+          <w:i w:val="0"/>
+          <w:sz w:val="22"/>
+        </w:rPr>
+        <w:t>2. Shenzhen Hospital Dataset (NLM/NIH): 662 adult chest radiographies (336 TB, 326 Normal) from Shenzhen No.3 People's Hospital (</w:t>
+      </w:r>
+      <w:r>
+        <w:rPr>
+          <w:rFonts w:ascii="Times New Roman" w:hAnsi="Times New Roman"/>
+          <w:sz w:val="22"/>
+          <w:u w:val="single"/>
+        </w:rPr>
+        <w:t>Jaeger et al., 2014</w:t>
+      </w:r>
+      <w:r>
+        <w:rPr>
+          <w:rFonts w:ascii="Times New Roman" w:hAnsi="Times New Roman"/>
+          <w:sz w:val="22"/>
+        </w:rPr>
+        <w:t>).</w:t>
+      </w:r>
+    </w:p>
+    <w:p>
+      <w:pPr>
+        <w:spacing w:line="276" w:lineRule="auto" w:after="120"/>
+        <w:jc w:val="both"/>
+      </w:pPr>
+      <w:r>
+        <w:rPr>
+          <w:rFonts w:ascii="Times New Roman" w:hAnsi="Times New Roman"/>
+          <w:b w:val="0"/>
+          <w:i w:val="0"/>
+          <w:sz w:val="22"/>
+        </w:rPr>
+        <w:t>3. Montgomery County Dataset (NLM/NIH): 138 adult chest radiographies (58 TB, 80 Normal) from Montgomery County Health Department, Maryland, USA (</w:t>
+      </w:r>
+      <w:r>
+        <w:rPr>
+          <w:rFonts w:ascii="Times New Roman" w:hAnsi="Times New Roman"/>
+          <w:sz w:val="22"/>
+          <w:u w:val="single"/>
+        </w:rPr>
+        <w:t>Candemir et al., 2014</w:t>
+      </w:r>
+      <w:r>
+        <w:rPr>
+          <w:rFonts w:ascii="Times New Roman" w:hAnsi="Times New Roman"/>
+          <w:sz w:val="22"/>
+        </w:rPr>
+        <w:t>).</w:t>
+      </w:r>
+    </w:p>
+    <w:p>
+      <w:pPr>
+        <w:pStyle w:val="Heading2"/>
+        <w:keepNext/>
+        <w:spacing w:before="280" w:after="120"/>
+      </w:pPr>
+      <w:r>
+        <w:rPr>
+          <w:rFonts w:ascii="Times New Roman" w:hAnsi="Times New Roman"/>
+          <w:b/>
+          <w:color w:val="000000"/>
+          <w:sz w:val="26"/>
+        </w:rPr>
+        <w:t>3.2 MD5 Content Checksum Deduplication</w:t>
+      </w:r>
+    </w:p>
+    <w:p>
+      <w:pPr>
+        <w:spacing w:line="276" w:lineRule="auto" w:after="120"/>
+        <w:jc w:val="both"/>
+      </w:pPr>
+      <w:r>
+        <w:rPr>
+          <w:rFonts w:ascii="Times New Roman" w:hAnsi="Times New Roman"/>
+          <w:b w:val="0"/>
+          <w:i w:val="0"/>
+          <w:sz w:val="22"/>
+        </w:rPr>
+        <w:t>Duplicate scans across datasets act as a major source of data leakage. We compute 128-bit MD5 content hashes for all raw image files. Out of 12,788 scanned raw files, exactly 5,888 duplicate images were identified and removed, yielding a clean dataset of 6,900 unique radiographies.</w:t>
+      </w:r>
+    </w:p>
+    <w:p>
+      <w:pPr>
+        <w:pStyle w:val="Heading2"/>
+        <w:keepNext/>
+        <w:spacing w:before="280" w:after="120"/>
+      </w:pPr>
+      <w:r>
+        <w:rPr>
+          <w:rFonts w:ascii="Times New Roman" w:hAnsi="Times New Roman"/>
+          <w:b/>
+          <w:color w:val="000000"/>
+          <w:sz w:val="26"/>
+        </w:rPr>
+        <w:t>3.3 Patient-Level Partitioning Protocol</w:t>
+      </w:r>
+    </w:p>
+    <w:p>
+      <w:pPr>
+        <w:spacing w:line="276" w:lineRule="auto" w:after="120"/>
+        <w:jc w:val="both"/>
+      </w:pPr>
+      <w:r>
+        <w:rPr>
+          <w:rFonts w:ascii="Times New Roman" w:hAnsi="Times New Roman"/>
+          <w:b w:val="0"/>
+          <w:i w:val="0"/>
+          <w:sz w:val="22"/>
+        </w:rPr>
+        <w:t>Patient IDs are parsed from filenames using regular expressions (person{N} for Kermany, CHN_{id} for Shenzhen, MCU_{id} for Montgomery). Partitioning is executed using GroupShuffleSplit with groups = patient_id to prevent any patient's radiographies from straddling split boundaries.</w:t>
+      </w:r>
+    </w:p>
+    <w:p>
+      <w:pPr>
+        <w:spacing w:before="240" w:after="80"/>
+        <w:jc w:val="center"/>
+      </w:pPr>
+      <w:r>
+        <w:drawing>
+          <wp:inline xmlns:a="http://schemas.openxmlformats.org/drawingml/2006/main" xmlns:pic="http://schemas.openxmlformats.org/drawingml/2006/picture">
+            <wp:extent cx="5486400" cy="3207434"/>
+            <wp:docPr id="1" name="Picture 1"/>
+            <wp:cNvGraphicFramePr>
+              <a:graphicFrameLocks noChangeAspect="1"/>
+            </wp:cNvGraphicFramePr>
+            <a:graphic>
+              <a:graphicData uri="http://schemas.openxmlformats.org/drawingml/2006/picture">
+                <pic:pic>
+                  <pic:nvPicPr>
+                    <pic:cNvPr id="0" name="chart_class_distribution.png"/>
+                    <pic:cNvPicPr/>
+                  </pic:nvPicPr>
+                  <pic:blipFill>
+                    <a:blip r:embed="rId9"/>
+                    <a:stretch>
+                      <a:fillRect/>
+                    </a:stretch>
+                  </pic:blipFill>
+                  <pic:spPr>
+                    <a:xfrm>
+                      <a:off x="0" y="0"/>
+                      <a:ext cx="5486400" cy="3207434"/>
+                    </a:xfrm>
+                    <a:prstGeom prst="rect"/>
+                  </pic:spPr>
+                </pic:pic>
+              </a:graphicData>
+            </a:graphic>
+          </wp:inline>
+        </w:drawing>
+      </w:r>
+    </w:p>
+    <w:p>
+      <w:pPr>
+        <w:spacing w:after="200"/>
+        <w:jc w:val="center"/>
+      </w:pPr>
+      <w:r>
+        <w:rPr>
+          <w:rFonts w:ascii="Times New Roman" w:hAnsi="Times New Roman"/>
+          <w:i/>
+          <w:sz w:val="19"/>
+        </w:rPr>
+        <w:t>Figure 3.1: Distribution of clean unique radiography scans across four pathology classes (Total: 6,900 scans).</w:t>
+      </w:r>
+    </w:p>
+    <w:p>
+      <w:pPr>
+        <w:keepNext/>
+        <w:spacing w:before="160" w:after="80"/>
+      </w:pPr>
+      <w:r>
+        <w:rPr>
+          <w:rFonts w:ascii="Times New Roman" w:hAnsi="Times New Roman"/>
+          <w:b/>
+          <w:sz w:val="20"/>
+        </w:rPr>
+        <w:t>Table 3.1: Final zero-leakage patient-level dataset partition statistics.</w:t>
       </w:r>
     </w:p>
     <w:tbl>
@@ -1113,22 +1934,35 @@
       <w:tr>
         <w:tc>
           <w:tcPr>
-            <w:tcW w:type="dxa" w:w="2160"/>
+            <w:tcW w:type="dxa" w:w="2016"/>
             <w:shd w:fill="E6E6E6"/>
+            <w:tcMar>
+              <w:top w:w="80" w:type="dxa"/>
+              <w:bottom w:w="80" w:type="dxa"/>
+              <w:left w:w="120" w:type="dxa"/>
+              <w:right w:w="120" w:type="dxa"/>
+            </w:tcMar>
+            <w:tcBorders>
+              <w:top w:val="single" w:sz="4" w:space="0" w:color="D0D0D0"/>
+              <w:bottom w:val="single" w:sz="4" w:space="0" w:color="D0D0D0"/>
+              <w:left w:val="none"/>
+              <w:right w:val="none"/>
+            </w:tcBorders>
           </w:tcPr>
           <w:p>
             <w:pPr>
-              <w:spacing w:after="40"/>
+              <w:spacing w:after="40" w:line="264" w:lineRule="auto"/>
               <w:jc w:val="center"/>
             </w:pPr>
             <w:r>
               <w:rPr>
                 <w:rFonts w:ascii="Times New Roman" w:hAnsi="Times New Roman"/>
                 <w:b/>
+                <w:i w:val="0"/>
                 <w:color w:val="000000"/>
                 <w:sz w:val="19"/>
               </w:rPr>
-              <w:t>Dataset Split</w:t>
+              <w:t>Split Set</w:t>
             </w:r>
           </w:p>
         </w:tc>
@@ -1136,16 +1970,29 @@
           <w:tcPr>
             <w:tcW w:type="dxa" w:w="1152"/>
             <w:shd w:fill="E6E6E6"/>
+            <w:tcMar>
+              <w:top w:w="80" w:type="dxa"/>
+              <w:bottom w:w="80" w:type="dxa"/>
+              <w:left w:w="120" w:type="dxa"/>
+              <w:right w:w="120" w:type="dxa"/>
+            </w:tcMar>
+            <w:tcBorders>
+              <w:top w:val="single" w:sz="4" w:space="0" w:color="D0D0D0"/>
+              <w:bottom w:val="single" w:sz="4" w:space="0" w:color="D0D0D0"/>
+              <w:left w:val="none"/>
+              <w:right w:val="none"/>
+            </w:tcBorders>
           </w:tcPr>
           <w:p>
             <w:pPr>
-              <w:spacing w:after="40"/>
+              <w:spacing w:after="40" w:line="264" w:lineRule="auto"/>
               <w:jc w:val="center"/>
             </w:pPr>
             <w:r>
               <w:rPr>
                 <w:rFonts w:ascii="Times New Roman" w:hAnsi="Times New Roman"/>
                 <w:b/>
+                <w:i w:val="0"/>
                 <w:color w:val="000000"/>
                 <w:sz w:val="19"/>
               </w:rPr>
@@ -1155,22 +2002,69 @@
         </w:tc>
         <w:tc>
           <w:tcPr>
-            <w:tcW w:type="dxa" w:w="1584"/>
+            <w:tcW w:type="dxa" w:w="1296"/>
             <w:shd w:fill="E6E6E6"/>
+            <w:tcMar>
+              <w:top w:w="80" w:type="dxa"/>
+              <w:bottom w:w="80" w:type="dxa"/>
+              <w:left w:w="120" w:type="dxa"/>
+              <w:right w:w="120" w:type="dxa"/>
+            </w:tcMar>
+            <w:tcBorders>
+              <w:top w:val="single" w:sz="4" w:space="0" w:color="D0D0D0"/>
+              <w:bottom w:val="single" w:sz="4" w:space="0" w:color="D0D0D0"/>
+              <w:left w:val="none"/>
+              <w:right w:val="none"/>
+            </w:tcBorders>
           </w:tcPr>
           <w:p>
             <w:pPr>
-              <w:spacing w:after="40"/>
+              <w:spacing w:after="40" w:line="264" w:lineRule="auto"/>
               <w:jc w:val="center"/>
             </w:pPr>
             <w:r>
               <w:rPr>
                 <w:rFonts w:ascii="Times New Roman" w:hAnsi="Times New Roman"/>
                 <w:b/>
+                <w:i w:val="0"/>
                 <w:color w:val="000000"/>
                 <w:sz w:val="19"/>
               </w:rPr>
-              <w:t>Bacterial Pneumonia</w:t>
+              <w:t>Bacterial Pneu.</w:t>
+            </w:r>
+          </w:p>
+        </w:tc>
+        <w:tc>
+          <w:tcPr>
+            <w:tcW w:type="dxa" w:w="1152"/>
+            <w:shd w:fill="E6E6E6"/>
+            <w:tcMar>
+              <w:top w:w="80" w:type="dxa"/>
+              <w:bottom w:w="80" w:type="dxa"/>
+              <w:left w:w="120" w:type="dxa"/>
+              <w:right w:w="120" w:type="dxa"/>
+            </w:tcMar>
+            <w:tcBorders>
+              <w:top w:val="single" w:sz="4" w:space="0" w:color="D0D0D0"/>
+              <w:bottom w:val="single" w:sz="4" w:space="0" w:color="D0D0D0"/>
+              <w:left w:val="none"/>
+              <w:right w:val="none"/>
+            </w:tcBorders>
+          </w:tcPr>
+          <w:p>
+            <w:pPr>
+              <w:spacing w:after="40" w:line="264" w:lineRule="auto"/>
+              <w:jc w:val="center"/>
+            </w:pPr>
+            <w:r>
+              <w:rPr>
+                <w:rFonts w:ascii="Times New Roman" w:hAnsi="Times New Roman"/>
+                <w:b/>
+                <w:i w:val="0"/>
+                <w:color w:val="000000"/>
+                <w:sz w:val="19"/>
+              </w:rPr>
+              <w:t>Viral Pneu.</w:t>
             </w:r>
           </w:p>
         </w:tc>
@@ -1178,37 +2072,29 @@
           <w:tcPr>
             <w:tcW w:type="dxa" w:w="1296"/>
             <w:shd w:fill="E6E6E6"/>
+            <w:tcMar>
+              <w:top w:w="80" w:type="dxa"/>
+              <w:bottom w:w="80" w:type="dxa"/>
+              <w:left w:w="120" w:type="dxa"/>
+              <w:right w:w="120" w:type="dxa"/>
+            </w:tcMar>
+            <w:tcBorders>
+              <w:top w:val="single" w:sz="4" w:space="0" w:color="D0D0D0"/>
+              <w:bottom w:val="single" w:sz="4" w:space="0" w:color="D0D0D0"/>
+              <w:left w:val="none"/>
+              <w:right w:val="none"/>
+            </w:tcBorders>
           </w:tcPr>
           <w:p>
             <w:pPr>
-              <w:spacing w:after="40"/>
+              <w:spacing w:after="40" w:line="264" w:lineRule="auto"/>
               <w:jc w:val="center"/>
             </w:pPr>
             <w:r>
               <w:rPr>
                 <w:rFonts w:ascii="Times New Roman" w:hAnsi="Times New Roman"/>
                 <w:b/>
-                <w:color w:val="000000"/>
-                <w:sz w:val="19"/>
-              </w:rPr>
-              <w:t>Viral Pneumonia</w:t>
-            </w:r>
-          </w:p>
-        </w:tc>
-        <w:tc>
-          <w:tcPr>
-            <w:tcW w:type="dxa" w:w="1152"/>
-            <w:shd w:fill="E6E6E6"/>
-          </w:tcPr>
-          <w:p>
-            <w:pPr>
-              <w:spacing w:after="40"/>
-              <w:jc w:val="center"/>
-            </w:pPr>
-            <w:r>
-              <w:rPr>
-                <w:rFonts w:ascii="Times New Roman" w:hAnsi="Times New Roman"/>
-                <w:b/>
+                <w:i w:val="0"/>
                 <w:color w:val="000000"/>
                 <w:sz w:val="19"/>
               </w:rPr>
@@ -1218,39 +2104,65 @@
         </w:tc>
         <w:tc>
           <w:tcPr>
-            <w:tcW w:type="dxa" w:w="1008"/>
+            <w:tcW w:type="dxa" w:w="1224"/>
             <w:shd w:fill="E6E6E6"/>
+            <w:tcMar>
+              <w:top w:w="80" w:type="dxa"/>
+              <w:bottom w:w="80" w:type="dxa"/>
+              <w:left w:w="120" w:type="dxa"/>
+              <w:right w:w="120" w:type="dxa"/>
+            </w:tcMar>
+            <w:tcBorders>
+              <w:top w:val="single" w:sz="4" w:space="0" w:color="D0D0D0"/>
+              <w:bottom w:val="single" w:sz="4" w:space="0" w:color="D0D0D0"/>
+              <w:left w:val="none"/>
+              <w:right w:val="none"/>
+            </w:tcBorders>
           </w:tcPr>
           <w:p>
             <w:pPr>
-              <w:spacing w:after="40"/>
+              <w:spacing w:after="40" w:line="264" w:lineRule="auto"/>
               <w:jc w:val="center"/>
             </w:pPr>
             <w:r>
               <w:rPr>
                 <w:rFonts w:ascii="Times New Roman" w:hAnsi="Times New Roman"/>
                 <w:b/>
+                <w:i w:val="0"/>
                 <w:color w:val="000000"/>
                 <w:sz w:val="19"/>
               </w:rPr>
-              <w:t>Total Images</w:t>
+              <w:t>Total Scans</w:t>
             </w:r>
           </w:p>
         </w:tc>
         <w:tc>
           <w:tcPr>
-            <w:tcW w:type="dxa" w:w="1008"/>
+            <w:tcW w:type="dxa" w:w="1224"/>
             <w:shd w:fill="E6E6E6"/>
+            <w:tcMar>
+              <w:top w:w="80" w:type="dxa"/>
+              <w:bottom w:w="80" w:type="dxa"/>
+              <w:left w:w="120" w:type="dxa"/>
+              <w:right w:w="120" w:type="dxa"/>
+            </w:tcMar>
+            <w:tcBorders>
+              <w:top w:val="single" w:sz="4" w:space="0" w:color="D0D0D0"/>
+              <w:bottom w:val="single" w:sz="4" w:space="0" w:color="D0D0D0"/>
+              <w:left w:val="none"/>
+              <w:right w:val="none"/>
+            </w:tcBorders>
           </w:tcPr>
           <w:p>
             <w:pPr>
-              <w:spacing w:after="40"/>
+              <w:spacing w:after="40" w:line="264" w:lineRule="auto"/>
               <w:jc w:val="center"/>
             </w:pPr>
             <w:r>
               <w:rPr>
                 <w:rFonts w:ascii="Times New Roman" w:hAnsi="Times New Roman"/>
                 <w:b/>
+                <w:i w:val="0"/>
                 <w:color w:val="000000"/>
                 <w:sz w:val="19"/>
               </w:rPr>
@@ -1262,22 +2174,30 @@
       <w:tr>
         <w:tc>
           <w:tcPr>
-            <w:tcW w:type="dxa" w:w="2160"/>
+            <w:tcW w:type="dxa" w:w="2016"/>
+            <w:tcMar>
+              <w:top w:w="80" w:type="dxa"/>
+              <w:bottom w:w="80" w:type="dxa"/>
+              <w:left w:w="120" w:type="dxa"/>
+              <w:right w:w="120" w:type="dxa"/>
+            </w:tcMar>
             <w:tcBorders>
-              <w:top w:val="single" w:sz="4" w:space="0" w:color="E0E0E0"/>
+              <w:top w:val="single" w:sz="4" w:space="0" w:color="D0D0D0"/>
+              <w:bottom w:val="single" w:sz="4" w:space="0" w:color="D0D0D0"/>
               <w:left w:val="none"/>
-              <w:bottom w:val="single" w:sz="4" w:space="0" w:color="E0E0E0"/>
               <w:right w:val="none"/>
             </w:tcBorders>
           </w:tcPr>
           <w:p>
             <w:pPr>
-              <w:spacing w:after="40"/>
+              <w:spacing w:after="40" w:line="264" w:lineRule="auto"/>
               <w:jc w:val="left"/>
             </w:pPr>
             <w:r>
               <w:rPr>
                 <w:rFonts w:ascii="Times New Roman" w:hAnsi="Times New Roman"/>
+                <w:b/>
+                <w:i w:val="0"/>
                 <w:color w:val="000000"/>
                 <w:sz w:val="19"/>
               </w:rPr>
@@ -1288,21 +2208,29 @@
         <w:tc>
           <w:tcPr>
             <w:tcW w:type="dxa" w:w="1152"/>
+            <w:tcMar>
+              <w:top w:w="80" w:type="dxa"/>
+              <w:bottom w:w="80" w:type="dxa"/>
+              <w:left w:w="120" w:type="dxa"/>
+              <w:right w:w="120" w:type="dxa"/>
+            </w:tcMar>
             <w:tcBorders>
-              <w:top w:val="single" w:sz="4" w:space="0" w:color="E0E0E0"/>
+              <w:top w:val="single" w:sz="4" w:space="0" w:color="D0D0D0"/>
+              <w:bottom w:val="single" w:sz="4" w:space="0" w:color="D0D0D0"/>
               <w:left w:val="none"/>
-              <w:bottom w:val="single" w:sz="4" w:space="0" w:color="E0E0E0"/>
               <w:right w:val="none"/>
             </w:tcBorders>
           </w:tcPr>
           <w:p>
             <w:pPr>
-              <w:spacing w:after="40"/>
+              <w:spacing w:after="40" w:line="264" w:lineRule="auto"/>
               <w:jc w:val="center"/>
             </w:pPr>
             <w:r>
               <w:rPr>
                 <w:rFonts w:ascii="Times New Roman" w:hAnsi="Times New Roman"/>
+                <w:b w:val="0"/>
+                <w:i w:val="0"/>
                 <w:color w:val="000000"/>
                 <w:sz w:val="19"/>
               </w:rPr>
@@ -1312,22 +2240,30 @@
         </w:tc>
         <w:tc>
           <w:tcPr>
-            <w:tcW w:type="dxa" w:w="1584"/>
+            <w:tcW w:type="dxa" w:w="1296"/>
+            <w:tcMar>
+              <w:top w:w="80" w:type="dxa"/>
+              <w:bottom w:w="80" w:type="dxa"/>
+              <w:left w:w="120" w:type="dxa"/>
+              <w:right w:w="120" w:type="dxa"/>
+            </w:tcMar>
             <w:tcBorders>
-              <w:top w:val="single" w:sz="4" w:space="0" w:color="E0E0E0"/>
+              <w:top w:val="single" w:sz="4" w:space="0" w:color="D0D0D0"/>
+              <w:bottom w:val="single" w:sz="4" w:space="0" w:color="D0D0D0"/>
               <w:left w:val="none"/>
-              <w:bottom w:val="single" w:sz="4" w:space="0" w:color="E0E0E0"/>
               <w:right w:val="none"/>
             </w:tcBorders>
           </w:tcPr>
           <w:p>
             <w:pPr>
-              <w:spacing w:after="40"/>
+              <w:spacing w:after="40" w:line="264" w:lineRule="auto"/>
               <w:jc w:val="center"/>
             </w:pPr>
             <w:r>
               <w:rPr>
                 <w:rFonts w:ascii="Times New Roman" w:hAnsi="Times New Roman"/>
+                <w:b w:val="0"/>
+                <w:i w:val="0"/>
                 <w:color w:val="000000"/>
                 <w:sz w:val="19"/>
               </w:rPr>
@@ -1337,22 +2273,30 @@
         </w:tc>
         <w:tc>
           <w:tcPr>
-            <w:tcW w:type="dxa" w:w="1296"/>
+            <w:tcW w:type="dxa" w:w="1152"/>
+            <w:tcMar>
+              <w:top w:w="80" w:type="dxa"/>
+              <w:bottom w:w="80" w:type="dxa"/>
+              <w:left w:w="120" w:type="dxa"/>
+              <w:right w:w="120" w:type="dxa"/>
+            </w:tcMar>
             <w:tcBorders>
-              <w:top w:val="single" w:sz="4" w:space="0" w:color="E0E0E0"/>
+              <w:top w:val="single" w:sz="4" w:space="0" w:color="D0D0D0"/>
+              <w:bottom w:val="single" w:sz="4" w:space="0" w:color="D0D0D0"/>
               <w:left w:val="none"/>
-              <w:bottom w:val="single" w:sz="4" w:space="0" w:color="E0E0E0"/>
               <w:right w:val="none"/>
             </w:tcBorders>
           </w:tcPr>
           <w:p>
             <w:pPr>
-              <w:spacing w:after="40"/>
+              <w:spacing w:after="40" w:line="264" w:lineRule="auto"/>
               <w:jc w:val="center"/>
             </w:pPr>
             <w:r>
               <w:rPr>
                 <w:rFonts w:ascii="Times New Roman" w:hAnsi="Times New Roman"/>
+                <w:b w:val="0"/>
+                <w:i w:val="0"/>
                 <w:color w:val="000000"/>
                 <w:sz w:val="19"/>
               </w:rPr>
@@ -1362,22 +2306,30 @@
         </w:tc>
         <w:tc>
           <w:tcPr>
-            <w:tcW w:type="dxa" w:w="1152"/>
+            <w:tcW w:type="dxa" w:w="1296"/>
+            <w:tcMar>
+              <w:top w:w="80" w:type="dxa"/>
+              <w:bottom w:w="80" w:type="dxa"/>
+              <w:left w:w="120" w:type="dxa"/>
+              <w:right w:w="120" w:type="dxa"/>
+            </w:tcMar>
             <w:tcBorders>
-              <w:top w:val="single" w:sz="4" w:space="0" w:color="E0E0E0"/>
+              <w:top w:val="single" w:sz="4" w:space="0" w:color="D0D0D0"/>
+              <w:bottom w:val="single" w:sz="4" w:space="0" w:color="D0D0D0"/>
               <w:left w:val="none"/>
-              <w:bottom w:val="single" w:sz="4" w:space="0" w:color="E0E0E0"/>
               <w:right w:val="none"/>
             </w:tcBorders>
           </w:tcPr>
           <w:p>
             <w:pPr>
-              <w:spacing w:after="40"/>
+              <w:spacing w:after="40" w:line="264" w:lineRule="auto"/>
               <w:jc w:val="center"/>
             </w:pPr>
             <w:r>
               <w:rPr>
                 <w:rFonts w:ascii="Times New Roman" w:hAnsi="Times New Roman"/>
+                <w:b w:val="0"/>
+                <w:i w:val="0"/>
                 <w:color w:val="000000"/>
                 <w:sz w:val="19"/>
               </w:rPr>
@@ -1387,22 +2339,30 @@
         </w:tc>
         <w:tc>
           <w:tcPr>
-            <w:tcW w:type="dxa" w:w="1008"/>
+            <w:tcW w:type="dxa" w:w="1224"/>
+            <w:tcMar>
+              <w:top w:w="80" w:type="dxa"/>
+              <w:bottom w:w="80" w:type="dxa"/>
+              <w:left w:w="120" w:type="dxa"/>
+              <w:right w:w="120" w:type="dxa"/>
+            </w:tcMar>
             <w:tcBorders>
-              <w:top w:val="single" w:sz="4" w:space="0" w:color="E0E0E0"/>
+              <w:top w:val="single" w:sz="4" w:space="0" w:color="D0D0D0"/>
+              <w:bottom w:val="single" w:sz="4" w:space="0" w:color="D0D0D0"/>
               <w:left w:val="none"/>
-              <w:bottom w:val="single" w:sz="4" w:space="0" w:color="E0E0E0"/>
               <w:right w:val="none"/>
             </w:tcBorders>
           </w:tcPr>
           <w:p>
             <w:pPr>
-              <w:spacing w:after="40"/>
+              <w:spacing w:after="40" w:line="264" w:lineRule="auto"/>
               <w:jc w:val="center"/>
             </w:pPr>
             <w:r>
               <w:rPr>
                 <w:rFonts w:ascii="Times New Roman" w:hAnsi="Times New Roman"/>
+                <w:b w:val="0"/>
+                <w:i w:val="0"/>
                 <w:color w:val="000000"/>
                 <w:sz w:val="19"/>
               </w:rPr>
@@ -1412,22 +2372,30 @@
         </w:tc>
         <w:tc>
           <w:tcPr>
-            <w:tcW w:type="dxa" w:w="1008"/>
+            <w:tcW w:type="dxa" w:w="1224"/>
+            <w:tcMar>
+              <w:top w:w="80" w:type="dxa"/>
+              <w:bottom w:w="80" w:type="dxa"/>
+              <w:left w:w="120" w:type="dxa"/>
+              <w:right w:w="120" w:type="dxa"/>
+            </w:tcMar>
             <w:tcBorders>
-              <w:top w:val="single" w:sz="4" w:space="0" w:color="E0E0E0"/>
+              <w:top w:val="single" w:sz="4" w:space="0" w:color="D0D0D0"/>
+              <w:bottom w:val="single" w:sz="4" w:space="0" w:color="D0D0D0"/>
               <w:left w:val="none"/>
-              <w:bottom w:val="single" w:sz="4" w:space="0" w:color="E0E0E0"/>
               <w:right w:val="none"/>
             </w:tcBorders>
           </w:tcPr>
           <w:p>
             <w:pPr>
-              <w:spacing w:after="40"/>
+              <w:spacing w:after="40" w:line="264" w:lineRule="auto"/>
               <w:jc w:val="center"/>
             </w:pPr>
             <w:r>
               <w:rPr>
                 <w:rFonts w:ascii="Times New Roman" w:hAnsi="Times New Roman"/>
+                <w:b w:val="0"/>
+                <w:i w:val="0"/>
                 <w:color w:val="000000"/>
                 <w:sz w:val="19"/>
               </w:rPr>
@@ -1439,22 +2407,30 @@
       <w:tr>
         <w:tc>
           <w:tcPr>
-            <w:tcW w:type="dxa" w:w="2160"/>
+            <w:tcW w:type="dxa" w:w="2016"/>
+            <w:tcMar>
+              <w:top w:w="80" w:type="dxa"/>
+              <w:bottom w:w="80" w:type="dxa"/>
+              <w:left w:w="120" w:type="dxa"/>
+              <w:right w:w="120" w:type="dxa"/>
+            </w:tcMar>
             <w:tcBorders>
-              <w:top w:val="single" w:sz="4" w:space="0" w:color="E0E0E0"/>
+              <w:top w:val="single" w:sz="4" w:space="0" w:color="D0D0D0"/>
+              <w:bottom w:val="single" w:sz="4" w:space="0" w:color="D0D0D0"/>
               <w:left w:val="none"/>
-              <w:bottom w:val="single" w:sz="4" w:space="0" w:color="E0E0E0"/>
               <w:right w:val="none"/>
             </w:tcBorders>
           </w:tcPr>
           <w:p>
             <w:pPr>
-              <w:spacing w:after="40"/>
+              <w:spacing w:after="40" w:line="264" w:lineRule="auto"/>
               <w:jc w:val="left"/>
             </w:pPr>
             <w:r>
               <w:rPr>
                 <w:rFonts w:ascii="Times New Roman" w:hAnsi="Times New Roman"/>
+                <w:b/>
+                <w:i w:val="0"/>
                 <w:color w:val="000000"/>
                 <w:sz w:val="19"/>
               </w:rPr>
@@ -1465,21 +2441,29 @@
         <w:tc>
           <w:tcPr>
             <w:tcW w:type="dxa" w:w="1152"/>
+            <w:tcMar>
+              <w:top w:w="80" w:type="dxa"/>
+              <w:bottom w:w="80" w:type="dxa"/>
+              <w:left w:w="120" w:type="dxa"/>
+              <w:right w:w="120" w:type="dxa"/>
+            </w:tcMar>
             <w:tcBorders>
-              <w:top w:val="single" w:sz="4" w:space="0" w:color="E0E0E0"/>
+              <w:top w:val="single" w:sz="4" w:space="0" w:color="D0D0D0"/>
+              <w:bottom w:val="single" w:sz="4" w:space="0" w:color="D0D0D0"/>
               <w:left w:val="none"/>
-              <w:bottom w:val="single" w:sz="4" w:space="0" w:color="E0E0E0"/>
               <w:right w:val="none"/>
             </w:tcBorders>
           </w:tcPr>
           <w:p>
             <w:pPr>
-              <w:spacing w:after="40"/>
+              <w:spacing w:after="40" w:line="264" w:lineRule="auto"/>
               <w:jc w:val="center"/>
             </w:pPr>
             <w:r>
               <w:rPr>
                 <w:rFonts w:ascii="Times New Roman" w:hAnsi="Times New Roman"/>
+                <w:b w:val="0"/>
+                <w:i w:val="0"/>
                 <w:color w:val="000000"/>
                 <w:sz w:val="19"/>
               </w:rPr>
@@ -1489,22 +2473,30 @@
         </w:tc>
         <w:tc>
           <w:tcPr>
-            <w:tcW w:type="dxa" w:w="1584"/>
+            <w:tcW w:type="dxa" w:w="1296"/>
+            <w:tcMar>
+              <w:top w:w="80" w:type="dxa"/>
+              <w:bottom w:w="80" w:type="dxa"/>
+              <w:left w:w="120" w:type="dxa"/>
+              <w:right w:w="120" w:type="dxa"/>
+            </w:tcMar>
             <w:tcBorders>
-              <w:top w:val="single" w:sz="4" w:space="0" w:color="E0E0E0"/>
+              <w:top w:val="single" w:sz="4" w:space="0" w:color="D0D0D0"/>
+              <w:bottom w:val="single" w:sz="4" w:space="0" w:color="D0D0D0"/>
               <w:left w:val="none"/>
-              <w:bottom w:val="single" w:sz="4" w:space="0" w:color="E0E0E0"/>
               <w:right w:val="none"/>
             </w:tcBorders>
           </w:tcPr>
           <w:p>
             <w:pPr>
-              <w:spacing w:after="40"/>
+              <w:spacing w:after="40" w:line="264" w:lineRule="auto"/>
               <w:jc w:val="center"/>
             </w:pPr>
             <w:r>
               <w:rPr>
                 <w:rFonts w:ascii="Times New Roman" w:hAnsi="Times New Roman"/>
+                <w:b w:val="0"/>
+                <w:i w:val="0"/>
                 <w:color w:val="000000"/>
                 <w:sz w:val="19"/>
               </w:rPr>
@@ -1514,22 +2506,30 @@
         </w:tc>
         <w:tc>
           <w:tcPr>
-            <w:tcW w:type="dxa" w:w="1296"/>
+            <w:tcW w:type="dxa" w:w="1152"/>
+            <w:tcMar>
+              <w:top w:w="80" w:type="dxa"/>
+              <w:bottom w:w="80" w:type="dxa"/>
+              <w:left w:w="120" w:type="dxa"/>
+              <w:right w:w="120" w:type="dxa"/>
+            </w:tcMar>
             <w:tcBorders>
-              <w:top w:val="single" w:sz="4" w:space="0" w:color="E0E0E0"/>
+              <w:top w:val="single" w:sz="4" w:space="0" w:color="D0D0D0"/>
+              <w:bottom w:val="single" w:sz="4" w:space="0" w:color="D0D0D0"/>
               <w:left w:val="none"/>
-              <w:bottom w:val="single" w:sz="4" w:space="0" w:color="E0E0E0"/>
               <w:right w:val="none"/>
             </w:tcBorders>
           </w:tcPr>
           <w:p>
             <w:pPr>
-              <w:spacing w:after="40"/>
+              <w:spacing w:after="40" w:line="264" w:lineRule="auto"/>
               <w:jc w:val="center"/>
             </w:pPr>
             <w:r>
               <w:rPr>
                 <w:rFonts w:ascii="Times New Roman" w:hAnsi="Times New Roman"/>
+                <w:b w:val="0"/>
+                <w:i w:val="0"/>
                 <w:color w:val="000000"/>
                 <w:sz w:val="19"/>
               </w:rPr>
@@ -1539,22 +2539,30 @@
         </w:tc>
         <w:tc>
           <w:tcPr>
-            <w:tcW w:type="dxa" w:w="1152"/>
+            <w:tcW w:type="dxa" w:w="1296"/>
+            <w:tcMar>
+              <w:top w:w="80" w:type="dxa"/>
+              <w:bottom w:w="80" w:type="dxa"/>
+              <w:left w:w="120" w:type="dxa"/>
+              <w:right w:w="120" w:type="dxa"/>
+            </w:tcMar>
             <w:tcBorders>
-              <w:top w:val="single" w:sz="4" w:space="0" w:color="E0E0E0"/>
+              <w:top w:val="single" w:sz="4" w:space="0" w:color="D0D0D0"/>
+              <w:bottom w:val="single" w:sz="4" w:space="0" w:color="D0D0D0"/>
               <w:left w:val="none"/>
-              <w:bottom w:val="single" w:sz="4" w:space="0" w:color="E0E0E0"/>
               <w:right w:val="none"/>
             </w:tcBorders>
           </w:tcPr>
           <w:p>
             <w:pPr>
-              <w:spacing w:after="40"/>
+              <w:spacing w:after="40" w:line="264" w:lineRule="auto"/>
               <w:jc w:val="center"/>
             </w:pPr>
             <w:r>
               <w:rPr>
                 <w:rFonts w:ascii="Times New Roman" w:hAnsi="Times New Roman"/>
+                <w:b w:val="0"/>
+                <w:i w:val="0"/>
                 <w:color w:val="000000"/>
                 <w:sz w:val="19"/>
               </w:rPr>
@@ -1564,22 +2572,30 @@
         </w:tc>
         <w:tc>
           <w:tcPr>
-            <w:tcW w:type="dxa" w:w="1008"/>
+            <w:tcW w:type="dxa" w:w="1224"/>
+            <w:tcMar>
+              <w:top w:w="80" w:type="dxa"/>
+              <w:bottom w:w="80" w:type="dxa"/>
+              <w:left w:w="120" w:type="dxa"/>
+              <w:right w:w="120" w:type="dxa"/>
+            </w:tcMar>
             <w:tcBorders>
-              <w:top w:val="single" w:sz="4" w:space="0" w:color="E0E0E0"/>
+              <w:top w:val="single" w:sz="4" w:space="0" w:color="D0D0D0"/>
+              <w:bottom w:val="single" w:sz="4" w:space="0" w:color="D0D0D0"/>
               <w:left w:val="none"/>
-              <w:bottom w:val="single" w:sz="4" w:space="0" w:color="E0E0E0"/>
               <w:right w:val="none"/>
             </w:tcBorders>
           </w:tcPr>
           <w:p>
             <w:pPr>
-              <w:spacing w:after="40"/>
+              <w:spacing w:after="40" w:line="264" w:lineRule="auto"/>
               <w:jc w:val="center"/>
             </w:pPr>
             <w:r>
               <w:rPr>
                 <w:rFonts w:ascii="Times New Roman" w:hAnsi="Times New Roman"/>
+                <w:b w:val="0"/>
+                <w:i w:val="0"/>
                 <w:color w:val="000000"/>
                 <w:sz w:val="19"/>
               </w:rPr>
@@ -1589,22 +2605,30 @@
         </w:tc>
         <w:tc>
           <w:tcPr>
-            <w:tcW w:type="dxa" w:w="1008"/>
+            <w:tcW w:type="dxa" w:w="1224"/>
+            <w:tcMar>
+              <w:top w:w="80" w:type="dxa"/>
+              <w:bottom w:w="80" w:type="dxa"/>
+              <w:left w:w="120" w:type="dxa"/>
+              <w:right w:w="120" w:type="dxa"/>
+            </w:tcMar>
             <w:tcBorders>
-              <w:top w:val="single" w:sz="4" w:space="0" w:color="E0E0E0"/>
+              <w:top w:val="single" w:sz="4" w:space="0" w:color="D0D0D0"/>
+              <w:bottom w:val="single" w:sz="4" w:space="0" w:color="D0D0D0"/>
               <w:left w:val="none"/>
-              <w:bottom w:val="single" w:sz="4" w:space="0" w:color="E0E0E0"/>
               <w:right w:val="none"/>
             </w:tcBorders>
           </w:tcPr>
           <w:p>
             <w:pPr>
-              <w:spacing w:after="40"/>
+              <w:spacing w:after="40" w:line="264" w:lineRule="auto"/>
               <w:jc w:val="center"/>
             </w:pPr>
             <w:r>
               <w:rPr>
                 <w:rFonts w:ascii="Times New Roman" w:hAnsi="Times New Roman"/>
+                <w:b w:val="0"/>
+                <w:i w:val="0"/>
                 <w:color w:val="000000"/>
                 <w:sz w:val="19"/>
               </w:rPr>
@@ -1616,22 +2640,30 @@
       <w:tr>
         <w:tc>
           <w:tcPr>
-            <w:tcW w:type="dxa" w:w="2160"/>
+            <w:tcW w:type="dxa" w:w="2016"/>
+            <w:tcMar>
+              <w:top w:w="80" w:type="dxa"/>
+              <w:bottom w:w="80" w:type="dxa"/>
+              <w:left w:w="120" w:type="dxa"/>
+              <w:right w:w="120" w:type="dxa"/>
+            </w:tcMar>
             <w:tcBorders>
-              <w:top w:val="single" w:sz="4" w:space="0" w:color="E0E0E0"/>
+              <w:top w:val="single" w:sz="4" w:space="0" w:color="D0D0D0"/>
+              <w:bottom w:val="single" w:sz="4" w:space="0" w:color="D0D0D0"/>
               <w:left w:val="none"/>
-              <w:bottom w:val="single" w:sz="4" w:space="0" w:color="E0E0E0"/>
               <w:right w:val="none"/>
             </w:tcBorders>
           </w:tcPr>
           <w:p>
             <w:pPr>
-              <w:spacing w:after="40"/>
+              <w:spacing w:after="40" w:line="264" w:lineRule="auto"/>
               <w:jc w:val="left"/>
             </w:pPr>
             <w:r>
               <w:rPr>
                 <w:rFonts w:ascii="Times New Roman" w:hAnsi="Times New Roman"/>
+                <w:b/>
+                <w:i w:val="0"/>
                 <w:color w:val="000000"/>
                 <w:sz w:val="19"/>
               </w:rPr>
@@ -1642,21 +2674,29 @@
         <w:tc>
           <w:tcPr>
             <w:tcW w:type="dxa" w:w="1152"/>
+            <w:tcMar>
+              <w:top w:w="80" w:type="dxa"/>
+              <w:bottom w:w="80" w:type="dxa"/>
+              <w:left w:w="120" w:type="dxa"/>
+              <w:right w:w="120" w:type="dxa"/>
+            </w:tcMar>
             <w:tcBorders>
-              <w:top w:val="single" w:sz="4" w:space="0" w:color="E0E0E0"/>
+              <w:top w:val="single" w:sz="4" w:space="0" w:color="D0D0D0"/>
+              <w:bottom w:val="single" w:sz="4" w:space="0" w:color="D0D0D0"/>
               <w:left w:val="none"/>
-              <w:bottom w:val="single" w:sz="4" w:space="0" w:color="E0E0E0"/>
               <w:right w:val="none"/>
             </w:tcBorders>
           </w:tcPr>
           <w:p>
             <w:pPr>
-              <w:spacing w:after="40"/>
+              <w:spacing w:after="40" w:line="264" w:lineRule="auto"/>
               <w:jc w:val="center"/>
             </w:pPr>
             <w:r>
               <w:rPr>
                 <w:rFonts w:ascii="Times New Roman" w:hAnsi="Times New Roman"/>
+                <w:b w:val="0"/>
+                <w:i w:val="0"/>
                 <w:color w:val="000000"/>
                 <w:sz w:val="19"/>
               </w:rPr>
@@ -1666,22 +2706,30 @@
         </w:tc>
         <w:tc>
           <w:tcPr>
-            <w:tcW w:type="dxa" w:w="1584"/>
+            <w:tcW w:type="dxa" w:w="1296"/>
+            <w:tcMar>
+              <w:top w:w="80" w:type="dxa"/>
+              <w:bottom w:w="80" w:type="dxa"/>
+              <w:left w:w="120" w:type="dxa"/>
+              <w:right w:w="120" w:type="dxa"/>
+            </w:tcMar>
             <w:tcBorders>
-              <w:top w:val="single" w:sz="4" w:space="0" w:color="E0E0E0"/>
+              <w:top w:val="single" w:sz="4" w:space="0" w:color="D0D0D0"/>
+              <w:bottom w:val="single" w:sz="4" w:space="0" w:color="D0D0D0"/>
               <w:left w:val="none"/>
-              <w:bottom w:val="single" w:sz="4" w:space="0" w:color="E0E0E0"/>
               <w:right w:val="none"/>
             </w:tcBorders>
           </w:tcPr>
           <w:p>
             <w:pPr>
-              <w:spacing w:after="40"/>
+              <w:spacing w:after="40" w:line="264" w:lineRule="auto"/>
               <w:jc w:val="center"/>
             </w:pPr>
             <w:r>
               <w:rPr>
                 <w:rFonts w:ascii="Times New Roman" w:hAnsi="Times New Roman"/>
+                <w:b w:val="0"/>
+                <w:i w:val="0"/>
                 <w:color w:val="000000"/>
                 <w:sz w:val="19"/>
               </w:rPr>
@@ -1691,22 +2739,30 @@
         </w:tc>
         <w:tc>
           <w:tcPr>
-            <w:tcW w:type="dxa" w:w="1296"/>
+            <w:tcW w:type="dxa" w:w="1152"/>
+            <w:tcMar>
+              <w:top w:w="80" w:type="dxa"/>
+              <w:bottom w:w="80" w:type="dxa"/>
+              <w:left w:w="120" w:type="dxa"/>
+              <w:right w:w="120" w:type="dxa"/>
+            </w:tcMar>
             <w:tcBorders>
-              <w:top w:val="single" w:sz="4" w:space="0" w:color="E0E0E0"/>
+              <w:top w:val="single" w:sz="4" w:space="0" w:color="D0D0D0"/>
+              <w:bottom w:val="single" w:sz="4" w:space="0" w:color="D0D0D0"/>
               <w:left w:val="none"/>
-              <w:bottom w:val="single" w:sz="4" w:space="0" w:color="E0E0E0"/>
               <w:right w:val="none"/>
             </w:tcBorders>
           </w:tcPr>
           <w:p>
             <w:pPr>
-              <w:spacing w:after="40"/>
+              <w:spacing w:after="40" w:line="264" w:lineRule="auto"/>
               <w:jc w:val="center"/>
             </w:pPr>
             <w:r>
               <w:rPr>
                 <w:rFonts w:ascii="Times New Roman" w:hAnsi="Times New Roman"/>
+                <w:b w:val="0"/>
+                <w:i w:val="0"/>
                 <w:color w:val="000000"/>
                 <w:sz w:val="19"/>
               </w:rPr>
@@ -1716,22 +2772,30 @@
         </w:tc>
         <w:tc>
           <w:tcPr>
-            <w:tcW w:type="dxa" w:w="1152"/>
+            <w:tcW w:type="dxa" w:w="1296"/>
+            <w:tcMar>
+              <w:top w:w="80" w:type="dxa"/>
+              <w:bottom w:w="80" w:type="dxa"/>
+              <w:left w:w="120" w:type="dxa"/>
+              <w:right w:w="120" w:type="dxa"/>
+            </w:tcMar>
             <w:tcBorders>
-              <w:top w:val="single" w:sz="4" w:space="0" w:color="E0E0E0"/>
+              <w:top w:val="single" w:sz="4" w:space="0" w:color="D0D0D0"/>
+              <w:bottom w:val="single" w:sz="4" w:space="0" w:color="D0D0D0"/>
               <w:left w:val="none"/>
-              <w:bottom w:val="single" w:sz="4" w:space="0" w:color="E0E0E0"/>
               <w:right w:val="none"/>
             </w:tcBorders>
           </w:tcPr>
           <w:p>
             <w:pPr>
-              <w:spacing w:after="40"/>
+              <w:spacing w:after="40" w:line="264" w:lineRule="auto"/>
               <w:jc w:val="center"/>
             </w:pPr>
             <w:r>
               <w:rPr>
                 <w:rFonts w:ascii="Times New Roman" w:hAnsi="Times New Roman"/>
+                <w:b w:val="0"/>
+                <w:i w:val="0"/>
                 <w:color w:val="000000"/>
                 <w:sz w:val="19"/>
               </w:rPr>
@@ -1741,22 +2805,30 @@
         </w:tc>
         <w:tc>
           <w:tcPr>
-            <w:tcW w:type="dxa" w:w="1008"/>
+            <w:tcW w:type="dxa" w:w="1224"/>
+            <w:tcMar>
+              <w:top w:w="80" w:type="dxa"/>
+              <w:bottom w:w="80" w:type="dxa"/>
+              <w:left w:w="120" w:type="dxa"/>
+              <w:right w:w="120" w:type="dxa"/>
+            </w:tcMar>
             <w:tcBorders>
-              <w:top w:val="single" w:sz="4" w:space="0" w:color="E0E0E0"/>
+              <w:top w:val="single" w:sz="4" w:space="0" w:color="D0D0D0"/>
+              <w:bottom w:val="single" w:sz="4" w:space="0" w:color="D0D0D0"/>
               <w:left w:val="none"/>
-              <w:bottom w:val="single" w:sz="4" w:space="0" w:color="E0E0E0"/>
               <w:right w:val="none"/>
             </w:tcBorders>
           </w:tcPr>
           <w:p>
             <w:pPr>
-              <w:spacing w:after="40"/>
+              <w:spacing w:after="40" w:line="264" w:lineRule="auto"/>
               <w:jc w:val="center"/>
             </w:pPr>
             <w:r>
               <w:rPr>
                 <w:rFonts w:ascii="Times New Roman" w:hAnsi="Times New Roman"/>
+                <w:b w:val="0"/>
+                <w:i w:val="0"/>
                 <w:color w:val="000000"/>
                 <w:sz w:val="19"/>
               </w:rPr>
@@ -1766,22 +2838,30 @@
         </w:tc>
         <w:tc>
           <w:tcPr>
-            <w:tcW w:type="dxa" w:w="1008"/>
+            <w:tcW w:type="dxa" w:w="1224"/>
+            <w:tcMar>
+              <w:top w:w="80" w:type="dxa"/>
+              <w:bottom w:w="80" w:type="dxa"/>
+              <w:left w:w="120" w:type="dxa"/>
+              <w:right w:w="120" w:type="dxa"/>
+            </w:tcMar>
             <w:tcBorders>
-              <w:top w:val="single" w:sz="4" w:space="0" w:color="E0E0E0"/>
+              <w:top w:val="single" w:sz="4" w:space="0" w:color="D0D0D0"/>
+              <w:bottom w:val="single" w:sz="4" w:space="0" w:color="D0D0D0"/>
               <w:left w:val="none"/>
-              <w:bottom w:val="single" w:sz="4" w:space="0" w:color="E0E0E0"/>
               <w:right w:val="none"/>
             </w:tcBorders>
           </w:tcPr>
           <w:p>
             <w:pPr>
-              <w:spacing w:after="40"/>
+              <w:spacing w:after="40" w:line="264" w:lineRule="auto"/>
               <w:jc w:val="center"/>
             </w:pPr>
             <w:r>
               <w:rPr>
                 <w:rFonts w:ascii="Times New Roman" w:hAnsi="Times New Roman"/>
+                <w:b w:val="0"/>
+                <w:i w:val="0"/>
                 <w:color w:val="000000"/>
                 <w:sz w:val="19"/>
               </w:rPr>
@@ -1793,47 +2873,63 @@
       <w:tr>
         <w:tc>
           <w:tcPr>
-            <w:tcW w:type="dxa" w:w="2160"/>
+            <w:tcW w:type="dxa" w:w="2016"/>
+            <w:tcMar>
+              <w:top w:w="80" w:type="dxa"/>
+              <w:bottom w:w="80" w:type="dxa"/>
+              <w:left w:w="120" w:type="dxa"/>
+              <w:right w:w="120" w:type="dxa"/>
+            </w:tcMar>
             <w:tcBorders>
-              <w:top w:val="single" w:sz="4" w:space="0" w:color="E0E0E0"/>
+              <w:top w:val="single" w:sz="4" w:space="0" w:color="D0D0D0"/>
+              <w:bottom w:val="single" w:sz="4" w:space="0" w:color="D0D0D0"/>
               <w:left w:val="none"/>
-              <w:bottom w:val="single" w:sz="4" w:space="0" w:color="E0E0E0"/>
               <w:right w:val="none"/>
             </w:tcBorders>
           </w:tcPr>
           <w:p>
             <w:pPr>
-              <w:spacing w:after="40"/>
+              <w:spacing w:after="40" w:line="264" w:lineRule="auto"/>
               <w:jc w:val="left"/>
             </w:pPr>
             <w:r>
               <w:rPr>
                 <w:rFonts w:ascii="Times New Roman" w:hAnsi="Times New Roman"/>
+                <w:b/>
+                <w:i w:val="0"/>
                 <w:color w:val="000000"/>
                 <w:sz w:val="19"/>
               </w:rPr>
-              <w:t>External Test Set (Montgomery)</w:t>
+              <w:t>External Test (Montgomery)</w:t>
             </w:r>
           </w:p>
         </w:tc>
         <w:tc>
           <w:tcPr>
             <w:tcW w:type="dxa" w:w="1152"/>
+            <w:tcMar>
+              <w:top w:w="80" w:type="dxa"/>
+              <w:bottom w:w="80" w:type="dxa"/>
+              <w:left w:w="120" w:type="dxa"/>
+              <w:right w:w="120" w:type="dxa"/>
+            </w:tcMar>
             <w:tcBorders>
-              <w:top w:val="single" w:sz="4" w:space="0" w:color="E0E0E0"/>
+              <w:top w:val="single" w:sz="4" w:space="0" w:color="D0D0D0"/>
+              <w:bottom w:val="single" w:sz="4" w:space="0" w:color="D0D0D0"/>
               <w:left w:val="none"/>
-              <w:bottom w:val="single" w:sz="4" w:space="0" w:color="E0E0E0"/>
               <w:right w:val="none"/>
             </w:tcBorders>
           </w:tcPr>
           <w:p>
             <w:pPr>
-              <w:spacing w:after="40"/>
+              <w:spacing w:after="40" w:line="264" w:lineRule="auto"/>
               <w:jc w:val="center"/>
             </w:pPr>
             <w:r>
               <w:rPr>
                 <w:rFonts w:ascii="Times New Roman" w:hAnsi="Times New Roman"/>
+                <w:b w:val="0"/>
+                <w:i w:val="0"/>
                 <w:color w:val="000000"/>
                 <w:sz w:val="19"/>
               </w:rPr>
@@ -1843,22 +2939,63 @@
         </w:tc>
         <w:tc>
           <w:tcPr>
-            <w:tcW w:type="dxa" w:w="1584"/>
+            <w:tcW w:type="dxa" w:w="1296"/>
+            <w:tcMar>
+              <w:top w:w="80" w:type="dxa"/>
+              <w:bottom w:w="80" w:type="dxa"/>
+              <w:left w:w="120" w:type="dxa"/>
+              <w:right w:w="120" w:type="dxa"/>
+            </w:tcMar>
             <w:tcBorders>
-              <w:top w:val="single" w:sz="4" w:space="0" w:color="E0E0E0"/>
+              <w:top w:val="single" w:sz="4" w:space="0" w:color="D0D0D0"/>
+              <w:bottom w:val="single" w:sz="4" w:space="0" w:color="D0D0D0"/>
               <w:left w:val="none"/>
-              <w:bottom w:val="single" w:sz="4" w:space="0" w:color="E0E0E0"/>
               <w:right w:val="none"/>
             </w:tcBorders>
           </w:tcPr>
           <w:p>
             <w:pPr>
-              <w:spacing w:after="40"/>
+              <w:spacing w:after="40" w:line="264" w:lineRule="auto"/>
               <w:jc w:val="center"/>
             </w:pPr>
             <w:r>
               <w:rPr>
                 <w:rFonts w:ascii="Times New Roman" w:hAnsi="Times New Roman"/>
+                <w:b w:val="0"/>
+                <w:i w:val="0"/>
+                <w:color w:val="000000"/>
+                <w:sz w:val="19"/>
+              </w:rPr>
+              <w:t>0</w:t>
+            </w:r>
+          </w:p>
+        </w:tc>
+        <w:tc>
+          <w:tcPr>
+            <w:tcW w:type="dxa" w:w="1152"/>
+            <w:tcMar>
+              <w:top w:w="80" w:type="dxa"/>
+              <w:bottom w:w="80" w:type="dxa"/>
+              <w:left w:w="120" w:type="dxa"/>
+              <w:right w:w="120" w:type="dxa"/>
+            </w:tcMar>
+            <w:tcBorders>
+              <w:top w:val="single" w:sz="4" w:space="0" w:color="D0D0D0"/>
+              <w:bottom w:val="single" w:sz="4" w:space="0" w:color="D0D0D0"/>
+              <w:left w:val="none"/>
+              <w:right w:val="none"/>
+            </w:tcBorders>
+          </w:tcPr>
+          <w:p>
+            <w:pPr>
+              <w:spacing w:after="40" w:line="264" w:lineRule="auto"/>
+              <w:jc w:val="center"/>
+            </w:pPr>
+            <w:r>
+              <w:rPr>
+                <w:rFonts w:ascii="Times New Roman" w:hAnsi="Times New Roman"/>
+                <w:b w:val="0"/>
+                <w:i w:val="0"/>
                 <w:color w:val="000000"/>
                 <w:sz w:val="19"/>
               </w:rPr>
@@ -1869,46 +3006,29 @@
         <w:tc>
           <w:tcPr>
             <w:tcW w:type="dxa" w:w="1296"/>
+            <w:tcMar>
+              <w:top w:w="80" w:type="dxa"/>
+              <w:bottom w:w="80" w:type="dxa"/>
+              <w:left w:w="120" w:type="dxa"/>
+              <w:right w:w="120" w:type="dxa"/>
+            </w:tcMar>
             <w:tcBorders>
-              <w:top w:val="single" w:sz="4" w:space="0" w:color="E0E0E0"/>
+              <w:top w:val="single" w:sz="4" w:space="0" w:color="D0D0D0"/>
+              <w:bottom w:val="single" w:sz="4" w:space="0" w:color="D0D0D0"/>
               <w:left w:val="none"/>
-              <w:bottom w:val="single" w:sz="4" w:space="0" w:color="E0E0E0"/>
               <w:right w:val="none"/>
             </w:tcBorders>
           </w:tcPr>
           <w:p>
             <w:pPr>
-              <w:spacing w:after="40"/>
+              <w:spacing w:after="40" w:line="264" w:lineRule="auto"/>
               <w:jc w:val="center"/>
             </w:pPr>
             <w:r>
               <w:rPr>
                 <w:rFonts w:ascii="Times New Roman" w:hAnsi="Times New Roman"/>
-                <w:color w:val="000000"/>
-                <w:sz w:val="19"/>
-              </w:rPr>
-              <w:t>0</w:t>
-            </w:r>
-          </w:p>
-        </w:tc>
-        <w:tc>
-          <w:tcPr>
-            <w:tcW w:type="dxa" w:w="1152"/>
-            <w:tcBorders>
-              <w:top w:val="single" w:sz="4" w:space="0" w:color="E0E0E0"/>
-              <w:left w:val="none"/>
-              <w:bottom w:val="single" w:sz="4" w:space="0" w:color="E0E0E0"/>
-              <w:right w:val="none"/>
-            </w:tcBorders>
-          </w:tcPr>
-          <w:p>
-            <w:pPr>
-              <w:spacing w:after="40"/>
-              <w:jc w:val="center"/>
-            </w:pPr>
-            <w:r>
-              <w:rPr>
-                <w:rFonts w:ascii="Times New Roman" w:hAnsi="Times New Roman"/>
+                <w:b w:val="0"/>
+                <w:i w:val="0"/>
                 <w:color w:val="000000"/>
                 <w:sz w:val="19"/>
               </w:rPr>
@@ -1918,22 +3038,30 @@
         </w:tc>
         <w:tc>
           <w:tcPr>
-            <w:tcW w:type="dxa" w:w="1008"/>
+            <w:tcW w:type="dxa" w:w="1224"/>
+            <w:tcMar>
+              <w:top w:w="80" w:type="dxa"/>
+              <w:bottom w:w="80" w:type="dxa"/>
+              <w:left w:w="120" w:type="dxa"/>
+              <w:right w:w="120" w:type="dxa"/>
+            </w:tcMar>
             <w:tcBorders>
-              <w:top w:val="single" w:sz="4" w:space="0" w:color="E0E0E0"/>
+              <w:top w:val="single" w:sz="4" w:space="0" w:color="D0D0D0"/>
+              <w:bottom w:val="single" w:sz="4" w:space="0" w:color="D0D0D0"/>
               <w:left w:val="none"/>
-              <w:bottom w:val="single" w:sz="4" w:space="0" w:color="E0E0E0"/>
               <w:right w:val="none"/>
             </w:tcBorders>
           </w:tcPr>
           <w:p>
             <w:pPr>
-              <w:spacing w:after="40"/>
+              <w:spacing w:after="40" w:line="264" w:lineRule="auto"/>
               <w:jc w:val="center"/>
             </w:pPr>
             <w:r>
               <w:rPr>
                 <w:rFonts w:ascii="Times New Roman" w:hAnsi="Times New Roman"/>
+                <w:b w:val="0"/>
+                <w:i w:val="0"/>
                 <w:color w:val="000000"/>
                 <w:sz w:val="19"/>
               </w:rPr>
@@ -1943,22 +3071,30 @@
         </w:tc>
         <w:tc>
           <w:tcPr>
-            <w:tcW w:type="dxa" w:w="1008"/>
+            <w:tcW w:type="dxa" w:w="1224"/>
+            <w:tcMar>
+              <w:top w:w="80" w:type="dxa"/>
+              <w:bottom w:w="80" w:type="dxa"/>
+              <w:left w:w="120" w:type="dxa"/>
+              <w:right w:w="120" w:type="dxa"/>
+            </w:tcMar>
             <w:tcBorders>
-              <w:top w:val="single" w:sz="4" w:space="0" w:color="E0E0E0"/>
+              <w:top w:val="single" w:sz="4" w:space="0" w:color="D0D0D0"/>
+              <w:bottom w:val="single" w:sz="4" w:space="0" w:color="D0D0D0"/>
               <w:left w:val="none"/>
-              <w:bottom w:val="single" w:sz="4" w:space="0" w:color="E0E0E0"/>
               <w:right w:val="none"/>
             </w:tcBorders>
           </w:tcPr>
           <w:p>
             <w:pPr>
-              <w:spacing w:after="40"/>
+              <w:spacing w:after="40" w:line="264" w:lineRule="auto"/>
               <w:jc w:val="center"/>
             </w:pPr>
             <w:r>
               <w:rPr>
                 <w:rFonts w:ascii="Times New Roman" w:hAnsi="Times New Roman"/>
+                <w:b w:val="0"/>
+                <w:i w:val="0"/>
                 <w:color w:val="000000"/>
                 <w:sz w:val="19"/>
               </w:rPr>
@@ -1968,14 +3104,109 @@
         </w:tc>
       </w:tr>
     </w:tbl>
-    <w:p/>
+    <w:p>
+      <w:pPr>
+        <w:spacing w:after="120"/>
+      </w:pPr>
+    </w:p>
+    <w:p>
+      <w:pPr>
+        <w:pStyle w:val="Heading2"/>
+        <w:keepNext/>
+        <w:spacing w:before="280" w:after="120"/>
+      </w:pPr>
+      <w:r>
+        <w:rPr>
+          <w:rFonts w:ascii="Times New Roman" w:hAnsi="Times New Roman"/>
+          <w:b/>
+          <w:color w:val="000000"/>
+          <w:sz w:val="26"/>
+        </w:rPr>
+        <w:t>3.4 Automated Scientific Audit Verification</w:t>
+      </w:r>
+    </w:p>
+    <w:p>
+      <w:pPr>
+        <w:spacing w:line="276" w:lineRule="auto" w:after="120"/>
+        <w:jc w:val="both"/>
+      </w:pPr>
+      <w:r>
+        <w:rPr>
+          <w:rFonts w:ascii="Times New Roman" w:hAnsi="Times New Roman"/>
+          <w:b w:val="0"/>
+          <w:i w:val="0"/>
+          <w:sz w:val="22"/>
+        </w:rPr>
+        <w:t>To guarantee absolute scientific integrity, we created an automated audit verification script (src/audit_pipeline.py). The audit script executes automated assertion tests verifying four criteria:</w:t>
+      </w:r>
+    </w:p>
+    <w:p>
+      <w:pPr>
+        <w:spacing w:line="276" w:lineRule="auto" w:after="120"/>
+        <w:jc w:val="both"/>
+      </w:pPr>
+      <w:r>
+        <w:rPr>
+          <w:rFonts w:ascii="Times New Roman" w:hAnsi="Times New Roman"/>
+          <w:b w:val="0"/>
+          <w:i w:val="0"/>
+          <w:sz w:val="22"/>
+        </w:rPr>
+        <w:t>• Patient ID Non-Overlap: Assert intersection of patient ID sets across Train, Val, Test, and External is EMPTY (PASS).</w:t>
+      </w:r>
+    </w:p>
+    <w:p>
+      <w:pPr>
+        <w:spacing w:line="276" w:lineRule="auto" w:after="120"/>
+        <w:jc w:val="both"/>
+      </w:pPr>
+      <w:r>
+        <w:rPr>
+          <w:rFonts w:ascii="Times New Roman" w:hAnsi="Times New Roman"/>
+          <w:b w:val="0"/>
+          <w:i w:val="0"/>
+          <w:sz w:val="22"/>
+        </w:rPr>
+        <w:t>• MD5 Hash Non-Overlap: Assert intersection of MD5 checksums across all split pairs is EMPTY (PASS).</w:t>
+      </w:r>
+    </w:p>
+    <w:p>
+      <w:pPr>
+        <w:spacing w:line="276" w:lineRule="auto" w:after="120"/>
+        <w:jc w:val="both"/>
+      </w:pPr>
+      <w:r>
+        <w:rPr>
+          <w:rFonts w:ascii="Times New Roman" w:hAnsi="Times New Roman"/>
+          <w:b w:val="0"/>
+          <w:i w:val="0"/>
+          <w:sz w:val="22"/>
+        </w:rPr>
+        <w:t>• External Site Isolation: Assert 100% of Montgomery scans reside exclusively in external_test.csv (PASS).</w:t>
+      </w:r>
+    </w:p>
+    <w:p>
+      <w:pPr>
+        <w:spacing w:line="276" w:lineRule="auto" w:after="120"/>
+        <w:jc w:val="both"/>
+      </w:pPr>
+      <w:r>
+        <w:rPr>
+          <w:rFonts w:ascii="Times New Roman" w:hAnsi="Times New Roman"/>
+          <w:b w:val="0"/>
+          <w:i w:val="0"/>
+          <w:sz w:val="22"/>
+        </w:rPr>
+        <w:t>• Transform Hygiene: Assert validation/testing data loaders contain ZERO data augmentation (Resize + Normalize only) (PASS).</w:t>
+      </w:r>
+    </w:p>
     <w:p>
       <w:pPr>
         <w:pStyle w:val="Heading1"/>
         <w:keepNext/>
         <w:spacing w:before="360" w:after="160"/>
         <w:pBdr>
-          <w:bottom w:val="single" w:sz="12" w:space="4" w:color="000000"/>
+          <w:bottom w:val="single" w:sz="16" w:space="4" w:color="000000"/>
         </w:pBdr>
       </w:pPr>
       <w:r>
@@ -1985,14 +3216,14 @@
           <w:color w:val="000000"/>
           <w:sz w:val="32"/>
         </w:rPr>
-        <w:t>3. Exploratory Data Analysis &amp; Automated Quality Audit</w:t>
+        <w:t>4. System Architecture and Production UI Workflow Design</w:t>
       </w:r>
     </w:p>
     <w:p>
       <w:pPr>
         <w:pStyle w:val="Heading2"/>
         <w:keepNext/>
-        <w:spacing w:before="240" w:after="120"/>
+        <w:spacing w:before="280" w:after="120"/>
       </w:pPr>
       <w:r>
         <w:rPr>
@@ -2001,23 +3232,138 @@
           <w:color w:val="000000"/>
           <w:sz w:val="26"/>
         </w:rPr>
-        <w:t>3.1 Resolution and Aspect Ratio Variance</w:t>
+        <w:t>4.1 Platform Architecture Overview</w:t>
       </w:r>
     </w:p>
     <w:p>
+      <w:pPr>
+        <w:spacing w:line="276" w:lineRule="auto" w:after="120"/>
+        <w:jc w:val="both"/>
+      </w:pPr>
       <w:r>
         <w:rPr>
           <w:rFonts w:ascii="Times New Roman" w:hAnsi="Times New Roman"/>
+          <w:b w:val="0"/>
+          <w:i w:val="0"/>
           <w:sz w:val="22"/>
         </w:rPr>
-        <w:t>Resolution analysis revealed substantial image dimension variance across dataset sources, ranging from ~700x700 pixels in pediatric Kermany scans to &gt;4000x4000 pixels in Montgomery high-resolution radiographs. All pipeline data loaders resize input images to standard 224x224 pixels with ImageNet channel mean [0.485, 0.456, 0.406] and standard deviation [0.229, 0.224, 0.225] normalization.</w:t>
+        <w:t>MedVision AI is structured as a modular Clinical Decision Support Platform. The application integrates six functional modules into a cohesive 4-tab Streamlit interface (app/app.py):</w:t>
+      </w:r>
+    </w:p>
+    <w:p>
+      <w:pPr>
+        <w:spacing w:line="276" w:lineRule="auto" w:after="120"/>
+        <w:jc w:val="both"/>
+      </w:pPr>
+      <w:r>
+        <w:rPr>
+          <w:rFonts w:ascii="Times New Roman" w:hAnsi="Times New Roman"/>
+          <w:b w:val="0"/>
+          <w:i w:val="0"/>
+          <w:sz w:val="22"/>
+        </w:rPr>
+        <w:t>• Module 1 — Medical Image Management: Supports DICOM (.dcm), PNG, JPEG formats with CLAHE contrast enhancement and patient metadata entry.</w:t>
+      </w:r>
+    </w:p>
+    <w:p>
+      <w:pPr>
+        <w:spacing w:line="276" w:lineRule="auto" w:after="120"/>
+        <w:jc w:val="both"/>
+      </w:pPr>
+      <w:r>
+        <w:rPr>
+          <w:rFonts w:ascii="Times New Roman" w:hAnsi="Times New Roman"/>
+          <w:b w:val="0"/>
+          <w:i w:val="0"/>
+          <w:sz w:val="22"/>
+        </w:rPr>
+        <w:t>• Module 2 — AI Diagnosis Engine: Executes PyTorch inference across ResNet-18, DenseNet-121, and EfficientNet-B0 backbones.</w:t>
+      </w:r>
+    </w:p>
+    <w:p>
+      <w:pPr>
+        <w:spacing w:line="276" w:lineRule="auto" w:after="120"/>
+        <w:jc w:val="both"/>
+      </w:pPr>
+      <w:r>
+        <w:rPr>
+          <w:rFonts w:ascii="Times New Roman" w:hAnsi="Times New Roman"/>
+          <w:b w:val="0"/>
+          <w:i w:val="0"/>
+          <w:sz w:val="22"/>
+        </w:rPr>
+        <w:t>• Module 3 — Explainable AI (Grad-CAM): Computes spatial attention maps over target convolutional layers (denseblock4).</w:t>
+      </w:r>
+    </w:p>
+    <w:p>
+      <w:pPr>
+        <w:spacing w:line="276" w:lineRule="auto" w:after="120"/>
+        <w:jc w:val="both"/>
+      </w:pPr>
+      <w:r>
+        <w:rPr>
+          <w:rFonts w:ascii="Times New Roman" w:hAnsi="Times New Roman"/>
+          <w:b w:val="0"/>
+          <w:i w:val="0"/>
+          <w:sz w:val="22"/>
+        </w:rPr>
+        <w:t>• Module 4 — Clinical Decision Support Layer: Merges AI probabilities with patient vitals (SpO2, Temp, Symptoms) to assign priority triage alerts (RED / YELLOW / GREEN).</w:t>
+      </w:r>
+    </w:p>
+    <w:p>
+      <w:pPr>
+        <w:spacing w:line="276" w:lineRule="auto" w:after="120"/>
+        <w:jc w:val="both"/>
+      </w:pPr>
+      <w:r>
+        <w:rPr>
+          <w:rFonts w:ascii="Times New Roman" w:hAnsi="Times New Roman"/>
+          <w:b w:val="0"/>
+          <w:i w:val="0"/>
+          <w:sz w:val="22"/>
+        </w:rPr>
+        <w:t>• Module 5 — Automated PDF Report Generator: Exports printable diagnostic summary reports (app/report.py) with physician sign-off blocks.</w:t>
+      </w:r>
+    </w:p>
+    <w:p>
+      <w:pPr>
+        <w:spacing w:line="276" w:lineRule="auto" w:after="120"/>
+        <w:jc w:val="both"/>
+      </w:pPr>
+      <w:r>
+        <w:rPr>
+          <w:rFonts w:ascii="Times New Roman" w:hAnsi="Times New Roman"/>
+          <w:b w:val="0"/>
+          <w:i w:val="0"/>
+          <w:sz w:val="22"/>
+        </w:rPr>
+        <w:t>• Module 6 — Hospital Analytics &amp; Research Dashboard: Displays interactive Plotly population charts, model performance comparison tables, and error analysis cases.</w:t>
+      </w:r>
+    </w:p>
+    <w:p>
+      <w:pPr>
+        <w:pStyle w:val="Heading1"/>
+        <w:keepNext/>
+        <w:spacing w:before="360" w:after="160"/>
+        <w:pBdr>
+          <w:bottom w:val="single" w:sz="16" w:space="4" w:color="000000"/>
+        </w:pBdr>
+      </w:pPr>
+      <w:r>
+        <w:rPr>
+          <w:rFonts w:ascii="Times New Roman" w:hAnsi="Times New Roman"/>
+          <w:b/>
+          <w:color w:val="000000"/>
+          <w:sz w:val="32"/>
+        </w:rPr>
+        <w:t>5. Empirical Benchmark Results and Analysis</w:t>
       </w:r>
     </w:p>
     <w:p>
       <w:pPr>
         <w:pStyle w:val="Heading2"/>
         <w:keepNext/>
-        <w:spacing w:before="240" w:after="120"/>
+        <w:spacing w:before="280" w:after="120"/>
       </w:pPr>
       <w:r>
         <w:rPr>
@@ -2026,16 +3372,36 @@
           <w:color w:val="000000"/>
           <w:sz w:val="26"/>
         </w:rPr>
-        <w:t>3.2 Automated Audit Verification Results</w:t>
+        <w:t>5.1 Quantitative Multi-Backbone Benchmarks</w:t>
       </w:r>
     </w:p>
     <w:p>
+      <w:pPr>
+        <w:spacing w:line="276" w:lineRule="auto" w:after="120"/>
+        <w:jc w:val="both"/>
+      </w:pPr>
       <w:r>
         <w:rPr>
           <w:rFonts w:ascii="Times New Roman" w:hAnsi="Times New Roman"/>
+          <w:b w:val="0"/>
+          <w:i w:val="0"/>
           <w:sz w:val="22"/>
         </w:rPr>
-        <w:t>To verify data pipeline integrity, an automated audit script (src/audit_pipeline.py) was executed. The audit evaluated four mandatory scientific criteria, passing 100% of test assertions:</w:t>
+        <w:t>Deep learning backbones were evaluated across three random seeds (42, 7, 123) with 15 training epochs per run under identical hyperparameters (AdamW, lr = 1e-4, cosine scheduling, weighted random sampling). Results report mean +/- std:</w:t>
+      </w:r>
+    </w:p>
+    <w:p>
+      <w:pPr>
+        <w:keepNext/>
+        <w:spacing w:before="160" w:after="80"/>
+      </w:pPr>
+      <w:r>
+        <w:rPr>
+          <w:rFonts w:ascii="Times New Roman" w:hAnsi="Times New Roman"/>
+          <w:b/>
+          <w:sz w:val="20"/>
+        </w:rPr>
+        <w:t>Table 5.1: Internal Test Set performance metrics (934 scans, patient-level split).</w:t>
       </w:r>
     </w:p>
     <w:tbl>
@@ -2045,71 +3411,215 @@
         <w:tblLook w:firstColumn="1" w:firstRow="1" w:lastColumn="0" w:lastRow="0" w:noHBand="0" w:noVBand="1" w:val="04A0"/>
       </w:tblPr>
       <w:tblGrid>
-        <w:gridCol w:w="3120"/>
-        <w:gridCol w:w="3120"/>
-        <w:gridCol w:w="3120"/>
+        <w:gridCol w:w="1560"/>
+        <w:gridCol w:w="1560"/>
+        <w:gridCol w:w="1560"/>
+        <w:gridCol w:w="1560"/>
+        <w:gridCol w:w="1560"/>
+        <w:gridCol w:w="1560"/>
       </w:tblGrid>
       <w:tr>
         <w:tc>
           <w:tcPr>
-            <w:tcW w:type="dxa" w:w="2304"/>
+            <w:tcW w:type="dxa" w:w="2160"/>
             <w:shd w:fill="E6E6E6"/>
+            <w:tcMar>
+              <w:top w:w="80" w:type="dxa"/>
+              <w:bottom w:w="80" w:type="dxa"/>
+              <w:left w:w="120" w:type="dxa"/>
+              <w:right w:w="120" w:type="dxa"/>
+            </w:tcMar>
+            <w:tcBorders>
+              <w:top w:val="single" w:sz="4" w:space="0" w:color="D0D0D0"/>
+              <w:bottom w:val="single" w:sz="4" w:space="0" w:color="D0D0D0"/>
+              <w:left w:val="none"/>
+              <w:right w:val="none"/>
+            </w:tcBorders>
           </w:tcPr>
           <w:p>
             <w:pPr>
-              <w:spacing w:after="40"/>
+              <w:spacing w:after="40" w:line="264" w:lineRule="auto"/>
               <w:jc w:val="center"/>
             </w:pPr>
             <w:r>
               <w:rPr>
                 <w:rFonts w:ascii="Times New Roman" w:hAnsi="Times New Roman"/>
                 <w:b/>
+                <w:i w:val="0"/>
                 <w:color w:val="000000"/>
                 <w:sz w:val="19"/>
               </w:rPr>
-              <w:t>Audit Checkpoint</w:t>
+              <w:t>Model Architecture</w:t>
             </w:r>
           </w:p>
         </w:tc>
         <w:tc>
           <w:tcPr>
-            <w:tcW w:type="dxa" w:w="5328"/>
+            <w:tcW w:type="dxa" w:w="1440"/>
             <w:shd w:fill="E6E6E6"/>
+            <w:tcMar>
+              <w:top w:w="80" w:type="dxa"/>
+              <w:bottom w:w="80" w:type="dxa"/>
+              <w:left w:w="120" w:type="dxa"/>
+              <w:right w:w="120" w:type="dxa"/>
+            </w:tcMar>
+            <w:tcBorders>
+              <w:top w:val="single" w:sz="4" w:space="0" w:color="D0D0D0"/>
+              <w:bottom w:val="single" w:sz="4" w:space="0" w:color="D0D0D0"/>
+              <w:left w:val="none"/>
+              <w:right w:val="none"/>
+            </w:tcBorders>
           </w:tcPr>
           <w:p>
             <w:pPr>
-              <w:spacing w:after="40"/>
+              <w:spacing w:after="40" w:line="264" w:lineRule="auto"/>
               <w:jc w:val="center"/>
             </w:pPr>
             <w:r>
               <w:rPr>
                 <w:rFonts w:ascii="Times New Roman" w:hAnsi="Times New Roman"/>
                 <w:b/>
+                <w:i w:val="0"/>
                 <w:color w:val="000000"/>
                 <w:sz w:val="19"/>
               </w:rPr>
-              <w:t>Scope &amp; Assertions</w:t>
+              <w:t>Internal Accuracy</w:t>
             </w:r>
           </w:p>
         </w:tc>
         <w:tc>
           <w:tcPr>
-            <w:tcW w:type="dxa" w:w="1728"/>
+            <w:tcW w:type="dxa" w:w="1440"/>
             <w:shd w:fill="E6E6E6"/>
+            <w:tcMar>
+              <w:top w:w="80" w:type="dxa"/>
+              <w:bottom w:w="80" w:type="dxa"/>
+              <w:left w:w="120" w:type="dxa"/>
+              <w:right w:w="120" w:type="dxa"/>
+            </w:tcMar>
+            <w:tcBorders>
+              <w:top w:val="single" w:sz="4" w:space="0" w:color="D0D0D0"/>
+              <w:bottom w:val="single" w:sz="4" w:space="0" w:color="D0D0D0"/>
+              <w:left w:val="none"/>
+              <w:right w:val="none"/>
+            </w:tcBorders>
           </w:tcPr>
           <w:p>
             <w:pPr>
-              <w:spacing w:after="40"/>
+              <w:spacing w:after="40" w:line="264" w:lineRule="auto"/>
               <w:jc w:val="center"/>
             </w:pPr>
             <w:r>
               <w:rPr>
                 <w:rFonts w:ascii="Times New Roman" w:hAnsi="Times New Roman"/>
                 <w:b/>
+                <w:i w:val="0"/>
                 <w:color w:val="000000"/>
                 <w:sz w:val="19"/>
               </w:rPr>
-              <w:t>Verification Outcome</w:t>
+              <w:t>Precision (Macro)</w:t>
+            </w:r>
+          </w:p>
+        </w:tc>
+        <w:tc>
+          <w:tcPr>
+            <w:tcW w:type="dxa" w:w="1440"/>
+            <w:shd w:fill="E6E6E6"/>
+            <w:tcMar>
+              <w:top w:w="80" w:type="dxa"/>
+              <w:bottom w:w="80" w:type="dxa"/>
+              <w:left w:w="120" w:type="dxa"/>
+              <w:right w:w="120" w:type="dxa"/>
+            </w:tcMar>
+            <w:tcBorders>
+              <w:top w:val="single" w:sz="4" w:space="0" w:color="D0D0D0"/>
+              <w:bottom w:val="single" w:sz="4" w:space="0" w:color="D0D0D0"/>
+              <w:left w:val="none"/>
+              <w:right w:val="none"/>
+            </w:tcBorders>
+          </w:tcPr>
+          <w:p>
+            <w:pPr>
+              <w:spacing w:after="40" w:line="264" w:lineRule="auto"/>
+              <w:jc w:val="center"/>
+            </w:pPr>
+            <w:r>
+              <w:rPr>
+                <w:rFonts w:ascii="Times New Roman" w:hAnsi="Times New Roman"/>
+                <w:b/>
+                <w:i w:val="0"/>
+                <w:color w:val="000000"/>
+                <w:sz w:val="19"/>
+              </w:rPr>
+              <w:t>Recall (Macro)</w:t>
+            </w:r>
+          </w:p>
+        </w:tc>
+        <w:tc>
+          <w:tcPr>
+            <w:tcW w:type="dxa" w:w="1440"/>
+            <w:shd w:fill="E6E6E6"/>
+            <w:tcMar>
+              <w:top w:w="80" w:type="dxa"/>
+              <w:bottom w:w="80" w:type="dxa"/>
+              <w:left w:w="120" w:type="dxa"/>
+              <w:right w:w="120" w:type="dxa"/>
+            </w:tcMar>
+            <w:tcBorders>
+              <w:top w:val="single" w:sz="4" w:space="0" w:color="D0D0D0"/>
+              <w:bottom w:val="single" w:sz="4" w:space="0" w:color="D0D0D0"/>
+              <w:left w:val="none"/>
+              <w:right w:val="none"/>
+            </w:tcBorders>
+          </w:tcPr>
+          <w:p>
+            <w:pPr>
+              <w:spacing w:after="40" w:line="264" w:lineRule="auto"/>
+              <w:jc w:val="center"/>
+            </w:pPr>
+            <w:r>
+              <w:rPr>
+                <w:rFonts w:ascii="Times New Roman" w:hAnsi="Times New Roman"/>
+                <w:b/>
+                <w:i w:val="0"/>
+                <w:color w:val="000000"/>
+                <w:sz w:val="19"/>
+              </w:rPr>
+              <w:t>F1 Score (Macro)</w:t>
+            </w:r>
+          </w:p>
+        </w:tc>
+        <w:tc>
+          <w:tcPr>
+            <w:tcW w:type="dxa" w:w="1440"/>
+            <w:shd w:fill="E6E6E6"/>
+            <w:tcMar>
+              <w:top w:w="80" w:type="dxa"/>
+              <w:bottom w:w="80" w:type="dxa"/>
+              <w:left w:w="120" w:type="dxa"/>
+              <w:right w:w="120" w:type="dxa"/>
+            </w:tcMar>
+            <w:tcBorders>
+              <w:top w:val="single" w:sz="4" w:space="0" w:color="D0D0D0"/>
+              <w:bottom w:val="single" w:sz="4" w:space="0" w:color="D0D0D0"/>
+              <w:left w:val="none"/>
+              <w:right w:val="none"/>
+            </w:tcBorders>
+          </w:tcPr>
+          <w:p>
+            <w:pPr>
+              <w:spacing w:after="40" w:line="264" w:lineRule="auto"/>
+              <w:jc w:val="center"/>
+            </w:pPr>
+            <w:r>
+              <w:rPr>
+                <w:rFonts w:ascii="Times New Roman" w:hAnsi="Times New Roman"/>
+                <w:b/>
+                <w:i w:val="0"/>
+                <w:color w:val="000000"/>
+                <w:sz w:val="19"/>
+              </w:rPr>
+              <w:t>Macro AUC</w:t>
             </w:r>
           </w:p>
         </w:tc>
@@ -2117,76 +3627,199 @@
       <w:tr>
         <w:tc>
           <w:tcPr>
-            <w:tcW w:type="dxa" w:w="2304"/>
+            <w:tcW w:type="dxa" w:w="2160"/>
+            <w:tcMar>
+              <w:top w:w="80" w:type="dxa"/>
+              <w:bottom w:w="80" w:type="dxa"/>
+              <w:left w:w="120" w:type="dxa"/>
+              <w:right w:w="120" w:type="dxa"/>
+            </w:tcMar>
             <w:tcBorders>
-              <w:top w:val="single" w:sz="4" w:space="0" w:color="E0E0E0"/>
+              <w:top w:val="single" w:sz="4" w:space="0" w:color="D0D0D0"/>
+              <w:bottom w:val="single" w:sz="4" w:space="0" w:color="D0D0D0"/>
               <w:left w:val="none"/>
-              <w:bottom w:val="single" w:sz="4" w:space="0" w:color="E0E0E0"/>
               <w:right w:val="none"/>
             </w:tcBorders>
           </w:tcPr>
           <w:p>
             <w:pPr>
-              <w:spacing w:after="40"/>
+              <w:spacing w:after="40" w:line="264" w:lineRule="auto"/>
               <w:jc w:val="left"/>
             </w:pPr>
             <w:r>
               <w:rPr>
                 <w:rFonts w:ascii="Times New Roman" w:hAnsi="Times New Roman"/>
+                <w:b/>
+                <w:i w:val="0"/>
                 <w:color w:val="000000"/>
                 <w:sz w:val="19"/>
               </w:rPr>
-              <w:t>Patient ID Overlap</w:t>
+              <w:t>ResNet-18</w:t>
             </w:r>
           </w:p>
         </w:tc>
         <w:tc>
           <w:tcPr>
-            <w:tcW w:type="dxa" w:w="5328"/>
+            <w:tcW w:type="dxa" w:w="1440"/>
+            <w:tcMar>
+              <w:top w:w="80" w:type="dxa"/>
+              <w:bottom w:w="80" w:type="dxa"/>
+              <w:left w:w="120" w:type="dxa"/>
+              <w:right w:w="120" w:type="dxa"/>
+            </w:tcMar>
             <w:tcBorders>
-              <w:top w:val="single" w:sz="4" w:space="0" w:color="E0E0E0"/>
+              <w:top w:val="single" w:sz="4" w:space="0" w:color="D0D0D0"/>
+              <w:bottom w:val="single" w:sz="4" w:space="0" w:color="D0D0D0"/>
               <w:left w:val="none"/>
-              <w:bottom w:val="single" w:sz="4" w:space="0" w:color="E0E0E0"/>
               <w:right w:val="none"/>
             </w:tcBorders>
           </w:tcPr>
           <w:p>
             <w:pPr>
-              <w:spacing w:after="40"/>
+              <w:spacing w:after="40" w:line="264" w:lineRule="auto"/>
               <w:jc w:val="center"/>
             </w:pPr>
             <w:r>
               <w:rPr>
                 <w:rFonts w:ascii="Times New Roman" w:hAnsi="Times New Roman"/>
+                <w:b w:val="0"/>
+                <w:i w:val="0"/>
                 <w:color w:val="000000"/>
                 <w:sz w:val="19"/>
               </w:rPr>
-              <w:t>Train, Val, Test, and External patient sets must have empty intersection</w:t>
+              <w:t>0.8498 ± 0.0033</w:t>
             </w:r>
           </w:p>
         </w:tc>
         <w:tc>
           <w:tcPr>
-            <w:tcW w:type="dxa" w:w="1728"/>
+            <w:tcW w:type="dxa" w:w="1440"/>
+            <w:tcMar>
+              <w:top w:w="80" w:type="dxa"/>
+              <w:bottom w:w="80" w:type="dxa"/>
+              <w:left w:w="120" w:type="dxa"/>
+              <w:right w:w="120" w:type="dxa"/>
+            </w:tcMar>
             <w:tcBorders>
-              <w:top w:val="single" w:sz="4" w:space="0" w:color="E0E0E0"/>
+              <w:top w:val="single" w:sz="4" w:space="0" w:color="D0D0D0"/>
+              <w:bottom w:val="single" w:sz="4" w:space="0" w:color="D0D0D0"/>
               <w:left w:val="none"/>
-              <w:bottom w:val="single" w:sz="4" w:space="0" w:color="E0E0E0"/>
               <w:right w:val="none"/>
             </w:tcBorders>
           </w:tcPr>
           <w:p>
             <w:pPr>
-              <w:spacing w:after="40"/>
+              <w:spacing w:after="40" w:line="264" w:lineRule="auto"/>
               <w:jc w:val="center"/>
             </w:pPr>
             <w:r>
               <w:rPr>
                 <w:rFonts w:ascii="Times New Roman" w:hAnsi="Times New Roman"/>
+                <w:b w:val="0"/>
+                <w:i w:val="0"/>
                 <w:color w:val="000000"/>
                 <w:sz w:val="19"/>
               </w:rPr>
-              <w:t>PASS (0 Overlap)</w:t>
+              <w:t>0.8358 ± 0.0041</w:t>
+            </w:r>
+          </w:p>
+        </w:tc>
+        <w:tc>
+          <w:tcPr>
+            <w:tcW w:type="dxa" w:w="1440"/>
+            <w:tcMar>
+              <w:top w:w="80" w:type="dxa"/>
+              <w:bottom w:w="80" w:type="dxa"/>
+              <w:left w:w="120" w:type="dxa"/>
+              <w:right w:w="120" w:type="dxa"/>
+            </w:tcMar>
+            <w:tcBorders>
+              <w:top w:val="single" w:sz="4" w:space="0" w:color="D0D0D0"/>
+              <w:bottom w:val="single" w:sz="4" w:space="0" w:color="D0D0D0"/>
+              <w:left w:val="none"/>
+              <w:right w:val="none"/>
+            </w:tcBorders>
+          </w:tcPr>
+          <w:p>
+            <w:pPr>
+              <w:spacing w:after="40" w:line="264" w:lineRule="auto"/>
+              <w:jc w:val="center"/>
+            </w:pPr>
+            <w:r>
+              <w:rPr>
+                <w:rFonts w:ascii="Times New Roman" w:hAnsi="Times New Roman"/>
+                <w:b w:val="0"/>
+                <w:i w:val="0"/>
+                <w:color w:val="000000"/>
+                <w:sz w:val="19"/>
+              </w:rPr>
+              <w:t>0.8489 ± 0.0054</w:t>
+            </w:r>
+          </w:p>
+        </w:tc>
+        <w:tc>
+          <w:tcPr>
+            <w:tcW w:type="dxa" w:w="1440"/>
+            <w:tcMar>
+              <w:top w:w="80" w:type="dxa"/>
+              <w:bottom w:w="80" w:type="dxa"/>
+              <w:left w:w="120" w:type="dxa"/>
+              <w:right w:w="120" w:type="dxa"/>
+            </w:tcMar>
+            <w:tcBorders>
+              <w:top w:val="single" w:sz="4" w:space="0" w:color="D0D0D0"/>
+              <w:bottom w:val="single" w:sz="4" w:space="0" w:color="D0D0D0"/>
+              <w:left w:val="none"/>
+              <w:right w:val="none"/>
+            </w:tcBorders>
+          </w:tcPr>
+          <w:p>
+            <w:pPr>
+              <w:spacing w:after="40" w:line="264" w:lineRule="auto"/>
+              <w:jc w:val="center"/>
+            </w:pPr>
+            <w:r>
+              <w:rPr>
+                <w:rFonts w:ascii="Times New Roman" w:hAnsi="Times New Roman"/>
+                <w:b/>
+                <w:i w:val="0"/>
+                <w:color w:val="000000"/>
+                <w:sz w:val="19"/>
+              </w:rPr>
+              <w:t>0.8409 ± 0.0022</w:t>
+            </w:r>
+          </w:p>
+        </w:tc>
+        <w:tc>
+          <w:tcPr>
+            <w:tcW w:type="dxa" w:w="1440"/>
+            <w:tcMar>
+              <w:top w:w="80" w:type="dxa"/>
+              <w:bottom w:w="80" w:type="dxa"/>
+              <w:left w:w="120" w:type="dxa"/>
+              <w:right w:w="120" w:type="dxa"/>
+            </w:tcMar>
+            <w:tcBorders>
+              <w:top w:val="single" w:sz="4" w:space="0" w:color="D0D0D0"/>
+              <w:bottom w:val="single" w:sz="4" w:space="0" w:color="D0D0D0"/>
+              <w:left w:val="none"/>
+              <w:right w:val="none"/>
+            </w:tcBorders>
+          </w:tcPr>
+          <w:p>
+            <w:pPr>
+              <w:spacing w:after="40" w:line="264" w:lineRule="auto"/>
+              <w:jc w:val="center"/>
+            </w:pPr>
+            <w:r>
+              <w:rPr>
+                <w:rFonts w:ascii="Times New Roman" w:hAnsi="Times New Roman"/>
+                <w:b/>
+                <w:i w:val="0"/>
+                <w:color w:val="000000"/>
+                <w:sz w:val="19"/>
+              </w:rPr>
+              <w:t>0.9538 ± 0.0020</w:t>
             </w:r>
           </w:p>
         </w:tc>
@@ -2194,76 +3827,199 @@
       <w:tr>
         <w:tc>
           <w:tcPr>
-            <w:tcW w:type="dxa" w:w="2304"/>
+            <w:tcW w:type="dxa" w:w="2160"/>
+            <w:tcMar>
+              <w:top w:w="80" w:type="dxa"/>
+              <w:bottom w:w="80" w:type="dxa"/>
+              <w:left w:w="120" w:type="dxa"/>
+              <w:right w:w="120" w:type="dxa"/>
+            </w:tcMar>
             <w:tcBorders>
-              <w:top w:val="single" w:sz="4" w:space="0" w:color="E0E0E0"/>
+              <w:top w:val="single" w:sz="4" w:space="0" w:color="D0D0D0"/>
+              <w:bottom w:val="single" w:sz="4" w:space="0" w:color="D0D0D0"/>
               <w:left w:val="none"/>
-              <w:bottom w:val="single" w:sz="4" w:space="0" w:color="E0E0E0"/>
               <w:right w:val="none"/>
             </w:tcBorders>
           </w:tcPr>
           <w:p>
             <w:pPr>
-              <w:spacing w:after="40"/>
+              <w:spacing w:after="40" w:line="264" w:lineRule="auto"/>
               <w:jc w:val="left"/>
             </w:pPr>
             <w:r>
               <w:rPr>
                 <w:rFonts w:ascii="Times New Roman" w:hAnsi="Times New Roman"/>
+                <w:b/>
+                <w:i w:val="0"/>
                 <w:color w:val="000000"/>
                 <w:sz w:val="19"/>
               </w:rPr>
-              <w:t>MD5 Hash Overlap</w:t>
+              <w:t>DenseNet-121</w:t>
             </w:r>
           </w:p>
         </w:tc>
         <w:tc>
           <w:tcPr>
-            <w:tcW w:type="dxa" w:w="5328"/>
+            <w:tcW w:type="dxa" w:w="1440"/>
+            <w:tcMar>
+              <w:top w:w="80" w:type="dxa"/>
+              <w:bottom w:w="80" w:type="dxa"/>
+              <w:left w:w="120" w:type="dxa"/>
+              <w:right w:w="120" w:type="dxa"/>
+            </w:tcMar>
             <w:tcBorders>
-              <w:top w:val="single" w:sz="4" w:space="0" w:color="E0E0E0"/>
+              <w:top w:val="single" w:sz="4" w:space="0" w:color="D0D0D0"/>
+              <w:bottom w:val="single" w:sz="4" w:space="0" w:color="D0D0D0"/>
               <w:left w:val="none"/>
-              <w:bottom w:val="single" w:sz="4" w:space="0" w:color="E0E0E0"/>
               <w:right w:val="none"/>
             </w:tcBorders>
           </w:tcPr>
           <w:p>
             <w:pPr>
-              <w:spacing w:after="40"/>
+              <w:spacing w:after="40" w:line="264" w:lineRule="auto"/>
               <w:jc w:val="center"/>
             </w:pPr>
             <w:r>
               <w:rPr>
                 <w:rFonts w:ascii="Times New Roman" w:hAnsi="Times New Roman"/>
+                <w:b w:val="0"/>
+                <w:i w:val="0"/>
                 <w:color w:val="000000"/>
                 <w:sz w:val="19"/>
               </w:rPr>
-              <w:t>No duplicate image content allowed across dataset splits</w:t>
+              <w:t>0.8455 ± 0.0022</w:t>
             </w:r>
           </w:p>
         </w:tc>
         <w:tc>
           <w:tcPr>
-            <w:tcW w:type="dxa" w:w="1728"/>
+            <w:tcW w:type="dxa" w:w="1440"/>
+            <w:tcMar>
+              <w:top w:w="80" w:type="dxa"/>
+              <w:bottom w:w="80" w:type="dxa"/>
+              <w:left w:w="120" w:type="dxa"/>
+              <w:right w:w="120" w:type="dxa"/>
+            </w:tcMar>
             <w:tcBorders>
-              <w:top w:val="single" w:sz="4" w:space="0" w:color="E0E0E0"/>
+              <w:top w:val="single" w:sz="4" w:space="0" w:color="D0D0D0"/>
+              <w:bottom w:val="single" w:sz="4" w:space="0" w:color="D0D0D0"/>
               <w:left w:val="none"/>
-              <w:bottom w:val="single" w:sz="4" w:space="0" w:color="E0E0E0"/>
               <w:right w:val="none"/>
             </w:tcBorders>
           </w:tcPr>
           <w:p>
             <w:pPr>
-              <w:spacing w:after="40"/>
+              <w:spacing w:after="40" w:line="264" w:lineRule="auto"/>
               <w:jc w:val="center"/>
             </w:pPr>
             <w:r>
               <w:rPr>
                 <w:rFonts w:ascii="Times New Roman" w:hAnsi="Times New Roman"/>
+                <w:b w:val="0"/>
+                <w:i w:val="0"/>
                 <w:color w:val="000000"/>
                 <w:sz w:val="19"/>
               </w:rPr>
-              <w:t>PASS (0 Overlap)</w:t>
+              <w:t>0.8349 ± 0.0115</w:t>
+            </w:r>
+          </w:p>
+        </w:tc>
+        <w:tc>
+          <w:tcPr>
+            <w:tcW w:type="dxa" w:w="1440"/>
+            <w:tcMar>
+              <w:top w:w="80" w:type="dxa"/>
+              <w:bottom w:w="80" w:type="dxa"/>
+              <w:left w:w="120" w:type="dxa"/>
+              <w:right w:w="120" w:type="dxa"/>
+            </w:tcMar>
+            <w:tcBorders>
+              <w:top w:val="single" w:sz="4" w:space="0" w:color="D0D0D0"/>
+              <w:bottom w:val="single" w:sz="4" w:space="0" w:color="D0D0D0"/>
+              <w:left w:val="none"/>
+              <w:right w:val="none"/>
+            </w:tcBorders>
+          </w:tcPr>
+          <w:p>
+            <w:pPr>
+              <w:spacing w:after="40" w:line="264" w:lineRule="auto"/>
+              <w:jc w:val="center"/>
+            </w:pPr>
+            <w:r>
+              <w:rPr>
+                <w:rFonts w:ascii="Times New Roman" w:hAnsi="Times New Roman"/>
+                <w:b w:val="0"/>
+                <w:i w:val="0"/>
+                <w:color w:val="000000"/>
+                <w:sz w:val="19"/>
+              </w:rPr>
+              <w:t>0.8328 ± 0.0086</w:t>
+            </w:r>
+          </w:p>
+        </w:tc>
+        <w:tc>
+          <w:tcPr>
+            <w:tcW w:type="dxa" w:w="1440"/>
+            <w:tcMar>
+              <w:top w:w="80" w:type="dxa"/>
+              <w:bottom w:w="80" w:type="dxa"/>
+              <w:left w:w="120" w:type="dxa"/>
+              <w:right w:w="120" w:type="dxa"/>
+            </w:tcMar>
+            <w:tcBorders>
+              <w:top w:val="single" w:sz="4" w:space="0" w:color="D0D0D0"/>
+              <w:bottom w:val="single" w:sz="4" w:space="0" w:color="D0D0D0"/>
+              <w:left w:val="none"/>
+              <w:right w:val="none"/>
+            </w:tcBorders>
+          </w:tcPr>
+          <w:p>
+            <w:pPr>
+              <w:spacing w:after="40" w:line="264" w:lineRule="auto"/>
+              <w:jc w:val="center"/>
+            </w:pPr>
+            <w:r>
+              <w:rPr>
+                <w:rFonts w:ascii="Times New Roman" w:hAnsi="Times New Roman"/>
+                <w:b w:val="0"/>
+                <w:i w:val="0"/>
+                <w:color w:val="000000"/>
+                <w:sz w:val="19"/>
+              </w:rPr>
+              <w:t>0.8322 ± 0.0055</w:t>
+            </w:r>
+          </w:p>
+        </w:tc>
+        <w:tc>
+          <w:tcPr>
+            <w:tcW w:type="dxa" w:w="1440"/>
+            <w:tcMar>
+              <w:top w:w="80" w:type="dxa"/>
+              <w:bottom w:w="80" w:type="dxa"/>
+              <w:left w:w="120" w:type="dxa"/>
+              <w:right w:w="120" w:type="dxa"/>
+            </w:tcMar>
+            <w:tcBorders>
+              <w:top w:val="single" w:sz="4" w:space="0" w:color="D0D0D0"/>
+              <w:bottom w:val="single" w:sz="4" w:space="0" w:color="D0D0D0"/>
+              <w:left w:val="none"/>
+              <w:right w:val="none"/>
+            </w:tcBorders>
+          </w:tcPr>
+          <w:p>
+            <w:pPr>
+              <w:spacing w:after="40" w:line="264" w:lineRule="auto"/>
+              <w:jc w:val="center"/>
+            </w:pPr>
+            <w:r>
+              <w:rPr>
+                <w:rFonts w:ascii="Times New Roman" w:hAnsi="Times New Roman"/>
+                <w:b w:val="0"/>
+                <w:i w:val="0"/>
+                <w:color w:val="000000"/>
+                <w:sz w:val="19"/>
+              </w:rPr>
+              <w:t>0.9512 ± 0.0024</w:t>
             </w:r>
           </w:p>
         </w:tc>
@@ -2271,76 +4027,199 @@
       <w:tr>
         <w:tc>
           <w:tcPr>
-            <w:tcW w:type="dxa" w:w="2304"/>
+            <w:tcW w:type="dxa" w:w="2160"/>
+            <w:tcMar>
+              <w:top w:w="80" w:type="dxa"/>
+              <w:bottom w:w="80" w:type="dxa"/>
+              <w:left w:w="120" w:type="dxa"/>
+              <w:right w:w="120" w:type="dxa"/>
+            </w:tcMar>
             <w:tcBorders>
-              <w:top w:val="single" w:sz="4" w:space="0" w:color="E0E0E0"/>
+              <w:top w:val="single" w:sz="4" w:space="0" w:color="D0D0D0"/>
+              <w:bottom w:val="single" w:sz="4" w:space="0" w:color="D0D0D0"/>
               <w:left w:val="none"/>
-              <w:bottom w:val="single" w:sz="4" w:space="0" w:color="E0E0E0"/>
               <w:right w:val="none"/>
             </w:tcBorders>
           </w:tcPr>
           <w:p>
             <w:pPr>
-              <w:spacing w:after="40"/>
+              <w:spacing w:after="40" w:line="264" w:lineRule="auto"/>
               <w:jc w:val="left"/>
             </w:pPr>
             <w:r>
               <w:rPr>
                 <w:rFonts w:ascii="Times New Roman" w:hAnsi="Times New Roman"/>
+                <w:b/>
+                <w:i w:val="0"/>
                 <w:color w:val="000000"/>
                 <w:sz w:val="19"/>
               </w:rPr>
-              <w:t>External Site Isolation</w:t>
+              <w:t>EfficientNet-B0</w:t>
             </w:r>
           </w:p>
         </w:tc>
         <w:tc>
           <w:tcPr>
-            <w:tcW w:type="dxa" w:w="5328"/>
+            <w:tcW w:type="dxa" w:w="1440"/>
+            <w:tcMar>
+              <w:top w:w="80" w:type="dxa"/>
+              <w:bottom w:w="80" w:type="dxa"/>
+              <w:left w:w="120" w:type="dxa"/>
+              <w:right w:w="120" w:type="dxa"/>
+            </w:tcMar>
             <w:tcBorders>
-              <w:top w:val="single" w:sz="4" w:space="0" w:color="E0E0E0"/>
+              <w:top w:val="single" w:sz="4" w:space="0" w:color="D0D0D0"/>
+              <w:bottom w:val="single" w:sz="4" w:space="0" w:color="D0D0D0"/>
               <w:left w:val="none"/>
-              <w:bottom w:val="single" w:sz="4" w:space="0" w:color="E0E0E0"/>
               <w:right w:val="none"/>
             </w:tcBorders>
           </w:tcPr>
           <w:p>
             <w:pPr>
-              <w:spacing w:after="40"/>
+              <w:spacing w:after="40" w:line="264" w:lineRule="auto"/>
               <w:jc w:val="center"/>
             </w:pPr>
             <w:r>
               <w:rPr>
                 <w:rFonts w:ascii="Times New Roman" w:hAnsi="Times New Roman"/>
+                <w:b w:val="0"/>
+                <w:i w:val="0"/>
                 <w:color w:val="000000"/>
                 <w:sz w:val="19"/>
               </w:rPr>
-              <w:t>Montgomery source strictly forbidden in training/validation splits</w:t>
+              <w:t>0.8383 ± 0.0091</w:t>
             </w:r>
           </w:p>
         </w:tc>
         <w:tc>
           <w:tcPr>
-            <w:tcW w:type="dxa" w:w="1728"/>
+            <w:tcW w:type="dxa" w:w="1440"/>
+            <w:tcMar>
+              <w:top w:w="80" w:type="dxa"/>
+              <w:bottom w:w="80" w:type="dxa"/>
+              <w:left w:w="120" w:type="dxa"/>
+              <w:right w:w="120" w:type="dxa"/>
+            </w:tcMar>
             <w:tcBorders>
-              <w:top w:val="single" w:sz="4" w:space="0" w:color="E0E0E0"/>
+              <w:top w:val="single" w:sz="4" w:space="0" w:color="D0D0D0"/>
+              <w:bottom w:val="single" w:sz="4" w:space="0" w:color="D0D0D0"/>
               <w:left w:val="none"/>
-              <w:bottom w:val="single" w:sz="4" w:space="0" w:color="E0E0E0"/>
               <w:right w:val="none"/>
             </w:tcBorders>
           </w:tcPr>
           <w:p>
             <w:pPr>
-              <w:spacing w:after="40"/>
+              <w:spacing w:after="40" w:line="264" w:lineRule="auto"/>
               <w:jc w:val="center"/>
             </w:pPr>
             <w:r>
               <w:rPr>
                 <w:rFonts w:ascii="Times New Roman" w:hAnsi="Times New Roman"/>
+                <w:b w:val="0"/>
+                <w:i w:val="0"/>
                 <w:color w:val="000000"/>
                 <w:sz w:val="19"/>
               </w:rPr>
-              <w:t>PASS (100% Isolated)</w:t>
+              <w:t>0.8306 ± 0.0108</w:t>
+            </w:r>
+          </w:p>
+        </w:tc>
+        <w:tc>
+          <w:tcPr>
+            <w:tcW w:type="dxa" w:w="1440"/>
+            <w:tcMar>
+              <w:top w:w="80" w:type="dxa"/>
+              <w:bottom w:w="80" w:type="dxa"/>
+              <w:left w:w="120" w:type="dxa"/>
+              <w:right w:w="120" w:type="dxa"/>
+            </w:tcMar>
+            <w:tcBorders>
+              <w:top w:val="single" w:sz="4" w:space="0" w:color="D0D0D0"/>
+              <w:bottom w:val="single" w:sz="4" w:space="0" w:color="D0D0D0"/>
+              <w:left w:val="none"/>
+              <w:right w:val="none"/>
+            </w:tcBorders>
+          </w:tcPr>
+          <w:p>
+            <w:pPr>
+              <w:spacing w:after="40" w:line="264" w:lineRule="auto"/>
+              <w:jc w:val="center"/>
+            </w:pPr>
+            <w:r>
+              <w:rPr>
+                <w:rFonts w:ascii="Times New Roman" w:hAnsi="Times New Roman"/>
+                <w:b w:val="0"/>
+                <w:i w:val="0"/>
+                <w:color w:val="000000"/>
+                <w:sz w:val="19"/>
+              </w:rPr>
+              <w:t>0.8248 ± 0.0070</w:t>
+            </w:r>
+          </w:p>
+        </w:tc>
+        <w:tc>
+          <w:tcPr>
+            <w:tcW w:type="dxa" w:w="1440"/>
+            <w:tcMar>
+              <w:top w:w="80" w:type="dxa"/>
+              <w:bottom w:w="80" w:type="dxa"/>
+              <w:left w:w="120" w:type="dxa"/>
+              <w:right w:w="120" w:type="dxa"/>
+            </w:tcMar>
+            <w:tcBorders>
+              <w:top w:val="single" w:sz="4" w:space="0" w:color="D0D0D0"/>
+              <w:bottom w:val="single" w:sz="4" w:space="0" w:color="D0D0D0"/>
+              <w:left w:val="none"/>
+              <w:right w:val="none"/>
+            </w:tcBorders>
+          </w:tcPr>
+          <w:p>
+            <w:pPr>
+              <w:spacing w:after="40" w:line="264" w:lineRule="auto"/>
+              <w:jc w:val="center"/>
+            </w:pPr>
+            <w:r>
+              <w:rPr>
+                <w:rFonts w:ascii="Times New Roman" w:hAnsi="Times New Roman"/>
+                <w:b w:val="0"/>
+                <w:i w:val="0"/>
+                <w:color w:val="000000"/>
+                <w:sz w:val="19"/>
+              </w:rPr>
+              <w:t>0.8269 ± 0.0088</w:t>
+            </w:r>
+          </w:p>
+        </w:tc>
+        <w:tc>
+          <w:tcPr>
+            <w:tcW w:type="dxa" w:w="1440"/>
+            <w:tcMar>
+              <w:top w:w="80" w:type="dxa"/>
+              <w:bottom w:w="80" w:type="dxa"/>
+              <w:left w:w="120" w:type="dxa"/>
+              <w:right w:w="120" w:type="dxa"/>
+            </w:tcMar>
+            <w:tcBorders>
+              <w:top w:val="single" w:sz="4" w:space="0" w:color="D0D0D0"/>
+              <w:bottom w:val="single" w:sz="4" w:space="0" w:color="D0D0D0"/>
+              <w:left w:val="none"/>
+              <w:right w:val="none"/>
+            </w:tcBorders>
+          </w:tcPr>
+          <w:p>
+            <w:pPr>
+              <w:spacing w:after="40" w:line="264" w:lineRule="auto"/>
+              <w:jc w:val="center"/>
+            </w:pPr>
+            <w:r>
+              <w:rPr>
+                <w:rFonts w:ascii="Times New Roman" w:hAnsi="Times New Roman"/>
+                <w:b w:val="0"/>
+                <w:i w:val="0"/>
+                <w:color w:val="000000"/>
+                <w:sz w:val="19"/>
+              </w:rPr>
+              <w:t>0.9493 ± 0.0015</w:t>
             </w:r>
           </w:p>
         </w:tc>
@@ -2348,106 +4227,214 @@
       <w:tr>
         <w:tc>
           <w:tcPr>
-            <w:tcW w:type="dxa" w:w="2304"/>
+            <w:tcW w:type="dxa" w:w="2160"/>
+            <w:tcMar>
+              <w:top w:w="80" w:type="dxa"/>
+              <w:bottom w:w="80" w:type="dxa"/>
+              <w:left w:w="120" w:type="dxa"/>
+              <w:right w:w="120" w:type="dxa"/>
+            </w:tcMar>
             <w:tcBorders>
-              <w:top w:val="single" w:sz="4" w:space="0" w:color="E0E0E0"/>
+              <w:top w:val="single" w:sz="4" w:space="0" w:color="D0D0D0"/>
+              <w:bottom w:val="single" w:sz="4" w:space="0" w:color="D0D0D0"/>
               <w:left w:val="none"/>
-              <w:bottom w:val="single" w:sz="4" w:space="0" w:color="E0E0E0"/>
               <w:right w:val="none"/>
             </w:tcBorders>
           </w:tcPr>
           <w:p>
             <w:pPr>
-              <w:spacing w:after="40"/>
+              <w:spacing w:after="40" w:line="264" w:lineRule="auto"/>
               <w:jc w:val="left"/>
             </w:pPr>
             <w:r>
               <w:rPr>
                 <w:rFonts w:ascii="Times New Roman" w:hAnsi="Times New Roman"/>
+                <w:b/>
+                <w:i w:val="0"/>
                 <w:color w:val="000000"/>
                 <w:sz w:val="19"/>
               </w:rPr>
-              <w:t>Transform Hygiene</w:t>
+              <w:t>HOG + SVM Baseline</w:t>
             </w:r>
           </w:p>
         </w:tc>
         <w:tc>
           <w:tcPr>
-            <w:tcW w:type="dxa" w:w="5328"/>
+            <w:tcW w:type="dxa" w:w="1440"/>
+            <w:tcMar>
+              <w:top w:w="80" w:type="dxa"/>
+              <w:bottom w:w="80" w:type="dxa"/>
+              <w:left w:w="120" w:type="dxa"/>
+              <w:right w:w="120" w:type="dxa"/>
+            </w:tcMar>
             <w:tcBorders>
-              <w:top w:val="single" w:sz="4" w:space="0" w:color="E0E0E0"/>
+              <w:top w:val="single" w:sz="4" w:space="0" w:color="D0D0D0"/>
+              <w:bottom w:val="single" w:sz="4" w:space="0" w:color="D0D0D0"/>
               <w:left w:val="none"/>
-              <w:bottom w:val="single" w:sz="4" w:space="0" w:color="E0E0E0"/>
               <w:right w:val="none"/>
             </w:tcBorders>
           </w:tcPr>
           <w:p>
             <w:pPr>
-              <w:spacing w:after="40"/>
+              <w:spacing w:after="40" w:line="264" w:lineRule="auto"/>
               <w:jc w:val="center"/>
             </w:pPr>
             <w:r>
               <w:rPr>
                 <w:rFonts w:ascii="Times New Roman" w:hAnsi="Times New Roman"/>
+                <w:b w:val="0"/>
+                <w:i w:val="0"/>
                 <w:color w:val="000000"/>
                 <w:sz w:val="19"/>
               </w:rPr>
-              <w:t>Validation and testing transforms must contain ZERO augmentation</w:t>
+              <w:t>0.8351</w:t>
             </w:r>
           </w:p>
         </w:tc>
         <w:tc>
           <w:tcPr>
-            <w:tcW w:type="dxa" w:w="1728"/>
+            <w:tcW w:type="dxa" w:w="1440"/>
+            <w:tcMar>
+              <w:top w:w="80" w:type="dxa"/>
+              <w:bottom w:w="80" w:type="dxa"/>
+              <w:left w:w="120" w:type="dxa"/>
+              <w:right w:w="120" w:type="dxa"/>
+            </w:tcMar>
             <w:tcBorders>
-              <w:top w:val="single" w:sz="4" w:space="0" w:color="E0E0E0"/>
+              <w:top w:val="single" w:sz="4" w:space="0" w:color="D0D0D0"/>
+              <w:bottom w:val="single" w:sz="4" w:space="0" w:color="D0D0D0"/>
               <w:left w:val="none"/>
-              <w:bottom w:val="single" w:sz="4" w:space="0" w:color="E0E0E0"/>
               <w:right w:val="none"/>
             </w:tcBorders>
           </w:tcPr>
           <w:p>
             <w:pPr>
-              <w:spacing w:after="40"/>
+              <w:spacing w:after="40" w:line="264" w:lineRule="auto"/>
               <w:jc w:val="center"/>
             </w:pPr>
             <w:r>
               <w:rPr>
                 <w:rFonts w:ascii="Times New Roman" w:hAnsi="Times New Roman"/>
+                <w:b w:val="0"/>
+                <w:i w:val="0"/>
                 <w:color w:val="000000"/>
                 <w:sz w:val="19"/>
               </w:rPr>
-              <w:t>PASS (Resize+Normalize Only)</w:t>
+              <w:t>0.8098</w:t>
+            </w:r>
+          </w:p>
+        </w:tc>
+        <w:tc>
+          <w:tcPr>
+            <w:tcW w:type="dxa" w:w="1440"/>
+            <w:tcMar>
+              <w:top w:w="80" w:type="dxa"/>
+              <w:bottom w:w="80" w:type="dxa"/>
+              <w:left w:w="120" w:type="dxa"/>
+              <w:right w:w="120" w:type="dxa"/>
+            </w:tcMar>
+            <w:tcBorders>
+              <w:top w:val="single" w:sz="4" w:space="0" w:color="D0D0D0"/>
+              <w:bottom w:val="single" w:sz="4" w:space="0" w:color="D0D0D0"/>
+              <w:left w:val="none"/>
+              <w:right w:val="none"/>
+            </w:tcBorders>
+          </w:tcPr>
+          <w:p>
+            <w:pPr>
+              <w:spacing w:after="40" w:line="264" w:lineRule="auto"/>
+              <w:jc w:val="center"/>
+            </w:pPr>
+            <w:r>
+              <w:rPr>
+                <w:rFonts w:ascii="Times New Roman" w:hAnsi="Times New Roman"/>
+                <w:b w:val="0"/>
+                <w:i w:val="0"/>
+                <w:color w:val="000000"/>
+                <w:sz w:val="19"/>
+              </w:rPr>
+              <w:t>0.7833</w:t>
+            </w:r>
+          </w:p>
+        </w:tc>
+        <w:tc>
+          <w:tcPr>
+            <w:tcW w:type="dxa" w:w="1440"/>
+            <w:tcMar>
+              <w:top w:w="80" w:type="dxa"/>
+              <w:bottom w:w="80" w:type="dxa"/>
+              <w:left w:w="120" w:type="dxa"/>
+              <w:right w:w="120" w:type="dxa"/>
+            </w:tcMar>
+            <w:tcBorders>
+              <w:top w:val="single" w:sz="4" w:space="0" w:color="D0D0D0"/>
+              <w:bottom w:val="single" w:sz="4" w:space="0" w:color="D0D0D0"/>
+              <w:left w:val="none"/>
+              <w:right w:val="none"/>
+            </w:tcBorders>
+          </w:tcPr>
+          <w:p>
+            <w:pPr>
+              <w:spacing w:after="40" w:line="264" w:lineRule="auto"/>
+              <w:jc w:val="center"/>
+            </w:pPr>
+            <w:r>
+              <w:rPr>
+                <w:rFonts w:ascii="Times New Roman" w:hAnsi="Times New Roman"/>
+                <w:b w:val="0"/>
+                <w:i w:val="0"/>
+                <w:color w:val="000000"/>
+                <w:sz w:val="19"/>
+              </w:rPr>
+              <w:t>0.7940</w:t>
+            </w:r>
+          </w:p>
+        </w:tc>
+        <w:tc>
+          <w:tcPr>
+            <w:tcW w:type="dxa" w:w="1440"/>
+            <w:tcMar>
+              <w:top w:w="80" w:type="dxa"/>
+              <w:bottom w:w="80" w:type="dxa"/>
+              <w:left w:w="120" w:type="dxa"/>
+              <w:right w:w="120" w:type="dxa"/>
+            </w:tcMar>
+            <w:tcBorders>
+              <w:top w:val="single" w:sz="4" w:space="0" w:color="D0D0D0"/>
+              <w:bottom w:val="single" w:sz="4" w:space="0" w:color="D0D0D0"/>
+              <w:left w:val="none"/>
+              <w:right w:val="none"/>
+            </w:tcBorders>
+          </w:tcPr>
+          <w:p>
+            <w:pPr>
+              <w:spacing w:after="40" w:line="264" w:lineRule="auto"/>
+              <w:jc w:val="center"/>
+            </w:pPr>
+            <w:r>
+              <w:rPr>
+                <w:rFonts w:ascii="Times New Roman" w:hAnsi="Times New Roman"/>
+                <w:b w:val="0"/>
+                <w:i w:val="0"/>
+                <w:color w:val="000000"/>
+                <w:sz w:val="19"/>
+              </w:rPr>
+              <w:t>0.9470</w:t>
             </w:r>
           </w:p>
         </w:tc>
       </w:tr>
     </w:tbl>
-    <w:p/>
     <w:p>
       <w:pPr>
-        <w:pStyle w:val="Heading1"/>
-        <w:keepNext/>
-        <w:spacing w:before="360" w:after="160"/>
-        <w:pBdr>
-          <w:bottom w:val="single" w:sz="12" w:space="4" w:color="000000"/>
-        </w:pBdr>
+        <w:spacing w:after="120"/>
       </w:pPr>
-      <w:r>
-        <w:rPr>
-          <w:rFonts w:ascii="Times New Roman" w:hAnsi="Times New Roman"/>
-          <w:b/>
-          <w:color w:val="000000"/>
-          <w:sz w:val="32"/>
-        </w:rPr>
-        <w:t>4. Deep Learning Architectures &amp; Classical Baseline</w:t>
-      </w:r>
     </w:p>
     <w:p>
       <w:pPr>
         <w:pStyle w:val="Heading2"/>
         <w:keepNext/>
-        <w:spacing w:before="240" w:after="120"/>
+        <w:spacing w:before="280" w:after="120"/>
       </w:pPr>
       <w:r>
         <w:rPr>
@@ -2456,184 +4443,90 @@
           <w:color w:val="000000"/>
           <w:sz w:val="26"/>
         </w:rPr>
-        <w:t>4.1 Convolutional Transfer Learning Backbones</w:t>
-      </w:r>
-    </w:p>
-    <w:p>
-      <w:r>
-        <w:rPr>
-          <w:rFonts w:ascii="Times New Roman" w:hAnsi="Times New Roman"/>
-          <w:sz w:val="22"/>
-        </w:rPr>
-        <w:t xml:space="preserve">We benchmark three pre-trained ImageNet backbones using PyTorch and timm </w:t>
-      </w:r>
-      <w:r>
-        <w:rPr>
-          <w:rFonts w:ascii="Times New Roman" w:hAnsi="Times New Roman"/>
-          <w:sz w:val="22"/>
-          <w:u w:val="single"/>
-        </w:rPr>
-        <w:t>(Wightman, 2019)</w:t>
-      </w:r>
-      <w:r>
-        <w:rPr>
-          <w:rFonts w:ascii="Times New Roman" w:hAnsi="Times New Roman"/>
-          <w:sz w:val="22"/>
-        </w:rPr>
-        <w:t>: ResNet-18 (11.7M parameters), DenseNet-121 (7.0M parameters featuring feature-reuse dense connections), and EfficientNet-B0 (5.3M parameters utilizing compound scaling). Training is configured with AdamW optimizer (learning rate 1e-4, weight decay 0.01), cosine annealing scheduler, and weighted random sampling to address class imbalance.</w:t>
+        <w:t>5.2 External Out-of-Distribution Validation (Montgomery Site)</w:t>
       </w:r>
     </w:p>
     <w:p>
       <w:pPr>
-        <w:pStyle w:val="Heading2"/>
+        <w:spacing w:line="276" w:lineRule="auto" w:after="120"/>
+        <w:jc w:val="both"/>
+      </w:pPr>
+      <w:r>
+        <w:rPr>
+          <w:rFonts w:ascii="Times New Roman" w:hAnsi="Times New Roman"/>
+          <w:b w:val="0"/>
+          <w:i w:val="0"/>
+          <w:sz w:val="22"/>
+        </w:rPr>
+        <w:t>To measure true model generalization, models were evaluated on the 100% held-out Montgomery County external test set (414 unseen adult scans):</w:t>
+      </w:r>
+    </w:p>
+    <w:p>
+      <w:pPr>
+        <w:spacing w:before="240" w:after="80"/>
+        <w:jc w:val="center"/>
+      </w:pPr>
+      <w:r>
+        <w:drawing>
+          <wp:inline xmlns:a="http://schemas.openxmlformats.org/drawingml/2006/main" xmlns:pic="http://schemas.openxmlformats.org/drawingml/2006/picture">
+            <wp:extent cx="5486400" cy="3207434"/>
+            <wp:docPr id="2" name="Picture 2"/>
+            <wp:cNvGraphicFramePr>
+              <a:graphicFrameLocks noChangeAspect="1"/>
+            </wp:cNvGraphicFramePr>
+            <a:graphic>
+              <a:graphicData uri="http://schemas.openxmlformats.org/drawingml/2006/picture">
+                <pic:pic>
+                  <pic:nvPicPr>
+                    <pic:cNvPr id="0" name="chart_benchmark_comparison.png"/>
+                    <pic:cNvPicPr/>
+                  </pic:nvPicPr>
+                  <pic:blipFill>
+                    <a:blip r:embed="rId10"/>
+                    <a:stretch>
+                      <a:fillRect/>
+                    </a:stretch>
+                  </pic:blipFill>
+                  <pic:spPr>
+                    <a:xfrm>
+                      <a:off x="0" y="0"/>
+                      <a:ext cx="5486400" cy="3207434"/>
+                    </a:xfrm>
+                    <a:prstGeom prst="rect"/>
+                  </pic:spPr>
+                </pic:pic>
+              </a:graphicData>
+            </a:graphic>
+          </wp:inline>
+        </w:drawing>
+      </w:r>
+    </w:p>
+    <w:p>
+      <w:pPr>
+        <w:spacing w:after="200"/>
+        <w:jc w:val="center"/>
+      </w:pPr>
+      <w:r>
+        <w:rPr>
+          <w:rFonts w:ascii="Times New Roman" w:hAnsi="Times New Roman"/>
+          <w:i/>
+          <w:sz w:val="19"/>
+        </w:rPr>
+        <w:t>Figure 5.1: Internal Test Macro AUC vs. External Montgomery Out-of-Distribution Macro AUC across model backbones.</w:t>
+      </w:r>
+    </w:p>
+    <w:p>
+      <w:pPr>
         <w:keepNext/>
-        <w:spacing w:before="240" w:after="120"/>
+        <w:spacing w:before="160" w:after="80"/>
       </w:pPr>
       <w:r>
         <w:rPr>
           <w:rFonts w:ascii="Times New Roman" w:hAnsi="Times New Roman"/>
           <w:b/>
-          <w:color w:val="000000"/>
-          <w:sz w:val="26"/>
+          <w:sz w:val="20"/>
         </w:rPr>
-        <w:t>4.2 Classical ML Baseline (HOG + SVM)</w:t>
-      </w:r>
-    </w:p>
-    <w:p>
-      <w:r>
-        <w:rPr>
-          <w:rFonts w:ascii="Times New Roman" w:hAnsi="Times New Roman"/>
-          <w:sz w:val="22"/>
-        </w:rPr>
-        <w:t>To satisfy thesis requirements for comparing deep learning with traditional machine learning methods, a classical baseline was constructed using Histogram of Oriented Gradients (HOG, 9 orientations, 16x16 pixels per cell) combined with 32-bin intensity histograms, classified via an RBF-kernel Support Vector Machine (SVM).</w:t>
-      </w:r>
-    </w:p>
-    <w:p>
-      <w:pPr>
-        <w:pStyle w:val="Heading1"/>
-        <w:keepNext/>
-        <w:spacing w:before="360" w:after="160"/>
-        <w:pBdr>
-          <w:bottom w:val="single" w:sz="12" w:space="4" w:color="000000"/>
-        </w:pBdr>
-      </w:pPr>
-      <w:r>
-        <w:rPr>
-          <w:rFonts w:ascii="Times New Roman" w:hAnsi="Times New Roman"/>
-          <w:b/>
-          <w:color w:val="000000"/>
-          <w:sz w:val="32"/>
-        </w:rPr>
-        <w:t>5. Explainable AI &amp; Clinical Decision Support Layer</w:t>
-      </w:r>
-    </w:p>
-    <w:p>
-      <w:pPr>
-        <w:pStyle w:val="Heading2"/>
-        <w:keepNext/>
-        <w:spacing w:before="240" w:after="120"/>
-      </w:pPr>
-      <w:r>
-        <w:rPr>
-          <w:rFonts w:ascii="Times New Roman" w:hAnsi="Times New Roman"/>
-          <w:b/>
-          <w:color w:val="000000"/>
-          <w:sz w:val="26"/>
-        </w:rPr>
-        <w:t>5.1 Grad-CAM Heatmap Localization</w:t>
-      </w:r>
-    </w:p>
-    <w:p>
-      <w:r>
-        <w:rPr>
-          <w:rFonts w:ascii="Times New Roman" w:hAnsi="Times New Roman"/>
-          <w:sz w:val="22"/>
-        </w:rPr>
-        <w:t xml:space="preserve">Visual interpretability is essential for physician trust </w:t>
-      </w:r>
-      <w:r>
-        <w:rPr>
-          <w:rFonts w:ascii="Times New Roman" w:hAnsi="Times New Roman"/>
-          <w:sz w:val="22"/>
-          <w:u w:val="single"/>
-        </w:rPr>
-        <w:t>(Selvaraju et al., 2017)</w:t>
-      </w:r>
-      <w:r>
-        <w:rPr>
-          <w:rFonts w:ascii="Times New Roman" w:hAnsi="Times New Roman"/>
-          <w:sz w:val="22"/>
-        </w:rPr>
-        <w:t>. MedVision AI computes Gradient-weighted Class Activation Mapping (Grad-CAM) over target convolutional layers (denseblock4 in DenseNet-121). The resulting spatial activation maps are normalized and overlaid as color Jet heatmaps over original X-ray images, highlighting pulmonary infiltrates and consolidation zones.</w:t>
-      </w:r>
-    </w:p>
-    <w:p>
-      <w:pPr>
-        <w:pStyle w:val="Heading2"/>
-        <w:keepNext/>
-        <w:spacing w:before="240" w:after="120"/>
-      </w:pPr>
-      <w:r>
-        <w:rPr>
-          <w:rFonts w:ascii="Times New Roman" w:hAnsi="Times New Roman"/>
-          <w:b/>
-          <w:color w:val="000000"/>
-          <w:sz w:val="26"/>
-        </w:rPr>
-        <w:t>5.2 Clinical Priority Triage &amp; PDF Reporting</w:t>
-      </w:r>
-    </w:p>
-    <w:p>
-      <w:r>
-        <w:rPr>
-          <w:rFonts w:ascii="Times New Roman" w:hAnsi="Times New Roman"/>
-          <w:sz w:val="22"/>
-        </w:rPr>
-        <w:t>The Clinical Decision Layer evaluates model class probabilities alongside patient vital signs (SpO2, Body Temperature, Dyspnea). High-risk findings (Tuberculosis / Bacterial Pneumonia) trigger Red Alert banners for urgent radiologist escalation. Clinicians can generate printable PDF diagnostic reports (app/report.py) featuring patient metadata, differential probabilities, Grad-CAM heatmaps, and sign-off blocks.</w:t>
-      </w:r>
-    </w:p>
-    <w:p>
-      <w:pPr>
-        <w:pStyle w:val="Heading1"/>
-        <w:keepNext/>
-        <w:spacing w:before="360" w:after="160"/>
-        <w:pBdr>
-          <w:bottom w:val="single" w:sz="12" w:space="4" w:color="000000"/>
-        </w:pBdr>
-      </w:pPr>
-      <w:r>
-        <w:rPr>
-          <w:rFonts w:ascii="Times New Roman" w:hAnsi="Times New Roman"/>
-          <w:b/>
-          <w:color w:val="000000"/>
-          <w:sz w:val="32"/>
-        </w:rPr>
-        <w:t>6. Empirical Benchmarks &amp; Experimental Results</w:t>
-      </w:r>
-    </w:p>
-    <w:p>
-      <w:pPr>
-        <w:pStyle w:val="Heading2"/>
-        <w:keepNext/>
-        <w:spacing w:before="240" w:after="120"/>
-      </w:pPr>
-      <w:r>
-        <w:rPr>
-          <w:rFonts w:ascii="Times New Roman" w:hAnsi="Times New Roman"/>
-          <w:b/>
-          <w:color w:val="000000"/>
-          <w:sz w:val="26"/>
-        </w:rPr>
-        <w:t>6.1 Multi-Backbone Multi-Seed Quantitative Results</w:t>
-      </w:r>
-    </w:p>
-    <w:p>
-      <w:r>
-        <w:rPr>
-          <w:rFonts w:ascii="Times New Roman" w:hAnsi="Times New Roman"/>
-          <w:sz w:val="22"/>
-        </w:rPr>
-        <w:t>Models were trained on an NVIDIA GeForce RTX 5050 Laptop GPU (CUDA 12.8) across 3 random seeds (42, 7, 123) for 15 epochs per run. Results report mean ± standard deviation:</w:t>
+        <w:t>Table 5.2: External Test Set performance metrics on held-out Montgomery County site.</w:t>
       </w:r>
     </w:p>
     <w:tbl>
@@ -2643,27 +4536,41 @@
         <w:tblLook w:firstColumn="1" w:firstRow="1" w:lastColumn="0" w:lastRow="0" w:noHBand="0" w:noVBand="1" w:val="04A0"/>
       </w:tblPr>
       <w:tblGrid>
-        <w:gridCol w:w="1872"/>
-        <w:gridCol w:w="1872"/>
-        <w:gridCol w:w="1872"/>
-        <w:gridCol w:w="1872"/>
-        <w:gridCol w:w="1872"/>
+        <w:gridCol w:w="1560"/>
+        <w:gridCol w:w="1560"/>
+        <w:gridCol w:w="1560"/>
+        <w:gridCol w:w="1560"/>
+        <w:gridCol w:w="1560"/>
+        <w:gridCol w:w="1560"/>
       </w:tblGrid>
       <w:tr>
         <w:tc>
           <w:tcPr>
             <w:tcW w:type="dxa" w:w="2160"/>
             <w:shd w:fill="E6E6E6"/>
+            <w:tcMar>
+              <w:top w:w="80" w:type="dxa"/>
+              <w:bottom w:w="80" w:type="dxa"/>
+              <w:left w:w="120" w:type="dxa"/>
+              <w:right w:w="120" w:type="dxa"/>
+            </w:tcMar>
+            <w:tcBorders>
+              <w:top w:val="single" w:sz="4" w:space="0" w:color="D0D0D0"/>
+              <w:bottom w:val="single" w:sz="4" w:space="0" w:color="D0D0D0"/>
+              <w:left w:val="none"/>
+              <w:right w:val="none"/>
+            </w:tcBorders>
           </w:tcPr>
           <w:p>
             <w:pPr>
-              <w:spacing w:after="40"/>
+              <w:spacing w:after="40" w:line="264" w:lineRule="auto"/>
               <w:jc w:val="center"/>
             </w:pPr>
             <w:r>
               <w:rPr>
                 <w:rFonts w:ascii="Times New Roman" w:hAnsi="Times New Roman"/>
                 <w:b/>
+                <w:i w:val="0"/>
                 <w:color w:val="000000"/>
                 <w:sz w:val="19"/>
               </w:rPr>
@@ -2673,85 +4580,171 @@
         </w:tc>
         <w:tc>
           <w:tcPr>
-            <w:tcW w:type="dxa" w:w="1728"/>
+            <w:tcW w:type="dxa" w:w="1440"/>
             <w:shd w:fill="E6E6E6"/>
+            <w:tcMar>
+              <w:top w:w="80" w:type="dxa"/>
+              <w:bottom w:w="80" w:type="dxa"/>
+              <w:left w:w="120" w:type="dxa"/>
+              <w:right w:w="120" w:type="dxa"/>
+            </w:tcMar>
+            <w:tcBorders>
+              <w:top w:val="single" w:sz="4" w:space="0" w:color="D0D0D0"/>
+              <w:bottom w:val="single" w:sz="4" w:space="0" w:color="D0D0D0"/>
+              <w:left w:val="none"/>
+              <w:right w:val="none"/>
+            </w:tcBorders>
           </w:tcPr>
           <w:p>
             <w:pPr>
-              <w:spacing w:after="40"/>
+              <w:spacing w:after="40" w:line="264" w:lineRule="auto"/>
               <w:jc w:val="center"/>
             </w:pPr>
             <w:r>
               <w:rPr>
                 <w:rFonts w:ascii="Times New Roman" w:hAnsi="Times New Roman"/>
                 <w:b/>
+                <w:i w:val="0"/>
                 <w:color w:val="000000"/>
                 <w:sz w:val="19"/>
               </w:rPr>
-              <w:t>Internal Accuracy</w:t>
+              <w:t>External Accuracy</w:t>
             </w:r>
           </w:p>
         </w:tc>
         <w:tc>
           <w:tcPr>
-            <w:tcW w:type="dxa" w:w="1728"/>
+            <w:tcW w:type="dxa" w:w="1440"/>
             <w:shd w:fill="E6E6E6"/>
+            <w:tcMar>
+              <w:top w:w="80" w:type="dxa"/>
+              <w:bottom w:w="80" w:type="dxa"/>
+              <w:left w:w="120" w:type="dxa"/>
+              <w:right w:w="120" w:type="dxa"/>
+            </w:tcMar>
+            <w:tcBorders>
+              <w:top w:val="single" w:sz="4" w:space="0" w:color="D0D0D0"/>
+              <w:bottom w:val="single" w:sz="4" w:space="0" w:color="D0D0D0"/>
+              <w:left w:val="none"/>
+              <w:right w:val="none"/>
+            </w:tcBorders>
           </w:tcPr>
           <w:p>
             <w:pPr>
-              <w:spacing w:after="40"/>
+              <w:spacing w:after="40" w:line="264" w:lineRule="auto"/>
               <w:jc w:val="center"/>
             </w:pPr>
             <w:r>
               <w:rPr>
                 <w:rFonts w:ascii="Times New Roman" w:hAnsi="Times New Roman"/>
                 <w:b/>
+                <w:i w:val="0"/>
                 <w:color w:val="000000"/>
                 <w:sz w:val="19"/>
               </w:rPr>
-              <w:t>Internal F1 (Macro)</w:t>
+              <w:t>Precision (Macro)</w:t>
             </w:r>
           </w:p>
         </w:tc>
         <w:tc>
           <w:tcPr>
-            <w:tcW w:type="dxa" w:w="1872"/>
+            <w:tcW w:type="dxa" w:w="1440"/>
             <w:shd w:fill="E6E6E6"/>
+            <w:tcMar>
+              <w:top w:w="80" w:type="dxa"/>
+              <w:bottom w:w="80" w:type="dxa"/>
+              <w:left w:w="120" w:type="dxa"/>
+              <w:right w:w="120" w:type="dxa"/>
+            </w:tcMar>
+            <w:tcBorders>
+              <w:top w:val="single" w:sz="4" w:space="0" w:color="D0D0D0"/>
+              <w:bottom w:val="single" w:sz="4" w:space="0" w:color="D0D0D0"/>
+              <w:left w:val="none"/>
+              <w:right w:val="none"/>
+            </w:tcBorders>
           </w:tcPr>
           <w:p>
             <w:pPr>
-              <w:spacing w:after="40"/>
+              <w:spacing w:after="40" w:line="264" w:lineRule="auto"/>
               <w:jc w:val="center"/>
             </w:pPr>
             <w:r>
               <w:rPr>
                 <w:rFonts w:ascii="Times New Roman" w:hAnsi="Times New Roman"/>
                 <w:b/>
+                <w:i w:val="0"/>
                 <w:color w:val="000000"/>
                 <w:sz w:val="19"/>
               </w:rPr>
-              <w:t>Internal AUC (Macro)</w:t>
+              <w:t>Recall (Macro)</w:t>
             </w:r>
           </w:p>
         </w:tc>
         <w:tc>
           <w:tcPr>
-            <w:tcW w:type="dxa" w:w="1872"/>
+            <w:tcW w:type="dxa" w:w="1440"/>
             <w:shd w:fill="E6E6E6"/>
+            <w:tcMar>
+              <w:top w:w="80" w:type="dxa"/>
+              <w:bottom w:w="80" w:type="dxa"/>
+              <w:left w:w="120" w:type="dxa"/>
+              <w:right w:w="120" w:type="dxa"/>
+            </w:tcMar>
+            <w:tcBorders>
+              <w:top w:val="single" w:sz="4" w:space="0" w:color="D0D0D0"/>
+              <w:bottom w:val="single" w:sz="4" w:space="0" w:color="D0D0D0"/>
+              <w:left w:val="none"/>
+              <w:right w:val="none"/>
+            </w:tcBorders>
           </w:tcPr>
           <w:p>
             <w:pPr>
-              <w:spacing w:after="40"/>
+              <w:spacing w:after="40" w:line="264" w:lineRule="auto"/>
               <w:jc w:val="center"/>
             </w:pPr>
             <w:r>
               <w:rPr>
                 <w:rFonts w:ascii="Times New Roman" w:hAnsi="Times New Roman"/>
                 <w:b/>
+                <w:i w:val="0"/>
                 <w:color w:val="000000"/>
                 <w:sz w:val="19"/>
               </w:rPr>
-              <w:t>External AUC (Montgomery OOD)</w:t>
+              <w:t>F1 Score (Macro)</w:t>
+            </w:r>
+          </w:p>
+        </w:tc>
+        <w:tc>
+          <w:tcPr>
+            <w:tcW w:type="dxa" w:w="1440"/>
+            <w:shd w:fill="E6E6E6"/>
+            <w:tcMar>
+              <w:top w:w="80" w:type="dxa"/>
+              <w:bottom w:w="80" w:type="dxa"/>
+              <w:left w:w="120" w:type="dxa"/>
+              <w:right w:w="120" w:type="dxa"/>
+            </w:tcMar>
+            <w:tcBorders>
+              <w:top w:val="single" w:sz="4" w:space="0" w:color="D0D0D0"/>
+              <w:bottom w:val="single" w:sz="4" w:space="0" w:color="D0D0D0"/>
+              <w:left w:val="none"/>
+              <w:right w:val="none"/>
+            </w:tcBorders>
+          </w:tcPr>
+          <w:p>
+            <w:pPr>
+              <w:spacing w:after="40" w:line="264" w:lineRule="auto"/>
+              <w:jc w:val="center"/>
+            </w:pPr>
+            <w:r>
+              <w:rPr>
+                <w:rFonts w:ascii="Times New Roman" w:hAnsi="Times New Roman"/>
+                <w:b/>
+                <w:i w:val="0"/>
+                <w:color w:val="000000"/>
+                <w:sz w:val="19"/>
+              </w:rPr>
+              <w:t>External Macro AUC</w:t>
             </w:r>
           </w:p>
         </w:tc>
@@ -2760,21 +4753,229 @@
         <w:tc>
           <w:tcPr>
             <w:tcW w:type="dxa" w:w="2160"/>
+            <w:tcMar>
+              <w:top w:w="80" w:type="dxa"/>
+              <w:bottom w:w="80" w:type="dxa"/>
+              <w:left w:w="120" w:type="dxa"/>
+              <w:right w:w="120" w:type="dxa"/>
+            </w:tcMar>
             <w:tcBorders>
-              <w:top w:val="single" w:sz="4" w:space="0" w:color="E0E0E0"/>
+              <w:top w:val="single" w:sz="4" w:space="0" w:color="D0D0D0"/>
+              <w:bottom w:val="single" w:sz="4" w:space="0" w:color="D0D0D0"/>
               <w:left w:val="none"/>
-              <w:bottom w:val="single" w:sz="4" w:space="0" w:color="E0E0E0"/>
               <w:right w:val="none"/>
             </w:tcBorders>
           </w:tcPr>
           <w:p>
             <w:pPr>
-              <w:spacing w:after="40"/>
+              <w:spacing w:after="40" w:line="264" w:lineRule="auto"/>
               <w:jc w:val="left"/>
             </w:pPr>
             <w:r>
               <w:rPr>
                 <w:rFonts w:ascii="Times New Roman" w:hAnsi="Times New Roman"/>
+                <w:b/>
+                <w:i w:val="0"/>
+                <w:color w:val="000000"/>
+                <w:sz w:val="19"/>
+              </w:rPr>
+              <w:t>DenseNet-121</w:t>
+            </w:r>
+          </w:p>
+        </w:tc>
+        <w:tc>
+          <w:tcPr>
+            <w:tcW w:type="dxa" w:w="1440"/>
+            <w:tcMar>
+              <w:top w:w="80" w:type="dxa"/>
+              <w:bottom w:w="80" w:type="dxa"/>
+              <w:left w:w="120" w:type="dxa"/>
+              <w:right w:w="120" w:type="dxa"/>
+            </w:tcMar>
+            <w:tcBorders>
+              <w:top w:val="single" w:sz="4" w:space="0" w:color="D0D0D0"/>
+              <w:bottom w:val="single" w:sz="4" w:space="0" w:color="D0D0D0"/>
+              <w:left w:val="none"/>
+              <w:right w:val="none"/>
+            </w:tcBorders>
+          </w:tcPr>
+          <w:p>
+            <w:pPr>
+              <w:spacing w:after="40" w:line="264" w:lineRule="auto"/>
+              <w:jc w:val="center"/>
+            </w:pPr>
+            <w:r>
+              <w:rPr>
+                <w:rFonts w:ascii="Times New Roman" w:hAnsi="Times New Roman"/>
+                <w:b w:val="0"/>
+                <w:i w:val="0"/>
+                <w:color w:val="000000"/>
+                <w:sz w:val="19"/>
+              </w:rPr>
+              <w:t>0.6860 ± 0.0723</w:t>
+            </w:r>
+          </w:p>
+        </w:tc>
+        <w:tc>
+          <w:tcPr>
+            <w:tcW w:type="dxa" w:w="1440"/>
+            <w:tcMar>
+              <w:top w:w="80" w:type="dxa"/>
+              <w:bottom w:w="80" w:type="dxa"/>
+              <w:left w:w="120" w:type="dxa"/>
+              <w:right w:w="120" w:type="dxa"/>
+            </w:tcMar>
+            <w:tcBorders>
+              <w:top w:val="single" w:sz="4" w:space="0" w:color="D0D0D0"/>
+              <w:bottom w:val="single" w:sz="4" w:space="0" w:color="D0D0D0"/>
+              <w:left w:val="none"/>
+              <w:right w:val="none"/>
+            </w:tcBorders>
+          </w:tcPr>
+          <w:p>
+            <w:pPr>
+              <w:spacing w:after="40" w:line="264" w:lineRule="auto"/>
+              <w:jc w:val="center"/>
+            </w:pPr>
+            <w:r>
+              <w:rPr>
+                <w:rFonts w:ascii="Times New Roman" w:hAnsi="Times New Roman"/>
+                <w:b w:val="0"/>
+                <w:i w:val="0"/>
+                <w:color w:val="000000"/>
+                <w:sz w:val="19"/>
+              </w:rPr>
+              <w:t>0.4083 ± 0.0175</w:t>
+            </w:r>
+          </w:p>
+        </w:tc>
+        <w:tc>
+          <w:tcPr>
+            <w:tcW w:type="dxa" w:w="1440"/>
+            <w:tcMar>
+              <w:top w:w="80" w:type="dxa"/>
+              <w:bottom w:w="80" w:type="dxa"/>
+              <w:left w:w="120" w:type="dxa"/>
+              <w:right w:w="120" w:type="dxa"/>
+            </w:tcMar>
+            <w:tcBorders>
+              <w:top w:val="single" w:sz="4" w:space="0" w:color="D0D0D0"/>
+              <w:bottom w:val="single" w:sz="4" w:space="0" w:color="D0D0D0"/>
+              <w:left w:val="none"/>
+              <w:right w:val="none"/>
+            </w:tcBorders>
+          </w:tcPr>
+          <w:p>
+            <w:pPr>
+              <w:spacing w:after="40" w:line="264" w:lineRule="auto"/>
+              <w:jc w:val="center"/>
+            </w:pPr>
+            <w:r>
+              <w:rPr>
+                <w:rFonts w:ascii="Times New Roman" w:hAnsi="Times New Roman"/>
+                <w:b w:val="0"/>
+                <w:i w:val="0"/>
+                <w:color w:val="000000"/>
+                <w:sz w:val="19"/>
+              </w:rPr>
+              <w:t>0.3310 ± 0.0373</w:t>
+            </w:r>
+          </w:p>
+        </w:tc>
+        <w:tc>
+          <w:tcPr>
+            <w:tcW w:type="dxa" w:w="1440"/>
+            <w:tcMar>
+              <w:top w:w="80" w:type="dxa"/>
+              <w:bottom w:w="80" w:type="dxa"/>
+              <w:left w:w="120" w:type="dxa"/>
+              <w:right w:w="120" w:type="dxa"/>
+            </w:tcMar>
+            <w:tcBorders>
+              <w:top w:val="single" w:sz="4" w:space="0" w:color="D0D0D0"/>
+              <w:bottom w:val="single" w:sz="4" w:space="0" w:color="D0D0D0"/>
+              <w:left w:val="none"/>
+              <w:right w:val="none"/>
+            </w:tcBorders>
+          </w:tcPr>
+          <w:p>
+            <w:pPr>
+              <w:spacing w:after="40" w:line="264" w:lineRule="auto"/>
+              <w:jc w:val="center"/>
+            </w:pPr>
+            <w:r>
+              <w:rPr>
+                <w:rFonts w:ascii="Times New Roman" w:hAnsi="Times New Roman"/>
+                <w:b/>
+                <w:i w:val="0"/>
+                <w:color w:val="000000"/>
+                <w:sz w:val="19"/>
+              </w:rPr>
+              <w:t>0.3575 ± 0.0293</w:t>
+            </w:r>
+          </w:p>
+        </w:tc>
+        <w:tc>
+          <w:tcPr>
+            <w:tcW w:type="dxa" w:w="1440"/>
+            <w:tcMar>
+              <w:top w:w="80" w:type="dxa"/>
+              <w:bottom w:w="80" w:type="dxa"/>
+              <w:left w:w="120" w:type="dxa"/>
+              <w:right w:w="120" w:type="dxa"/>
+            </w:tcMar>
+            <w:tcBorders>
+              <w:top w:val="single" w:sz="4" w:space="0" w:color="D0D0D0"/>
+              <w:bottom w:val="single" w:sz="4" w:space="0" w:color="D0D0D0"/>
+              <w:left w:val="none"/>
+              <w:right w:val="none"/>
+            </w:tcBorders>
+          </w:tcPr>
+          <w:p>
+            <w:pPr>
+              <w:spacing w:after="40" w:line="264" w:lineRule="auto"/>
+              <w:jc w:val="center"/>
+            </w:pPr>
+            <w:r>
+              <w:rPr>
+                <w:rFonts w:ascii="Times New Roman" w:hAnsi="Times New Roman"/>
+                <w:b/>
+                <w:i w:val="0"/>
+                <w:color w:val="000000"/>
+                <w:sz w:val="19"/>
+              </w:rPr>
+              <w:t>0.8296 ± 0.0613</w:t>
+            </w:r>
+          </w:p>
+        </w:tc>
+      </w:tr>
+      <w:tr>
+        <w:tc>
+          <w:tcPr>
+            <w:tcW w:type="dxa" w:w="2160"/>
+            <w:tcMar>
+              <w:top w:w="80" w:type="dxa"/>
+              <w:bottom w:w="80" w:type="dxa"/>
+              <w:left w:w="120" w:type="dxa"/>
+              <w:right w:w="120" w:type="dxa"/>
+            </w:tcMar>
+            <w:tcBorders>
+              <w:top w:val="single" w:sz="4" w:space="0" w:color="D0D0D0"/>
+              <w:bottom w:val="single" w:sz="4" w:space="0" w:color="D0D0D0"/>
+              <w:left w:val="none"/>
+              <w:right w:val="none"/>
+            </w:tcBorders>
+          </w:tcPr>
+          <w:p>
+            <w:pPr>
+              <w:spacing w:after="40" w:line="264" w:lineRule="auto"/>
+              <w:jc w:val="left"/>
+            </w:pPr>
+            <w:r>
+              <w:rPr>
+                <w:rFonts w:ascii="Times New Roman" w:hAnsi="Times New Roman"/>
+                <w:b/>
+                <w:i w:val="0"/>
                 <w:color w:val="000000"/>
                 <w:sz w:val="19"/>
               </w:rPr>
@@ -2784,97 +4985,162 @@
         </w:tc>
         <w:tc>
           <w:tcPr>
-            <w:tcW w:type="dxa" w:w="1728"/>
+            <w:tcW w:type="dxa" w:w="1440"/>
+            <w:tcMar>
+              <w:top w:w="80" w:type="dxa"/>
+              <w:bottom w:w="80" w:type="dxa"/>
+              <w:left w:w="120" w:type="dxa"/>
+              <w:right w:w="120" w:type="dxa"/>
+            </w:tcMar>
             <w:tcBorders>
-              <w:top w:val="single" w:sz="4" w:space="0" w:color="E0E0E0"/>
+              <w:top w:val="single" w:sz="4" w:space="0" w:color="D0D0D0"/>
+              <w:bottom w:val="single" w:sz="4" w:space="0" w:color="D0D0D0"/>
               <w:left w:val="none"/>
-              <w:bottom w:val="single" w:sz="4" w:space="0" w:color="E0E0E0"/>
               <w:right w:val="none"/>
             </w:tcBorders>
           </w:tcPr>
           <w:p>
             <w:pPr>
-              <w:spacing w:after="40"/>
+              <w:spacing w:after="40" w:line="264" w:lineRule="auto"/>
               <w:jc w:val="center"/>
             </w:pPr>
             <w:r>
               <w:rPr>
                 <w:rFonts w:ascii="Times New Roman" w:hAnsi="Times New Roman"/>
+                <w:b w:val="0"/>
+                <w:i w:val="0"/>
                 <w:color w:val="000000"/>
                 <w:sz w:val="19"/>
               </w:rPr>
-              <w:t>0.8498 ± 0.0033</w:t>
+              <w:t>0.6932 ± 0.0304</w:t>
             </w:r>
           </w:p>
         </w:tc>
         <w:tc>
           <w:tcPr>
-            <w:tcW w:type="dxa" w:w="1728"/>
+            <w:tcW w:type="dxa" w:w="1440"/>
+            <w:tcMar>
+              <w:top w:w="80" w:type="dxa"/>
+              <w:bottom w:w="80" w:type="dxa"/>
+              <w:left w:w="120" w:type="dxa"/>
+              <w:right w:w="120" w:type="dxa"/>
+            </w:tcMar>
             <w:tcBorders>
-              <w:top w:val="single" w:sz="4" w:space="0" w:color="E0E0E0"/>
+              <w:top w:val="single" w:sz="4" w:space="0" w:color="D0D0D0"/>
+              <w:bottom w:val="single" w:sz="4" w:space="0" w:color="D0D0D0"/>
               <w:left w:val="none"/>
-              <w:bottom w:val="single" w:sz="4" w:space="0" w:color="E0E0E0"/>
               <w:right w:val="none"/>
             </w:tcBorders>
           </w:tcPr>
           <w:p>
             <w:pPr>
-              <w:spacing w:after="40"/>
+              <w:spacing w:after="40" w:line="264" w:lineRule="auto"/>
               <w:jc w:val="center"/>
             </w:pPr>
             <w:r>
               <w:rPr>
                 <w:rFonts w:ascii="Times New Roman" w:hAnsi="Times New Roman"/>
+                <w:b w:val="0"/>
+                <w:i w:val="0"/>
                 <w:color w:val="000000"/>
                 <w:sz w:val="19"/>
               </w:rPr>
-              <w:t>0.8409 ± 0.0022</w:t>
+              <w:t>0.3798 ± 0.0126</w:t>
             </w:r>
           </w:p>
         </w:tc>
         <w:tc>
           <w:tcPr>
-            <w:tcW w:type="dxa" w:w="1872"/>
+            <w:tcW w:type="dxa" w:w="1440"/>
+            <w:tcMar>
+              <w:top w:w="80" w:type="dxa"/>
+              <w:bottom w:w="80" w:type="dxa"/>
+              <w:left w:w="120" w:type="dxa"/>
+              <w:right w:w="120" w:type="dxa"/>
+            </w:tcMar>
             <w:tcBorders>
-              <w:top w:val="single" w:sz="4" w:space="0" w:color="E0E0E0"/>
+              <w:top w:val="single" w:sz="4" w:space="0" w:color="D0D0D0"/>
+              <w:bottom w:val="single" w:sz="4" w:space="0" w:color="D0D0D0"/>
               <w:left w:val="none"/>
-              <w:bottom w:val="single" w:sz="4" w:space="0" w:color="E0E0E0"/>
               <w:right w:val="none"/>
             </w:tcBorders>
           </w:tcPr>
           <w:p>
             <w:pPr>
-              <w:spacing w:after="40"/>
+              <w:spacing w:after="40" w:line="264" w:lineRule="auto"/>
               <w:jc w:val="center"/>
             </w:pPr>
             <w:r>
               <w:rPr>
                 <w:rFonts w:ascii="Times New Roman" w:hAnsi="Times New Roman"/>
+                <w:b w:val="0"/>
+                <w:i w:val="0"/>
                 <w:color w:val="000000"/>
                 <w:sz w:val="19"/>
               </w:rPr>
-              <w:t>0.9538 ± 0.0020</w:t>
+              <w:t>0.3361 ± 0.0119</w:t>
             </w:r>
           </w:p>
         </w:tc>
         <w:tc>
           <w:tcPr>
-            <w:tcW w:type="dxa" w:w="1872"/>
+            <w:tcW w:type="dxa" w:w="1440"/>
+            <w:tcMar>
+              <w:top w:w="80" w:type="dxa"/>
+              <w:bottom w:w="80" w:type="dxa"/>
+              <w:left w:w="120" w:type="dxa"/>
+              <w:right w:w="120" w:type="dxa"/>
+            </w:tcMar>
             <w:tcBorders>
-              <w:top w:val="single" w:sz="4" w:space="0" w:color="E0E0E0"/>
+              <w:top w:val="single" w:sz="4" w:space="0" w:color="D0D0D0"/>
+              <w:bottom w:val="single" w:sz="4" w:space="0" w:color="D0D0D0"/>
               <w:left w:val="none"/>
-              <w:bottom w:val="single" w:sz="4" w:space="0" w:color="E0E0E0"/>
               <w:right w:val="none"/>
             </w:tcBorders>
           </w:tcPr>
           <w:p>
             <w:pPr>
-              <w:spacing w:after="40"/>
+              <w:spacing w:after="40" w:line="264" w:lineRule="auto"/>
               <w:jc w:val="center"/>
             </w:pPr>
             <w:r>
               <w:rPr>
                 <w:rFonts w:ascii="Times New Roman" w:hAnsi="Times New Roman"/>
+                <w:b w:val="0"/>
+                <w:i w:val="0"/>
+                <w:color w:val="000000"/>
+                <w:sz w:val="19"/>
+              </w:rPr>
+              <w:t>0.3535 ± 0.0100</w:t>
+            </w:r>
+          </w:p>
+        </w:tc>
+        <w:tc>
+          <w:tcPr>
+            <w:tcW w:type="dxa" w:w="1440"/>
+            <w:tcMar>
+              <w:top w:w="80" w:type="dxa"/>
+              <w:bottom w:w="80" w:type="dxa"/>
+              <w:left w:w="120" w:type="dxa"/>
+              <w:right w:w="120" w:type="dxa"/>
+            </w:tcMar>
+            <w:tcBorders>
+              <w:top w:val="single" w:sz="4" w:space="0" w:color="D0D0D0"/>
+              <w:bottom w:val="single" w:sz="4" w:space="0" w:color="D0D0D0"/>
+              <w:left w:val="none"/>
+              <w:right w:val="none"/>
+            </w:tcBorders>
+          </w:tcPr>
+          <w:p>
+            <w:pPr>
+              <w:spacing w:after="40" w:line="264" w:lineRule="auto"/>
+              <w:jc w:val="center"/>
+            </w:pPr>
+            <w:r>
+              <w:rPr>
+                <w:rFonts w:ascii="Times New Roman" w:hAnsi="Times New Roman"/>
+                <w:b w:val="0"/>
+                <w:i w:val="0"/>
                 <w:color w:val="000000"/>
                 <w:sz w:val="19"/>
               </w:rPr>
@@ -2887,148 +5153,29 @@
         <w:tc>
           <w:tcPr>
             <w:tcW w:type="dxa" w:w="2160"/>
+            <w:tcMar>
+              <w:top w:w="80" w:type="dxa"/>
+              <w:bottom w:w="80" w:type="dxa"/>
+              <w:left w:w="120" w:type="dxa"/>
+              <w:right w:w="120" w:type="dxa"/>
+            </w:tcMar>
             <w:tcBorders>
-              <w:top w:val="single" w:sz="4" w:space="0" w:color="E0E0E0"/>
+              <w:top w:val="single" w:sz="4" w:space="0" w:color="D0D0D0"/>
+              <w:bottom w:val="single" w:sz="4" w:space="0" w:color="D0D0D0"/>
               <w:left w:val="none"/>
-              <w:bottom w:val="single" w:sz="4" w:space="0" w:color="E0E0E0"/>
               <w:right w:val="none"/>
             </w:tcBorders>
           </w:tcPr>
           <w:p>
             <w:pPr>
-              <w:spacing w:after="40"/>
+              <w:spacing w:after="40" w:line="264" w:lineRule="auto"/>
               <w:jc w:val="left"/>
             </w:pPr>
             <w:r>
               <w:rPr>
                 <w:rFonts w:ascii="Times New Roman" w:hAnsi="Times New Roman"/>
-                <w:color w:val="000000"/>
-                <w:sz w:val="19"/>
-              </w:rPr>
-              <w:t>DenseNet-121</w:t>
-            </w:r>
-          </w:p>
-        </w:tc>
-        <w:tc>
-          <w:tcPr>
-            <w:tcW w:type="dxa" w:w="1728"/>
-            <w:tcBorders>
-              <w:top w:val="single" w:sz="4" w:space="0" w:color="E0E0E0"/>
-              <w:left w:val="none"/>
-              <w:bottom w:val="single" w:sz="4" w:space="0" w:color="E0E0E0"/>
-              <w:right w:val="none"/>
-            </w:tcBorders>
-          </w:tcPr>
-          <w:p>
-            <w:pPr>
-              <w:spacing w:after="40"/>
-              <w:jc w:val="center"/>
-            </w:pPr>
-            <w:r>
-              <w:rPr>
-                <w:rFonts w:ascii="Times New Roman" w:hAnsi="Times New Roman"/>
-                <w:color w:val="000000"/>
-                <w:sz w:val="19"/>
-              </w:rPr>
-              <w:t>0.8455 ± 0.0022</w:t>
-            </w:r>
-          </w:p>
-        </w:tc>
-        <w:tc>
-          <w:tcPr>
-            <w:tcW w:type="dxa" w:w="1728"/>
-            <w:tcBorders>
-              <w:top w:val="single" w:sz="4" w:space="0" w:color="E0E0E0"/>
-              <w:left w:val="none"/>
-              <w:bottom w:val="single" w:sz="4" w:space="0" w:color="E0E0E0"/>
-              <w:right w:val="none"/>
-            </w:tcBorders>
-          </w:tcPr>
-          <w:p>
-            <w:pPr>
-              <w:spacing w:after="40"/>
-              <w:jc w:val="center"/>
-            </w:pPr>
-            <w:r>
-              <w:rPr>
-                <w:rFonts w:ascii="Times New Roman" w:hAnsi="Times New Roman"/>
-                <w:color w:val="000000"/>
-                <w:sz w:val="19"/>
-              </w:rPr>
-              <w:t>0.8322 ± 0.0055</w:t>
-            </w:r>
-          </w:p>
-        </w:tc>
-        <w:tc>
-          <w:tcPr>
-            <w:tcW w:type="dxa" w:w="1872"/>
-            <w:tcBorders>
-              <w:top w:val="single" w:sz="4" w:space="0" w:color="E0E0E0"/>
-              <w:left w:val="none"/>
-              <w:bottom w:val="single" w:sz="4" w:space="0" w:color="E0E0E0"/>
-              <w:right w:val="none"/>
-            </w:tcBorders>
-          </w:tcPr>
-          <w:p>
-            <w:pPr>
-              <w:spacing w:after="40"/>
-              <w:jc w:val="center"/>
-            </w:pPr>
-            <w:r>
-              <w:rPr>
-                <w:rFonts w:ascii="Times New Roman" w:hAnsi="Times New Roman"/>
-                <w:color w:val="000000"/>
-                <w:sz w:val="19"/>
-              </w:rPr>
-              <w:t>0.9512 ± 0.0024</w:t>
-            </w:r>
-          </w:p>
-        </w:tc>
-        <w:tc>
-          <w:tcPr>
-            <w:tcW w:type="dxa" w:w="1872"/>
-            <w:tcBorders>
-              <w:top w:val="single" w:sz="4" w:space="0" w:color="E0E0E0"/>
-              <w:left w:val="none"/>
-              <w:bottom w:val="single" w:sz="4" w:space="0" w:color="E0E0E0"/>
-              <w:right w:val="none"/>
-            </w:tcBorders>
-          </w:tcPr>
-          <w:p>
-            <w:pPr>
-              <w:spacing w:after="40"/>
-              <w:jc w:val="center"/>
-            </w:pPr>
-            <w:r>
-              <w:rPr>
-                <w:rFonts w:ascii="Times New Roman" w:hAnsi="Times New Roman"/>
-                <w:color w:val="000000"/>
-                <w:sz w:val="19"/>
-              </w:rPr>
-              <w:t>0.8296 ± 0.0613 (BEST)</w:t>
-            </w:r>
-          </w:p>
-        </w:tc>
-      </w:tr>
-      <w:tr>
-        <w:tc>
-          <w:tcPr>
-            <w:tcW w:type="dxa" w:w="2160"/>
-            <w:tcBorders>
-              <w:top w:val="single" w:sz="4" w:space="0" w:color="E0E0E0"/>
-              <w:left w:val="none"/>
-              <w:bottom w:val="single" w:sz="4" w:space="0" w:color="E0E0E0"/>
-              <w:right w:val="none"/>
-            </w:tcBorders>
-          </w:tcPr>
-          <w:p>
-            <w:pPr>
-              <w:spacing w:after="40"/>
-              <w:jc w:val="left"/>
-            </w:pPr>
-            <w:r>
-              <w:rPr>
-                <w:rFonts w:ascii="Times New Roman" w:hAnsi="Times New Roman"/>
+                <w:b/>
+                <w:i w:val="0"/>
                 <w:color w:val="000000"/>
                 <w:sz w:val="19"/>
               </w:rPr>
@@ -3038,97 +5185,162 @@
         </w:tc>
         <w:tc>
           <w:tcPr>
-            <w:tcW w:type="dxa" w:w="1728"/>
+            <w:tcW w:type="dxa" w:w="1440"/>
+            <w:tcMar>
+              <w:top w:w="80" w:type="dxa"/>
+              <w:bottom w:w="80" w:type="dxa"/>
+              <w:left w:w="120" w:type="dxa"/>
+              <w:right w:w="120" w:type="dxa"/>
+            </w:tcMar>
             <w:tcBorders>
-              <w:top w:val="single" w:sz="4" w:space="0" w:color="E0E0E0"/>
+              <w:top w:val="single" w:sz="4" w:space="0" w:color="D0D0D0"/>
+              <w:bottom w:val="single" w:sz="4" w:space="0" w:color="D0D0D0"/>
               <w:left w:val="none"/>
-              <w:bottom w:val="single" w:sz="4" w:space="0" w:color="E0E0E0"/>
               <w:right w:val="none"/>
             </w:tcBorders>
           </w:tcPr>
           <w:p>
             <w:pPr>
-              <w:spacing w:after="40"/>
+              <w:spacing w:after="40" w:line="264" w:lineRule="auto"/>
               <w:jc w:val="center"/>
             </w:pPr>
             <w:r>
               <w:rPr>
                 <w:rFonts w:ascii="Times New Roman" w:hAnsi="Times New Roman"/>
+                <w:b w:val="0"/>
+                <w:i w:val="0"/>
                 <w:color w:val="000000"/>
                 <w:sz w:val="19"/>
               </w:rPr>
-              <w:t>0.8383 ± 0.0091</w:t>
+              <w:t>0.5411 ± 0.0616</w:t>
             </w:r>
           </w:p>
         </w:tc>
         <w:tc>
           <w:tcPr>
-            <w:tcW w:type="dxa" w:w="1728"/>
+            <w:tcW w:type="dxa" w:w="1440"/>
+            <w:tcMar>
+              <w:top w:w="80" w:type="dxa"/>
+              <w:bottom w:w="80" w:type="dxa"/>
+              <w:left w:w="120" w:type="dxa"/>
+              <w:right w:w="120" w:type="dxa"/>
+            </w:tcMar>
             <w:tcBorders>
-              <w:top w:val="single" w:sz="4" w:space="0" w:color="E0E0E0"/>
+              <w:top w:val="single" w:sz="4" w:space="0" w:color="D0D0D0"/>
+              <w:bottom w:val="single" w:sz="4" w:space="0" w:color="D0D0D0"/>
               <w:left w:val="none"/>
-              <w:bottom w:val="single" w:sz="4" w:space="0" w:color="E0E0E0"/>
               <w:right w:val="none"/>
             </w:tcBorders>
           </w:tcPr>
           <w:p>
             <w:pPr>
-              <w:spacing w:after="40"/>
+              <w:spacing w:after="40" w:line="264" w:lineRule="auto"/>
               <w:jc w:val="center"/>
             </w:pPr>
             <w:r>
               <w:rPr>
                 <w:rFonts w:ascii="Times New Roman" w:hAnsi="Times New Roman"/>
+                <w:b w:val="0"/>
+                <w:i w:val="0"/>
                 <w:color w:val="000000"/>
                 <w:sz w:val="19"/>
               </w:rPr>
-              <w:t>0.8269 ± 0.0088</w:t>
+              <w:t>0.4245 ± 0.0092</w:t>
             </w:r>
           </w:p>
         </w:tc>
         <w:tc>
           <w:tcPr>
-            <w:tcW w:type="dxa" w:w="1872"/>
+            <w:tcW w:type="dxa" w:w="1440"/>
+            <w:tcMar>
+              <w:top w:w="80" w:type="dxa"/>
+              <w:bottom w:w="80" w:type="dxa"/>
+              <w:left w:w="120" w:type="dxa"/>
+              <w:right w:w="120" w:type="dxa"/>
+            </w:tcMar>
             <w:tcBorders>
-              <w:top w:val="single" w:sz="4" w:space="0" w:color="E0E0E0"/>
+              <w:top w:val="single" w:sz="4" w:space="0" w:color="D0D0D0"/>
+              <w:bottom w:val="single" w:sz="4" w:space="0" w:color="D0D0D0"/>
               <w:left w:val="none"/>
-              <w:bottom w:val="single" w:sz="4" w:space="0" w:color="E0E0E0"/>
               <w:right w:val="none"/>
             </w:tcBorders>
           </w:tcPr>
           <w:p>
             <w:pPr>
-              <w:spacing w:after="40"/>
+              <w:spacing w:after="40" w:line="264" w:lineRule="auto"/>
               <w:jc w:val="center"/>
             </w:pPr>
             <w:r>
               <w:rPr>
                 <w:rFonts w:ascii="Times New Roman" w:hAnsi="Times New Roman"/>
+                <w:b w:val="0"/>
+                <w:i w:val="0"/>
                 <w:color w:val="000000"/>
                 <w:sz w:val="19"/>
               </w:rPr>
-              <w:t>0.9493 ± 0.0150</w:t>
+              <w:t>0.2495 ± 0.0284</w:t>
             </w:r>
           </w:p>
         </w:tc>
         <w:tc>
           <w:tcPr>
-            <w:tcW w:type="dxa" w:w="1872"/>
+            <w:tcW w:type="dxa" w:w="1440"/>
+            <w:tcMar>
+              <w:top w:w="80" w:type="dxa"/>
+              <w:bottom w:w="80" w:type="dxa"/>
+              <w:left w:w="120" w:type="dxa"/>
+              <w:right w:w="120" w:type="dxa"/>
+            </w:tcMar>
             <w:tcBorders>
-              <w:top w:val="single" w:sz="4" w:space="0" w:color="E0E0E0"/>
+              <w:top w:val="single" w:sz="4" w:space="0" w:color="D0D0D0"/>
+              <w:bottom w:val="single" w:sz="4" w:space="0" w:color="D0D0D0"/>
               <w:left w:val="none"/>
-              <w:bottom w:val="single" w:sz="4" w:space="0" w:color="E0E0E0"/>
               <w:right w:val="none"/>
             </w:tcBorders>
           </w:tcPr>
           <w:p>
             <w:pPr>
-              <w:spacing w:after="40"/>
+              <w:spacing w:after="40" w:line="264" w:lineRule="auto"/>
               <w:jc w:val="center"/>
             </w:pPr>
             <w:r>
               <w:rPr>
                 <w:rFonts w:ascii="Times New Roman" w:hAnsi="Times New Roman"/>
+                <w:b w:val="0"/>
+                <w:i w:val="0"/>
+                <w:color w:val="000000"/>
+                <w:sz w:val="19"/>
+              </w:rPr>
+              <w:t>0.2836 ± 0.0200</w:t>
+            </w:r>
+          </w:p>
+        </w:tc>
+        <w:tc>
+          <w:tcPr>
+            <w:tcW w:type="dxa" w:w="1440"/>
+            <w:tcMar>
+              <w:top w:w="80" w:type="dxa"/>
+              <w:bottom w:w="80" w:type="dxa"/>
+              <w:left w:w="120" w:type="dxa"/>
+              <w:right w:w="120" w:type="dxa"/>
+            </w:tcMar>
+            <w:tcBorders>
+              <w:top w:val="single" w:sz="4" w:space="0" w:color="D0D0D0"/>
+              <w:bottom w:val="single" w:sz="4" w:space="0" w:color="D0D0D0"/>
+              <w:left w:val="none"/>
+              <w:right w:val="none"/>
+            </w:tcBorders>
+          </w:tcPr>
+          <w:p>
+            <w:pPr>
+              <w:spacing w:after="40" w:line="264" w:lineRule="auto"/>
+              <w:jc w:val="center"/>
+            </w:pPr>
+            <w:r>
+              <w:rPr>
+                <w:rFonts w:ascii="Times New Roman" w:hAnsi="Times New Roman"/>
+                <w:b w:val="0"/>
+                <w:i w:val="0"/>
                 <w:color w:val="000000"/>
                 <w:sz w:val="19"/>
               </w:rPr>
@@ -3141,136 +5353,213 @@
         <w:tc>
           <w:tcPr>
             <w:tcW w:type="dxa" w:w="2160"/>
+            <w:tcMar>
+              <w:top w:w="80" w:type="dxa"/>
+              <w:bottom w:w="80" w:type="dxa"/>
+              <w:left w:w="120" w:type="dxa"/>
+              <w:right w:w="120" w:type="dxa"/>
+            </w:tcMar>
             <w:tcBorders>
-              <w:top w:val="single" w:sz="4" w:space="0" w:color="E0E0E0"/>
+              <w:top w:val="single" w:sz="4" w:space="0" w:color="D0D0D0"/>
+              <w:bottom w:val="single" w:sz="4" w:space="0" w:color="D0D0D0"/>
               <w:left w:val="none"/>
-              <w:bottom w:val="single" w:sz="4" w:space="0" w:color="E0E0E0"/>
               <w:right w:val="none"/>
             </w:tcBorders>
           </w:tcPr>
           <w:p>
             <w:pPr>
-              <w:spacing w:after="40"/>
+              <w:spacing w:after="40" w:line="264" w:lineRule="auto"/>
               <w:jc w:val="left"/>
             </w:pPr>
             <w:r>
               <w:rPr>
                 <w:rFonts w:ascii="Times New Roman" w:hAnsi="Times New Roman"/>
+                <w:b/>
+                <w:i w:val="0"/>
                 <w:color w:val="000000"/>
                 <w:sz w:val="19"/>
               </w:rPr>
-              <w:t>Classical HOG + SVM</w:t>
+              <w:t>HOG + SVM Baseline</w:t>
             </w:r>
           </w:p>
         </w:tc>
         <w:tc>
           <w:tcPr>
-            <w:tcW w:type="dxa" w:w="1728"/>
+            <w:tcW w:type="dxa" w:w="1440"/>
+            <w:tcMar>
+              <w:top w:w="80" w:type="dxa"/>
+              <w:bottom w:w="80" w:type="dxa"/>
+              <w:left w:w="120" w:type="dxa"/>
+              <w:right w:w="120" w:type="dxa"/>
+            </w:tcMar>
             <w:tcBorders>
-              <w:top w:val="single" w:sz="4" w:space="0" w:color="E0E0E0"/>
+              <w:top w:val="single" w:sz="4" w:space="0" w:color="D0D0D0"/>
+              <w:bottom w:val="single" w:sz="4" w:space="0" w:color="D0D0D0"/>
               <w:left w:val="none"/>
-              <w:bottom w:val="single" w:sz="4" w:space="0" w:color="E0E0E0"/>
               <w:right w:val="none"/>
             </w:tcBorders>
           </w:tcPr>
           <w:p>
             <w:pPr>
-              <w:spacing w:after="40"/>
+              <w:spacing w:after="40" w:line="264" w:lineRule="auto"/>
               <w:jc w:val="center"/>
             </w:pPr>
             <w:r>
               <w:rPr>
                 <w:rFonts w:ascii="Times New Roman" w:hAnsi="Times New Roman"/>
+                <w:b w:val="0"/>
+                <w:i w:val="0"/>
                 <w:color w:val="000000"/>
                 <w:sz w:val="19"/>
               </w:rPr>
-              <w:t>0.8351</w:t>
+              <w:t>0.1087 (Collapse)</w:t>
             </w:r>
           </w:p>
         </w:tc>
         <w:tc>
           <w:tcPr>
-            <w:tcW w:type="dxa" w:w="1728"/>
+            <w:tcW w:type="dxa" w:w="1440"/>
+            <w:tcMar>
+              <w:top w:w="80" w:type="dxa"/>
+              <w:bottom w:w="80" w:type="dxa"/>
+              <w:left w:w="120" w:type="dxa"/>
+              <w:right w:w="120" w:type="dxa"/>
+            </w:tcMar>
             <w:tcBorders>
-              <w:top w:val="single" w:sz="4" w:space="0" w:color="E0E0E0"/>
+              <w:top w:val="single" w:sz="4" w:space="0" w:color="D0D0D0"/>
+              <w:bottom w:val="single" w:sz="4" w:space="0" w:color="D0D0D0"/>
               <w:left w:val="none"/>
-              <w:bottom w:val="single" w:sz="4" w:space="0" w:color="E0E0E0"/>
               <w:right w:val="none"/>
             </w:tcBorders>
           </w:tcPr>
           <w:p>
             <w:pPr>
-              <w:spacing w:after="40"/>
+              <w:spacing w:after="40" w:line="264" w:lineRule="auto"/>
               <w:jc w:val="center"/>
             </w:pPr>
             <w:r>
               <w:rPr>
                 <w:rFonts w:ascii="Times New Roman" w:hAnsi="Times New Roman"/>
+                <w:b w:val="0"/>
+                <w:i w:val="0"/>
                 <w:color w:val="000000"/>
                 <w:sz w:val="19"/>
               </w:rPr>
-              <w:t>0.7940</w:t>
+              <w:t>0.1724</w:t>
             </w:r>
           </w:p>
         </w:tc>
         <w:tc>
           <w:tcPr>
-            <w:tcW w:type="dxa" w:w="1872"/>
+            <w:tcW w:type="dxa" w:w="1440"/>
+            <w:tcMar>
+              <w:top w:w="80" w:type="dxa"/>
+              <w:bottom w:w="80" w:type="dxa"/>
+              <w:left w:w="120" w:type="dxa"/>
+              <w:right w:w="120" w:type="dxa"/>
+            </w:tcMar>
             <w:tcBorders>
-              <w:top w:val="single" w:sz="4" w:space="0" w:color="E0E0E0"/>
+              <w:top w:val="single" w:sz="4" w:space="0" w:color="D0D0D0"/>
+              <w:bottom w:val="single" w:sz="4" w:space="0" w:color="D0D0D0"/>
               <w:left w:val="none"/>
-              <w:bottom w:val="single" w:sz="4" w:space="0" w:color="E0E0E0"/>
               <w:right w:val="none"/>
             </w:tcBorders>
           </w:tcPr>
           <w:p>
             <w:pPr>
-              <w:spacing w:after="40"/>
+              <w:spacing w:after="40" w:line="264" w:lineRule="auto"/>
               <w:jc w:val="center"/>
             </w:pPr>
             <w:r>
               <w:rPr>
                 <w:rFonts w:ascii="Times New Roman" w:hAnsi="Times New Roman"/>
+                <w:b w:val="0"/>
+                <w:i w:val="0"/>
                 <w:color w:val="000000"/>
                 <w:sz w:val="19"/>
               </w:rPr>
-              <w:t>0.9470</w:t>
+              <w:t>0.0625</w:t>
             </w:r>
           </w:p>
         </w:tc>
         <w:tc>
           <w:tcPr>
-            <w:tcW w:type="dxa" w:w="1872"/>
+            <w:tcW w:type="dxa" w:w="1440"/>
+            <w:tcMar>
+              <w:top w:w="80" w:type="dxa"/>
+              <w:bottom w:w="80" w:type="dxa"/>
+              <w:left w:w="120" w:type="dxa"/>
+              <w:right w:w="120" w:type="dxa"/>
+            </w:tcMar>
             <w:tcBorders>
-              <w:top w:val="single" w:sz="4" w:space="0" w:color="E0E0E0"/>
+              <w:top w:val="single" w:sz="4" w:space="0" w:color="D0D0D0"/>
+              <w:bottom w:val="single" w:sz="4" w:space="0" w:color="D0D0D0"/>
               <w:left w:val="none"/>
-              <w:bottom w:val="single" w:sz="4" w:space="0" w:color="E0E0E0"/>
               <w:right w:val="none"/>
             </w:tcBorders>
           </w:tcPr>
           <w:p>
             <w:pPr>
-              <w:spacing w:after="40"/>
+              <w:spacing w:after="40" w:line="264" w:lineRule="auto"/>
               <w:jc w:val="center"/>
             </w:pPr>
             <w:r>
               <w:rPr>
                 <w:rFonts w:ascii="Times New Roman" w:hAnsi="Times New Roman"/>
+                <w:b w:val="0"/>
+                <w:i w:val="0"/>
                 <w:color w:val="000000"/>
                 <w:sz w:val="19"/>
               </w:rPr>
-              <w:t>0.6052 (COLLAPSE)</w:t>
+              <w:t>0.0917</w:t>
+            </w:r>
+          </w:p>
+        </w:tc>
+        <w:tc>
+          <w:tcPr>
+            <w:tcW w:type="dxa" w:w="1440"/>
+            <w:tcMar>
+              <w:top w:w="80" w:type="dxa"/>
+              <w:bottom w:w="80" w:type="dxa"/>
+              <w:left w:w="120" w:type="dxa"/>
+              <w:right w:w="120" w:type="dxa"/>
+            </w:tcMar>
+            <w:tcBorders>
+              <w:top w:val="single" w:sz="4" w:space="0" w:color="D0D0D0"/>
+              <w:bottom w:val="single" w:sz="4" w:space="0" w:color="D0D0D0"/>
+              <w:left w:val="none"/>
+              <w:right w:val="none"/>
+            </w:tcBorders>
+          </w:tcPr>
+          <w:p>
+            <w:pPr>
+              <w:spacing w:after="40" w:line="264" w:lineRule="auto"/>
+              <w:jc w:val="center"/>
+            </w:pPr>
+            <w:r>
+              <w:rPr>
+                <w:rFonts w:ascii="Times New Roman" w:hAnsi="Times New Roman"/>
+                <w:b w:val="0"/>
+                <w:i w:val="0"/>
+                <w:color w:val="000000"/>
+                <w:sz w:val="19"/>
+              </w:rPr>
+              <w:t>0.6052 (Poor)</w:t>
             </w:r>
           </w:p>
         </w:tc>
       </w:tr>
     </w:tbl>
-    <w:p/>
+    <w:p>
+      <w:pPr>
+        <w:spacing w:after="120"/>
+      </w:pPr>
+    </w:p>
     <w:p>
       <w:pPr>
         <w:pStyle w:val="Heading2"/>
         <w:keepNext/>
-        <w:spacing w:before="240" w:after="120"/>
+        <w:spacing w:before="280" w:after="120"/>
       </w:pPr>
       <w:r>
         <w:rPr>
@@ -3279,16 +5568,37 @@
           <w:color w:val="000000"/>
           <w:sz w:val="26"/>
         </w:rPr>
-        <w:t>6.2 External Validation Generalization Analysis</w:t>
+        <w:t>5.3 Critical Experimental Findings</w:t>
       </w:r>
     </w:p>
     <w:p>
+      <w:pPr>
+        <w:spacing w:line="276" w:lineRule="auto" w:after="120"/>
+        <w:jc w:val="both"/>
+      </w:pPr>
       <w:r>
         <w:rPr>
           <w:rFonts w:ascii="Times New Roman" w:hAnsi="Times New Roman"/>
+          <w:b w:val="0"/>
+          <w:i w:val="0"/>
           <w:sz w:val="22"/>
         </w:rPr>
-        <w:t>On the held-out Montgomery County external test set (414 adult images), classical HOG+SVM collapsed from 0.9470 AUC to 0.6052 AUC due to handcrafted feature rigidity. Conversely, DenseNet-121 maintained superior out-of-distribution discrimination with an external AUC of 0.8296 ± 0.0613, proving the robustness of deep dense connectivity for medical imaging.</w:t>
+        <w:t>1. Deep Learning vs Classical ML: While handcrafted HOG+SVM features achieve reasonable internal accuracy (83.51%), they suffer catastrophic collapse (10.87% accuracy, 0.6052 AUC) when evaluated on external adult scans. Deep CNN backbones maintain high discriminative capacity (DenseNet-121 External AUC: 0.8296).</w:t>
+      </w:r>
+    </w:p>
+    <w:p>
+      <w:pPr>
+        <w:spacing w:line="276" w:lineRule="auto" w:after="120"/>
+        <w:jc w:val="both"/>
+      </w:pPr>
+      <w:r>
+        <w:rPr>
+          <w:rFonts w:ascii="Times New Roman" w:hAnsi="Times New Roman"/>
+          <w:b w:val="0"/>
+          <w:i w:val="0"/>
+          <w:sz w:val="22"/>
+        </w:rPr>
+        <w:t>2. Superior Dense Connectivity: DenseNet-121 demonstrated superior feature preservation across cross-institutional scanner shifts due to feature reuse across dense blocks.</w:t>
       </w:r>
     </w:p>
     <w:p>
@@ -3297,7 +5607,7 @@
         <w:keepNext/>
         <w:spacing w:before="360" w:after="160"/>
         <w:pBdr>
-          <w:bottom w:val="single" w:sz="12" w:space="4" w:color="000000"/>
+          <w:bottom w:val="single" w:sz="16" w:space="4" w:color="000000"/>
         </w:pBdr>
       </w:pPr>
       <w:r>
@@ -3307,16 +5617,67 @@
           <w:color w:val="000000"/>
           <w:sz w:val="32"/>
         </w:rPr>
-        <w:t>7. Production-Grade Web Application &amp; Demonstration</w:t>
+        <w:t>6. Advanced Multimodal &amp; Clinical Extensions Vision</w:t>
       </w:r>
     </w:p>
     <w:p>
+      <w:pPr>
+        <w:spacing w:line="276" w:lineRule="auto" w:after="120"/>
+        <w:jc w:val="both"/>
+      </w:pPr>
       <w:r>
         <w:rPr>
           <w:rFonts w:ascii="Times New Roman" w:hAnsi="Times New Roman"/>
+          <w:b w:val="0"/>
+          <w:i w:val="0"/>
           <w:sz w:val="22"/>
         </w:rPr>
-        <w:t>The interactive Streamlit platform (app/app.py) provides a 4-tab clinical dashboard: Tab 1 (Clinical Screening &amp; DICOM upload), Tab 2 (Plotly Hospital Analytics for 6,900 scans), Tab 3 (Benchmark &amp; Explainability Hub), and Tab 4 (Scientific Integrity Shield &amp; IMRaD Paper Integration).</w:t>
+        <w:t>To expand MedVision AI beyond multi-class screening, future development will integrate:</w:t>
+      </w:r>
+    </w:p>
+    <w:p>
+      <w:pPr>
+        <w:spacing w:line="276" w:lineRule="auto" w:after="120"/>
+        <w:jc w:val="both"/>
+      </w:pPr>
+      <w:r>
+        <w:rPr>
+          <w:rFonts w:ascii="Times New Roman" w:hAnsi="Times New Roman"/>
+          <w:b w:val="0"/>
+          <w:i w:val="0"/>
+          <w:sz w:val="22"/>
+        </w:rPr>
+        <w:t>1. Preliminary AI Radiology Draft Findings Generator: Coupling vision backbone embeddings with LLMs to generate structured text summaries for radiologist review.</w:t>
+      </w:r>
+    </w:p>
+    <w:p>
+      <w:pPr>
+        <w:spacing w:line="276" w:lineRule="auto" w:after="120"/>
+        <w:jc w:val="both"/>
+      </w:pPr>
+      <w:r>
+        <w:rPr>
+          <w:rFonts w:ascii="Times New Roman" w:hAnsi="Times New Roman"/>
+          <w:b w:val="0"/>
+          <w:i w:val="0"/>
+          <w:sz w:val="22"/>
+        </w:rPr>
+        <w:t>2. Medical Visual Question Answering (VQA): Conversational prompt interface enabling clinicians to query specific lung zones against datasets such as MIMIC-CXR-VQA.</w:t>
+      </w:r>
+    </w:p>
+    <w:p>
+      <w:pPr>
+        <w:spacing w:line="276" w:lineRule="auto" w:after="120"/>
+        <w:jc w:val="both"/>
+      </w:pPr>
+      <w:r>
+        <w:rPr>
+          <w:rFonts w:ascii="Times New Roman" w:hAnsi="Times New Roman"/>
+          <w:b w:val="0"/>
+          <w:i w:val="0"/>
+          <w:sz w:val="22"/>
+        </w:rPr>
+        <w:t>3. Multi-Label Pathology Expansion: Extending detection to 14 radiological findings (Cardiomegaly, Effusion, Atelectasis, Pneumothorax).</w:t>
       </w:r>
     </w:p>
     <w:p>
@@ -3325,7 +5686,7 @@
         <w:keepNext/>
         <w:spacing w:before="360" w:after="160"/>
         <w:pBdr>
-          <w:bottom w:val="single" w:sz="12" w:space="4" w:color="000000"/>
+          <w:bottom w:val="single" w:sz="16" w:space="4" w:color="000000"/>
         </w:pBdr>
       </w:pPr>
       <w:r>
@@ -3335,16 +5696,22 @@
           <w:color w:val="000000"/>
           <w:sz w:val="32"/>
         </w:rPr>
-        <w:t>8. Phase 1 Accomplishments &amp; Future Roadmap</w:t>
+        <w:t>7. Summary of Completed Progress and Next Steps</w:t>
       </w:r>
     </w:p>
     <w:p>
+      <w:pPr>
+        <w:spacing w:line="276" w:lineRule="auto" w:after="120"/>
+        <w:jc w:val="both"/>
+      </w:pPr>
       <w:r>
         <w:rPr>
           <w:rFonts w:ascii="Times New Roman" w:hAnsi="Times New Roman"/>
+          <w:b w:val="0"/>
+          <w:i w:val="0"/>
           <w:sz w:val="22"/>
         </w:rPr>
-        <w:t>Phase 1 execution successfully met all empirical, software engineering, and paper writing milestones. Future phase extensions include integrating Large Language Models (LLMs) for automated preliminary radiology draft report generation and Medical Visual Question Answering (VQA).</w:t>
+        <w:t>All core milestones for Progress Report 1 have been successfully completed, verified via automated audit scripts, and committed to Git (commit 9949964 / ab13793).</w:t>
       </w:r>
     </w:p>
     <w:p>
@@ -3353,7 +5720,7 @@
         <w:keepNext/>
         <w:spacing w:before="360" w:after="160"/>
         <w:pBdr>
-          <w:bottom w:val="single" w:sz="12" w:space="4" w:color="000000"/>
+          <w:bottom w:val="single" w:sz="16" w:space="4" w:color="000000"/>
         </w:pBdr>
       </w:pPr>
       <w:r>
@@ -3363,90 +5730,242 @@
           <w:color w:val="000000"/>
           <w:sz w:val="32"/>
         </w:rPr>
-        <w:t>9. References</w:t>
+        <w:t>8. Bibliography and Academic References</w:t>
       </w:r>
     </w:p>
     <w:p>
       <w:pPr>
-        <w:spacing w:after="80"/>
+        <w:spacing w:line="276" w:lineRule="auto" w:after="120"/>
+        <w:jc w:val="both"/>
       </w:pPr>
       <w:r>
         <w:rPr>
           <w:rFonts w:ascii="Times New Roman" w:hAnsi="Times New Roman"/>
-          <w:color w:val="000000"/>
-          <w:sz w:val="19"/>
+          <w:b w:val="0"/>
+          <w:i w:val="0"/>
+          <w:sz w:val="22"/>
         </w:rPr>
-        <w:t>Candemir, S., Jaeger, S., Palaniappan, K., Musco, J. P., Singh, R. K., Xue, Z., ... &amp; McDonald, C. J. (2014). Lung segmentation in chest radiographs using anatomical atlases. IEEE Transactions on Medical Imaging, 33(2), 577-590.</w:t>
+      </w:r>
+      <w:r>
+        <w:rPr>
+          <w:rFonts w:ascii="Times New Roman" w:hAnsi="Times New Roman"/>
+          <w:sz w:val="22"/>
+          <w:u w:val="single"/>
+        </w:rPr>
+        <w:t>Candemir, S., Jaeger, S., Palaniappan, K., Musco, J. P., Singh, R. K., Xue, Z., &amp; Thoma, G. R.</w:t>
+      </w:r>
+      <w:r>
+        <w:rPr>
+          <w:rFonts w:ascii="Times New Roman" w:hAnsi="Times New Roman"/>
+          <w:sz w:val="22"/>
+        </w:rPr>
+        <w:t xml:space="preserve"> (2014). Lung segmentation in chest radiographs using anatomical atlases. IEEE Transactions on Medical Imaging, 33(2), 577-590.</w:t>
       </w:r>
     </w:p>
     <w:p>
       <w:pPr>
-        <w:spacing w:after="80"/>
+        <w:spacing w:line="276" w:lineRule="auto" w:after="120"/>
+        <w:jc w:val="both"/>
       </w:pPr>
       <w:r>
         <w:rPr>
           <w:rFonts w:ascii="Times New Roman" w:hAnsi="Times New Roman"/>
-          <w:color w:val="000000"/>
-          <w:sz w:val="19"/>
+          <w:b w:val="0"/>
+          <w:i w:val="0"/>
+          <w:sz w:val="22"/>
         </w:rPr>
-        <w:t>Jaeger, S., Candemir, S., Antani, S., Wáng, Y. X. J., Lu, P. X., &amp; Thoma, G. (2014). Two public chest X-ray datasets for computer-aided screening of pulmonary diseases. Quantitative Imaging in Medicine and Surgery, 4(6), 475-477.</w:t>
+      </w:r>
+      <w:r>
+        <w:rPr>
+          <w:rFonts w:ascii="Times New Roman" w:hAnsi="Times New Roman"/>
+          <w:sz w:val="22"/>
+          <w:u w:val="single"/>
+        </w:rPr>
+        <w:t>He, K., Zhang, X., Ren, S., &amp; Sun, J.</w:t>
+      </w:r>
+      <w:r>
+        <w:rPr>
+          <w:rFonts w:ascii="Times New Roman" w:hAnsi="Times New Roman"/>
+          <w:sz w:val="22"/>
+        </w:rPr>
+        <w:t xml:space="preserve"> (2016). Deep residual learning for image recognition. In Proceedings of the IEEE Conference on Computer Vision and Pattern Recognition (CVPR) (pp. 770-778).</w:t>
       </w:r>
     </w:p>
     <w:p>
       <w:pPr>
-        <w:spacing w:after="80"/>
+        <w:spacing w:line="276" w:lineRule="auto" w:after="120"/>
+        <w:jc w:val="both"/>
       </w:pPr>
       <w:r>
         <w:rPr>
           <w:rFonts w:ascii="Times New Roman" w:hAnsi="Times New Roman"/>
-          <w:color w:val="000000"/>
-          <w:sz w:val="19"/>
+          <w:b w:val="0"/>
+          <w:i w:val="0"/>
+          <w:sz w:val="22"/>
         </w:rPr>
-        <w:t>Kermany, D. S., Goldbaum, M., Cai, W., Valentim, C. C., Liang, H., Baxter, S. L., ... &amp; Zhang, K. (2018). Identifying medical diagnoses and treating diseases by image-based deep learning. Cell, 172(5), 1122-1131.</w:t>
+      </w:r>
+      <w:r>
+        <w:rPr>
+          <w:rFonts w:ascii="Times New Roman" w:hAnsi="Times New Roman"/>
+          <w:sz w:val="22"/>
+          <w:u w:val="single"/>
+        </w:rPr>
+        <w:t>Huang, G., Liu, Z., Van Der Maaten, L., &amp; Weinberger, K. Q.</w:t>
+      </w:r>
+      <w:r>
+        <w:rPr>
+          <w:rFonts w:ascii="Times New Roman" w:hAnsi="Times New Roman"/>
+          <w:sz w:val="22"/>
+        </w:rPr>
+        <w:t xml:space="preserve"> (2017). Densely connected convolutional networks. In Proceedings of the IEEE Conference on Computer Vision and Pattern Recognition (CVPR) (pp. 4700-4708).</w:t>
       </w:r>
     </w:p>
     <w:p>
       <w:pPr>
-        <w:spacing w:after="80"/>
+        <w:spacing w:line="276" w:lineRule="auto" w:after="120"/>
+        <w:jc w:val="both"/>
       </w:pPr>
       <w:r>
         <w:rPr>
           <w:rFonts w:ascii="Times New Roman" w:hAnsi="Times New Roman"/>
-          <w:color w:val="000000"/>
-          <w:sz w:val="19"/>
+          <w:b w:val="0"/>
+          <w:i w:val="0"/>
+          <w:sz w:val="22"/>
         </w:rPr>
-        <w:t>Rajpurkar, P., Irvin, J., Zhu, K., Yang, B., Mehta, H., Duan, T., ... &amp; Ng, A. Y. (2017). CheXNet: Radiologist-level pneumonia detection on chest X-rays with deep learning. arXiv preprint arXiv:1711.05225.</w:t>
+      </w:r>
+      <w:r>
+        <w:rPr>
+          <w:rFonts w:ascii="Times New Roman" w:hAnsi="Times New Roman"/>
+          <w:sz w:val="22"/>
+          <w:u w:val="single"/>
+        </w:rPr>
+        <w:t>Jaeger, S., Candemir, S., Antani, S., Wáng, Y. X. J., Lu, PX., &amp; Thoma, G.</w:t>
+      </w:r>
+      <w:r>
+        <w:rPr>
+          <w:rFonts w:ascii="Times New Roman" w:hAnsi="Times New Roman"/>
+          <w:sz w:val="22"/>
+        </w:rPr>
+        <w:t xml:space="preserve"> (2014). Two public chest X-ray datasets for computer-aided screening of pulmonary diseases. Quantitative Imaging in Medicine and Surgery, 4(6), 475-477.</w:t>
       </w:r>
     </w:p>
     <w:p>
       <w:pPr>
-        <w:spacing w:after="80"/>
+        <w:spacing w:line="276" w:lineRule="auto" w:after="120"/>
+        <w:jc w:val="both"/>
       </w:pPr>
       <w:r>
         <w:rPr>
           <w:rFonts w:ascii="Times New Roman" w:hAnsi="Times New Roman"/>
-          <w:color w:val="000000"/>
-          <w:sz w:val="19"/>
+          <w:b w:val="0"/>
+          <w:i w:val="0"/>
+          <w:sz w:val="22"/>
         </w:rPr>
-        <w:t>Selvaraju, R. R., Cogswell, M., Das, A., Vedantam, R., Parikh, D., &amp; Batra, D. (2017). Grad-CAM: Visual explanations from deep networks via gradient-based localization. In Proceedings of the IEEE International Conference on Computer Vision (pp. 618-626).</w:t>
+      </w:r>
+      <w:r>
+        <w:rPr>
+          <w:rFonts w:ascii="Times New Roman" w:hAnsi="Times New Roman"/>
+          <w:sz w:val="22"/>
+          <w:u w:val="single"/>
+        </w:rPr>
+        <w:t>Kermany, D. S., Goldbaum, M., Zhang, W., et al.</w:t>
+      </w:r>
+      <w:r>
+        <w:rPr>
+          <w:rFonts w:ascii="Times New Roman" w:hAnsi="Times New Roman"/>
+          <w:sz w:val="22"/>
+        </w:rPr>
+        <w:t xml:space="preserve"> (2018). Identifying medical diagnoses and treating diseases by image-based deep learning. Cell, 172(5), 1122-1131.</w:t>
       </w:r>
     </w:p>
     <w:p>
       <w:pPr>
-        <w:spacing w:after="80"/>
+        <w:spacing w:line="276" w:lineRule="auto" w:after="120"/>
+        <w:jc w:val="both"/>
       </w:pPr>
       <w:r>
         <w:rPr>
           <w:rFonts w:ascii="Times New Roman" w:hAnsi="Times New Roman"/>
-          <w:color w:val="000000"/>
-          <w:sz w:val="19"/>
+          <w:b w:val="0"/>
+          <w:i w:val="0"/>
+          <w:sz w:val="22"/>
         </w:rPr>
-        <w:t>Wightman, R. (2019). PyTorch Image Models (timm). GitHub repository: https://github.com/rwightman/pytorch-image-models.</w:t>
+      </w:r>
+      <w:r>
+        <w:rPr>
+          <w:rFonts w:ascii="Times New Roman" w:hAnsi="Times New Roman"/>
+          <w:sz w:val="22"/>
+          <w:u w:val="single"/>
+        </w:rPr>
+        <w:t>Selvaraju, R. R., Cogswell, M., Das, A., Vedantam, R., Parikh, D., &amp; Batra, D.</w:t>
+      </w:r>
+      <w:r>
+        <w:rPr>
+          <w:rFonts w:ascii="Times New Roman" w:hAnsi="Times New Roman"/>
+          <w:sz w:val="22"/>
+        </w:rPr>
+        <w:t xml:space="preserve"> (2017). Grad-CAM: Visual explanations from deep networks via gradient-based localization. In IEEE International Conference on Computer Vision (ICCV) (pp. 618-626).</w:t>
+      </w:r>
+    </w:p>
+    <w:p>
+      <w:pPr>
+        <w:spacing w:line="276" w:lineRule="auto" w:after="120"/>
+        <w:jc w:val="both"/>
+      </w:pPr>
+      <w:r>
+        <w:rPr>
+          <w:rFonts w:ascii="Times New Roman" w:hAnsi="Times New Roman"/>
+          <w:b w:val="0"/>
+          <w:i w:val="0"/>
+          <w:sz w:val="22"/>
+        </w:rPr>
+      </w:r>
+      <w:r>
+        <w:rPr>
+          <w:rFonts w:ascii="Times New Roman" w:hAnsi="Times New Roman"/>
+          <w:sz w:val="22"/>
+          <w:u w:val="single"/>
+        </w:rPr>
+        <w:t>Tan, M., &amp; Le, Q.</w:t>
+      </w:r>
+      <w:r>
+        <w:rPr>
+          <w:rFonts w:ascii="Times New Roman" w:hAnsi="Times New Roman"/>
+          <w:sz w:val="22"/>
+        </w:rPr>
+        <w:t xml:space="preserve"> (2019). EfficientNet: Rethinking model scaling for convolutional neural networks. International Conference on Machine Learning (ICML) (pp. 6105-6114).</w:t>
+      </w:r>
+    </w:p>
+    <w:p>
+      <w:pPr>
+        <w:spacing w:line="276" w:lineRule="auto" w:after="120"/>
+        <w:jc w:val="both"/>
+      </w:pPr>
+      <w:r>
+        <w:rPr>
+          <w:rFonts w:ascii="Times New Roman" w:hAnsi="Times New Roman"/>
+          <w:b w:val="0"/>
+          <w:i w:val="0"/>
+          <w:sz w:val="22"/>
+        </w:rPr>
+      </w:r>
+      <w:r>
+        <w:rPr>
+          <w:rFonts w:ascii="Times New Roman" w:hAnsi="Times New Roman"/>
+          <w:sz w:val="22"/>
+          <w:u w:val="single"/>
+        </w:rPr>
+        <w:t>Wang, X., Peng, Y., Lu, L., Lu, Z., Bagheri, M., &amp; Summers, R. M.</w:t>
+      </w:r>
+      <w:r>
+        <w:rPr>
+          <w:rFonts w:ascii="Times New Roman" w:hAnsi="Times New Roman"/>
+          <w:sz w:val="22"/>
+        </w:rPr>
+        <w:t xml:space="preserve"> (2022). ChestX-ray8: Hospital-scale chest X-ray database and benchmarks. IEEE CVPR (pp. 2097-2106).</w:t>
       </w:r>
     </w:p>
     <w:sectPr>
-      <w:headerReference w:type="default" r:id="rId9"/>
-      <w:footerReference w:type="default" r:id="rId10"/>
       <w:pgSz w:w="12240" w:h="15840"/>
       <w:pgMar w:top="1440" w:right="1440" w:bottom="1440" w:left="1440" w:header="720" w:footer="720" w:gutter="0"/>
       <w:cols w:space="720"/>
@@ -3454,44 +5973,6 @@
     </w:sectPr>
   </w:body>
 </w:document>
-</file>
-
-<file path=word/footer1.xml><?xml version="1.0" encoding="utf-8"?>
-<w:ftr xmlns:m="http://schemas.openxmlformats.org/officeDocument/2006/math" xmlns:mc="http://schemas.openxmlformats.org/markup-compatibility/2006" xmlns:mo="http://schemas.microsoft.com/office/mac/office/2008/main" xmlns:mv="urn:schemas-microsoft-com:mac:vml" xmlns:o="urn:schemas-microsoft-com:office:office" xmlns:r="http://schemas.openxmlformats.org/officeDocument/2006/relationships" xmlns:v="urn:schemas-microsoft-com:vml" xmlns:w10="urn:schemas-microsoft-com:office:word" xmlns:w14="http://schemas.microsoft.com/office/word/2010/wordml" xmlns:w="http://schemas.openxmlformats.org/wordprocessingml/2006/main" xmlns:wne="http://schemas.microsoft.com/office/word/2006/wordml" xmlns:wp14="http://schemas.microsoft.com/office/word/2010/wordprocessingDrawing" xmlns:wp="http://schemas.openxmlformats.org/drawingml/2006/wordprocessingDrawing" xmlns:wpc="http://schemas.microsoft.com/office/word/2010/wordprocessingCanvas" xmlns:wpg="http://schemas.microsoft.com/office/word/2010/wordprocessingGroup" xmlns:wpi="http://schemas.microsoft.com/office/word/2010/wordprocessingInk" xmlns:wps="http://schemas.microsoft.com/office/word/2010/wordprocessingShape" mc:Ignorable="w14 wp14">
-  <w:p>
-    <w:pPr>
-      <w:pStyle w:val="Footer"/>
-      <w:jc w:val="center"/>
-    </w:pPr>
-    <w:r>
-      <w:rPr>
-        <w:rFonts w:ascii="Times New Roman" w:hAnsi="Times New Roman"/>
-        <w:color w:val="787878"/>
-        <w:sz w:val="17"/>
-      </w:rPr>
-      <w:t xml:space="preserve">CONFIDENTIAL - Clinical Decision Support System Research | Page </w:t>
-    </w:r>
-  </w:p>
-</w:ftr>
-</file>
-
-<file path=word/header1.xml><?xml version="1.0" encoding="utf-8"?>
-<w:hdr xmlns:m="http://schemas.openxmlformats.org/officeDocument/2006/math" xmlns:mc="http://schemas.openxmlformats.org/markup-compatibility/2006" xmlns:mo="http://schemas.microsoft.com/office/mac/office/2008/main" xmlns:mv="urn:schemas-microsoft-com:mac:vml" xmlns:o="urn:schemas-microsoft-com:office:office" xmlns:r="http://schemas.openxmlformats.org/officeDocument/2006/relationships" xmlns:v="urn:schemas-microsoft-com:vml" xmlns:w10="urn:schemas-microsoft-com:office:word" xmlns:w14="http://schemas.microsoft.com/office/word/2010/wordml" xmlns:w="http://schemas.openxmlformats.org/wordprocessingml/2006/main" xmlns:wne="http://schemas.microsoft.com/office/word/2006/wordml" xmlns:wp14="http://schemas.microsoft.com/office/word/2010/wordprocessingDrawing" xmlns:wp="http://schemas.openxmlformats.org/drawingml/2006/wordprocessingDrawing" xmlns:wpc="http://schemas.microsoft.com/office/word/2010/wordprocessingCanvas" xmlns:wpg="http://schemas.microsoft.com/office/word/2010/wordprocessingGroup" xmlns:wpi="http://schemas.microsoft.com/office/word/2010/wordprocessingInk" xmlns:wps="http://schemas.microsoft.com/office/word/2010/wordprocessingShape" mc:Ignorable="w14 wp14">
-  <w:p>
-    <w:pPr>
-      <w:pStyle w:val="Header"/>
-      <w:jc w:val="right"/>
-    </w:pPr>
-    <w:r>
-      <w:rPr>
-        <w:rFonts w:ascii="Times New Roman" w:hAnsi="Times New Roman"/>
-        <w:color w:val="787878"/>
-        <w:sz w:val="17"/>
-      </w:rPr>
-      <w:t>MedVision AI — Phase 1 Progress Report</w:t>
-    </w:r>
-  </w:p>
-</w:hdr>
 </file>
 
 <file path=word/numbering.xml><?xml version="1.0" encoding="utf-8"?>
